--- a/VizsgaRemekDokumentacio(A).docx
+++ b/VizsgaRemekDokumentacio(A).docx
@@ -14,7 +14,7 @@
           <w:noProof/>
         </w:rPr>
         <w:drawing>
-          <wp:anchor distT="0" distB="0" distL="114300" distR="114300" simplePos="0" relativeHeight="251660288" behindDoc="0" locked="0" layoutInCell="1" allowOverlap="1" wp14:anchorId="129897EB" wp14:editId="3A5A3825">
+          <wp:anchor distT="0" distB="0" distL="114300" distR="114300" simplePos="0" relativeHeight="251659264" behindDoc="0" locked="0" layoutInCell="1" allowOverlap="1" wp14:anchorId="129897EB" wp14:editId="40FEC263">
             <wp:simplePos x="0" y="0"/>
             <wp:positionH relativeFrom="margin">
               <wp:align>center</wp:align>
@@ -163,7 +163,7 @@
           <w:szCs w:val="72"/>
         </w:rPr>
         <w:drawing>
-          <wp:anchor distT="0" distB="0" distL="114300" distR="114300" simplePos="0" relativeHeight="251661312" behindDoc="0" locked="0" layoutInCell="1" allowOverlap="1" wp14:anchorId="76D0457E" wp14:editId="1B7646B5">
+          <wp:anchor distT="0" distB="0" distL="114300" distR="114300" simplePos="0" relativeHeight="251660288" behindDoc="0" locked="0" layoutInCell="1" allowOverlap="1" wp14:anchorId="76D0457E" wp14:editId="087424DD">
             <wp:simplePos x="0" y="0"/>
             <wp:positionH relativeFrom="margin">
               <wp:posOffset>3599749</wp:posOffset>
@@ -986,6 +986,9 @@
       <w:bookmarkEnd w:id="3"/>
     </w:p>
     <w:p>
+      <w:pPr>
+        <w:ind w:left="284"/>
+      </w:pPr>
       <w:r>
         <w:t>Csapatunk elgondolkozott, hogy az embernek mi az egyik legfontosabb szükséglete az életben. A pénz. Minél kevesebb kereséssel és gyors megoldással lehetőségük legyen a pénz mielőbbi jutásához. A mi oldalunk célja, hogy ezt megkönnyítsük az embereknek, és hatékonyan, gyorsan tudjanak pénzt szerezni vagy akár másokkal elvégeztetni az őket megterhelő feladatok elvégzését.</w:t>
       </w:r>
@@ -1247,7 +1250,8 @@
     </w:p>
     <w:p>
       <w:pPr>
-        <w:spacing w:after="400"/>
+        <w:spacing w:after="500"/>
+        <w:ind w:left="284"/>
       </w:pPr>
       <w:r>
         <w:t xml:space="preserve">A Villám Meló weboldalunkhoz több fejlesztésre alkalmas </w:t>
@@ -1316,6 +1320,172 @@
         </w:tabs>
       </w:pPr>
       <w:r>
+        <w:rPr>
+          <w:noProof/>
+        </w:rPr>
+        <mc:AlternateContent>
+          <mc:Choice Requires="wpg">
+            <w:drawing>
+              <wp:anchor distT="0" distB="0" distL="114300" distR="114300" simplePos="0" relativeHeight="251666432" behindDoc="0" locked="0" layoutInCell="1" allowOverlap="1" wp14:anchorId="23D12863" wp14:editId="3EA073B6">
+                <wp:simplePos x="0" y="0"/>
+                <wp:positionH relativeFrom="column">
+                  <wp:posOffset>3446444</wp:posOffset>
+                </wp:positionH>
+                <wp:positionV relativeFrom="paragraph">
+                  <wp:posOffset>81331</wp:posOffset>
+                </wp:positionV>
+                <wp:extent cx="46847" cy="421404"/>
+                <wp:effectExtent l="0" t="0" r="10795" b="17145"/>
+                <wp:wrapNone/>
+                <wp:docPr id="18" name="Csoportba foglalás 18"/>
+                <wp:cNvGraphicFramePr/>
+                <a:graphic xmlns:a="http://schemas.openxmlformats.org/drawingml/2006/main">
+                  <a:graphicData uri="http://schemas.microsoft.com/office/word/2010/wordprocessingGroup">
+                    <wpg:wgp>
+                      <wpg:cNvGrpSpPr/>
+                      <wpg:grpSpPr>
+                        <a:xfrm>
+                          <a:off x="0" y="0"/>
+                          <a:ext cx="46847" cy="421404"/>
+                          <a:chOff x="5934" y="5610"/>
+                          <a:chExt cx="46847" cy="421404"/>
+                        </a:xfrm>
+                      </wpg:grpSpPr>
+                      <wps:wsp>
+                        <wps:cNvPr id="5" name="Ellipszis 5"/>
+                        <wps:cNvSpPr/>
+                        <wps:spPr>
+                          <a:xfrm flipH="1">
+                            <a:off x="5934" y="5610"/>
+                            <a:ext cx="45720" cy="45720"/>
+                          </a:xfrm>
+                          <a:prstGeom prst="ellipse">
+                            <a:avLst/>
+                          </a:prstGeom>
+                        </wps:spPr>
+                        <wps:style>
+                          <a:lnRef idx="2">
+                            <a:schemeClr val="dk1">
+                              <a:shade val="50000"/>
+                            </a:schemeClr>
+                          </a:lnRef>
+                          <a:fillRef idx="1">
+                            <a:schemeClr val="dk1"/>
+                          </a:fillRef>
+                          <a:effectRef idx="0">
+                            <a:schemeClr val="dk1"/>
+                          </a:effectRef>
+                          <a:fontRef idx="minor">
+                            <a:schemeClr val="lt1"/>
+                          </a:fontRef>
+                        </wps:style>
+                        <wps:bodyPr rot="0" spcFirstLastPara="0" vertOverflow="overflow" horzOverflow="overflow" vert="horz" wrap="square" lIns="91440" tIns="45720" rIns="91440" bIns="45720" numCol="1" spcCol="0" rtlCol="0" fromWordArt="0" anchor="ctr" anchorCtr="0" forceAA="0" compatLnSpc="1">
+                          <a:prstTxWarp prst="textNoShape">
+                            <a:avLst/>
+                          </a:prstTxWarp>
+                          <a:noAutofit/>
+                        </wps:bodyPr>
+                      </wps:wsp>
+                      <wps:wsp>
+                        <wps:cNvPr id="16" name="Ellipszis 16"/>
+                        <wps:cNvSpPr/>
+                        <wps:spPr>
+                          <a:xfrm flipH="1">
+                            <a:off x="7061" y="190647"/>
+                            <a:ext cx="45720" cy="45720"/>
+                          </a:xfrm>
+                          <a:prstGeom prst="ellipse">
+                            <a:avLst/>
+                          </a:prstGeom>
+                        </wps:spPr>
+                        <wps:style>
+                          <a:lnRef idx="2">
+                            <a:schemeClr val="dk1">
+                              <a:shade val="50000"/>
+                            </a:schemeClr>
+                          </a:lnRef>
+                          <a:fillRef idx="1">
+                            <a:schemeClr val="dk1"/>
+                          </a:fillRef>
+                          <a:effectRef idx="0">
+                            <a:schemeClr val="dk1"/>
+                          </a:effectRef>
+                          <a:fontRef idx="minor">
+                            <a:schemeClr val="lt1"/>
+                          </a:fontRef>
+                        </wps:style>
+                        <wps:bodyPr rot="0" spcFirstLastPara="0" vertOverflow="overflow" horzOverflow="overflow" vert="horz" wrap="square" lIns="91440" tIns="45720" rIns="91440" bIns="45720" numCol="1" spcCol="0" rtlCol="0" fromWordArt="0" anchor="ctr" anchorCtr="0" forceAA="0" compatLnSpc="1">
+                          <a:prstTxWarp prst="textNoShape">
+                            <a:avLst/>
+                          </a:prstTxWarp>
+                          <a:noAutofit/>
+                        </wps:bodyPr>
+                      </wps:wsp>
+                      <wps:wsp>
+                        <wps:cNvPr id="17" name="Ellipszis 17"/>
+                        <wps:cNvSpPr/>
+                        <wps:spPr>
+                          <a:xfrm flipH="1">
+                            <a:off x="7059" y="381294"/>
+                            <a:ext cx="45720" cy="45720"/>
+                          </a:xfrm>
+                          <a:prstGeom prst="ellipse">
+                            <a:avLst/>
+                          </a:prstGeom>
+                        </wps:spPr>
+                        <wps:style>
+                          <a:lnRef idx="2">
+                            <a:schemeClr val="dk1">
+                              <a:shade val="50000"/>
+                            </a:schemeClr>
+                          </a:lnRef>
+                          <a:fillRef idx="1">
+                            <a:schemeClr val="dk1"/>
+                          </a:fillRef>
+                          <a:effectRef idx="0">
+                            <a:schemeClr val="dk1"/>
+                          </a:effectRef>
+                          <a:fontRef idx="minor">
+                            <a:schemeClr val="lt1"/>
+                          </a:fontRef>
+                        </wps:style>
+                        <wps:bodyPr rot="0" spcFirstLastPara="0" vertOverflow="overflow" horzOverflow="overflow" vert="horz" wrap="square" lIns="91440" tIns="45720" rIns="91440" bIns="45720" numCol="1" spcCol="0" rtlCol="0" fromWordArt="0" anchor="ctr" anchorCtr="0" forceAA="0" compatLnSpc="1">
+                          <a:prstTxWarp prst="textNoShape">
+                            <a:avLst/>
+                          </a:prstTxWarp>
+                          <a:noAutofit/>
+                        </wps:bodyPr>
+                      </wps:wsp>
+                    </wpg:wgp>
+                  </a:graphicData>
+                </a:graphic>
+                <wp14:sizeRelH relativeFrom="margin">
+                  <wp14:pctWidth>0</wp14:pctWidth>
+                </wp14:sizeRelH>
+                <wp14:sizeRelV relativeFrom="margin">
+                  <wp14:pctHeight>0</wp14:pctHeight>
+                </wp14:sizeRelV>
+              </wp:anchor>
+            </w:drawing>
+          </mc:Choice>
+          <mc:Fallback>
+            <w:pict>
+              <v:group w14:anchorId="14681CDC" id="Csoportba foglalás 18" o:spid="_x0000_s1026" style="position:absolute;margin-left:271.35pt;margin-top:6.4pt;width:3.7pt;height:33.2pt;z-index:251666432;mso-width-relative:margin;mso-height-relative:margin" coordorigin="5934,5610" coordsize="46847,421404" o:gfxdata="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">
+                <v:oval id="Ellipszis 5" o:spid="_x0000_s1027" style="position:absolute;left:5934;top:5610;width:45720;height:45720;flip:x;visibility:visible;mso-wrap-style:square;v-text-anchor:middle" o:gfxdata="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" fillcolor="black [3200]" strokecolor="black [1600]" strokeweight="1pt">
+                  <v:stroke joinstyle="miter"/>
+                </v:oval>
+                <v:oval id="Ellipszis 16" o:spid="_x0000_s1028" style="position:absolute;left:7061;top:190647;width:45720;height:45720;flip:x;visibility:visible;mso-wrap-style:square;v-text-anchor:middle" o:gfxdata="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" fillcolor="black [3200]" strokecolor="black [1600]" strokeweight="1pt">
+                  <v:stroke joinstyle="miter"/>
+                </v:oval>
+                <v:oval id="Ellipszis 17" o:spid="_x0000_s1029" style="position:absolute;left:7059;top:381294;width:45720;height:45720;flip:x;visibility:visible;mso-wrap-style:square;v-text-anchor:middle" o:gfxdata="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" fillcolor="black [3200]" strokecolor="black [1600]" strokeweight="1pt">
+                  <v:stroke joinstyle="miter"/>
+                </v:oval>
+              </v:group>
+            </w:pict>
+          </mc:Fallback>
+        </mc:AlternateContent>
+      </w:r>
+      <w:r>
         <w:t>HTML</w:t>
       </w:r>
       <w:r>
@@ -1356,6 +1526,8 @@
         <w:tabs>
           <w:tab w:val="left" w:pos="5670"/>
         </w:tabs>
+        <w:spacing w:after="500"/>
+        <w:ind w:left="1281" w:hanging="357"/>
       </w:pPr>
       <w:r>
         <w:t>CSS</w:t>
@@ -1364,14 +1536,89 @@
         <w:tab/>
         <w:t>XAMPP</w:t>
       </w:r>
-    </w:p>
-    <w:p>
-      <w:r>
-        <w:t>A frontend</w:t>
-      </w:r>
       <w:bookmarkStart w:id="9" w:name="_GoBack"/>
       <w:bookmarkEnd w:id="9"/>
     </w:p>
+    <w:p>
+      <w:pPr>
+        <w:spacing w:after="400"/>
+        <w:ind w:left="284"/>
+      </w:pPr>
+      <w:r>
+        <w:t>A</w:t>
+      </w:r>
+      <w:r>
+        <w:t xml:space="preserve"> </w:t>
+      </w:r>
+      <w:r>
+        <w:rPr>
+          <w:b/>
+        </w:rPr>
+        <w:t>Frontendben</w:t>
+      </w:r>
+      <w:r>
+        <w:t xml:space="preserve"> leírt nyelvek teszik lehetővé a felhasználók interakcióját a</w:t>
+      </w:r>
+      <w:r>
+        <w:t xml:space="preserve"> Villám Meló oldalon </w:t>
+      </w:r>
+      <w:r>
+        <w:t xml:space="preserve">és az egyik legfontosabb jellegzetességét minden </w:t>
+      </w:r>
+      <w:r>
+        <w:t>web</w:t>
+      </w:r>
+      <w:r>
+        <w:t>oldalnak a kinézetét, megjelenését</w:t>
+      </w:r>
+      <w:r>
+        <w:t>. A</w:t>
+      </w:r>
+      <w:r>
+        <w:t xml:space="preserve"> dinamikus mozgások</w:t>
+      </w:r>
+      <w:r>
+        <w:t xml:space="preserve"> és</w:t>
+      </w:r>
+      <w:r>
+        <w:t xml:space="preserve"> animációk </w:t>
+      </w:r>
+      <w:r>
+        <w:t>szintén ezeknek a felhasználásával történnek meg</w:t>
+      </w:r>
+      <w:r>
+        <w:t>.</w:t>
+      </w:r>
+    </w:p>
+    <w:p>
+      <w:pPr>
+        <w:ind w:left="284"/>
+      </w:pPr>
+      <w:r>
+        <w:t xml:space="preserve">A </w:t>
+      </w:r>
+      <w:r>
+        <w:rPr>
+          <w:b/>
+        </w:rPr>
+        <w:t>Backend</w:t>
+      </w:r>
+      <w:r>
+        <w:t>, a már említett frontend elemek funkcionalitását teszi lehetővé, és ezek a folyamatok általában a háttérben történnek</w:t>
+      </w:r>
+      <w:r>
+        <w:t>. Adatbázis használatával tároljuk az adatokat melyet a felhasználók megadnak.</w:t>
+      </w:r>
+    </w:p>
+    <w:p>
+      <w:pPr>
+        <w:pStyle w:val="Cmsor2"/>
+      </w:pPr>
+      <w:r>
+        <w:t>Fejlesztésre használt eszközök</w:t>
+      </w:r>
+    </w:p>
+    <w:p/>
     <w:p>
       <w:pPr>
         <w:pStyle w:val="Cm"/>
@@ -1650,7 +1897,7 @@
                 </wp:anchor>
               </w:drawing>
             </mc:Choice>
-            <mc:Fallback xmlns:w16sdtfl="http://schemas.microsoft.com/office/word/2024/wordml/sdtformatlock" xmlns:w16sdtdh="http://schemas.microsoft.com/office/word/2020/wordml/sdtdatahash" xmlns:w16du="http://schemas.microsoft.com/office/word/2023/wordml/word16du" xmlns:w16="http://schemas.microsoft.com/office/word/2018/wordml" xmlns:w16cex="http://schemas.microsoft.com/office/word/2018/wordml/cex" xmlns:oel="http://schemas.microsoft.com/office/2019/extlst">
+            <mc:Fallback xmlns:oel="http://schemas.microsoft.com/office/2019/extlst" xmlns:w16cex="http://schemas.microsoft.com/office/word/2018/wordml/cex" xmlns:w16="http://schemas.microsoft.com/office/word/2018/wordml" xmlns:w16du="http://schemas.microsoft.com/office/word/2023/wordml/word16du" xmlns:w16sdtdh="http://schemas.microsoft.com/office/word/2020/wordml/sdtdatahash" xmlns:w16sdtfl="http://schemas.microsoft.com/office/word/2024/wordml/sdtformatlock">
               <w:pict>
                 <v:group w14:anchorId="53293A81" id="Csoportba foglalás 12" o:spid="_x0000_s1026" style="position:absolute;margin-left:0;margin-top:-8.2pt;width:149.55pt;height:39pt;z-index:-251654144;mso-position-horizontal:center;mso-position-horizontal-relative:margin" coordsize="18995,4953" o:gfxdata="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">
                   <v:oval id="Ellipszis 8" o:spid="_x0000_s1027" style="position:absolute;left:6921;width:4953;height:4953;visibility:visible;mso-wrap-style:square;v-text-anchor:middle" o:gfxdata="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" fillcolor="#764ba2" strokecolor="white [3212]" strokeweight="1pt">
@@ -3074,6 +3321,7 @@
   <w:style w:type="character" w:default="1" w:styleId="Bekezdsalapbettpusa">
     <w:name w:val="Default Paragraph Font"/>
     <w:uiPriority w:val="1"/>
+    <w:semiHidden/>
     <w:unhideWhenUsed/>
   </w:style>
   <w:style w:type="table" w:default="1" w:styleId="Normltblzat">
@@ -3660,7 +3908,7 @@
 </file>
 
 <file path=customXml/itemProps1.xml><?xml version="1.0" encoding="utf-8"?>
-<ds:datastoreItem xmlns:ds="http://schemas.openxmlformats.org/officeDocument/2006/customXml" ds:itemID="{B27DA178-2B3B-4097-B92A-528420F8C925}">
+<ds:datastoreItem xmlns:ds="http://schemas.openxmlformats.org/officeDocument/2006/customXml" ds:itemID="{D2F3A964-5C11-4B61-91C6-C7C6AA4655EF}">
   <ds:schemaRefs>
     <ds:schemaRef ds:uri="http://schemas.openxmlformats.org/officeDocument/2006/bibliography"/>
   </ds:schemaRefs>

--- a/VizsgaRemekDokumentacio(A).docx
+++ b/VizsgaRemekDokumentacio(A).docx
@@ -1,17 +1,26 @@
 
 <file path=word/document.xml><?xml version="1.0" encoding="utf-8"?>
-<w:document xmlns:wpc="http://schemas.microsoft.com/office/word/2010/wordprocessingCanvas" xmlns:cx="http://schemas.microsoft.com/office/drawing/2014/chartex" xmlns:cx1="http://schemas.microsoft.com/office/drawing/2015/9/8/chartex" xmlns:cx2="http://schemas.microsoft.com/office/drawing/2015/10/21/chartex" xmlns:cx3="http://schemas.microsoft.com/office/drawing/2016/5/9/chartex" xmlns:cx4="http://schemas.microsoft.com/office/drawing/2016/5/10/chartex" xmlns:cx5="http://schemas.microsoft.com/office/drawing/2016/5/11/chartex" xmlns:cx6="http://schemas.microsoft.com/office/drawing/2016/5/12/chartex" xmlns:cx7="http://schemas.microsoft.com/office/drawing/2016/5/13/chartex" xmlns:cx8="http://schemas.microsoft.com/office/drawing/2016/5/14/chartex" xmlns:mc="http://schemas.openxmlformats.org/markup-compatibility/2006" xmlns:aink="http://schemas.microsoft.com/office/drawing/2016/ink" xmlns:am3d="http://schemas.microsoft.com/office/drawing/2017/model3d" xmlns:o="urn:schemas-microsoft-com:office:office" xmlns:r="http://schemas.openxmlformats.org/officeDocument/2006/relationships" xmlns:m="http://schemas.openxmlformats.org/officeDocument/2006/math" xmlns:v="urn:schemas-microsoft-com:vml" xmlns:wp14="http://schemas.microsoft.com/office/word/2010/wordprocessingDrawing" xmlns:wp="http://schemas.openxmlformats.org/drawingml/2006/wordprocessingDrawing" xmlns:w10="urn:schemas-microsoft-com:office:word" xmlns:w="http://schemas.openxmlformats.org/wordprocessingml/2006/main" xmlns:w14="http://schemas.microsoft.com/office/word/2010/wordml" xmlns:w15="http://schemas.microsoft.com/office/word/2012/wordml" xmlns:w16cid="http://schemas.microsoft.com/office/word/2016/wordml/cid" xmlns:w16se="http://schemas.microsoft.com/office/word/2015/wordml/symex" xmlns:wpg="http://schemas.microsoft.com/office/word/2010/wordprocessingGroup" xmlns:wpi="http://schemas.microsoft.com/office/word/2010/wordprocessingInk" xmlns:wne="http://schemas.microsoft.com/office/word/2006/wordml" xmlns:wps="http://schemas.microsoft.com/office/word/2010/wordprocessingShape" mc:Ignorable="w14 w15 w16se w16cid wp14">
+<w:document xmlns:wpc="http://schemas.microsoft.com/office/word/2010/wordprocessingCanvas" xmlns:cx="http://schemas.microsoft.com/office/drawing/2014/chartex" xmlns:cx1="http://schemas.microsoft.com/office/drawing/2015/9/8/chartex" xmlns:cx2="http://schemas.microsoft.com/office/drawing/2015/10/21/chartex" xmlns:cx3="http://schemas.microsoft.com/office/drawing/2016/5/9/chartex" xmlns:cx4="http://schemas.microsoft.com/office/drawing/2016/5/10/chartex" xmlns:cx5="http://schemas.microsoft.com/office/drawing/2016/5/11/chartex" xmlns:cx6="http://schemas.microsoft.com/office/drawing/2016/5/12/chartex" xmlns:cx7="http://schemas.microsoft.com/office/drawing/2016/5/13/chartex" xmlns:cx8="http://schemas.microsoft.com/office/drawing/2016/5/14/chartex" xmlns:mc="http://schemas.openxmlformats.org/markup-compatibility/2006" xmlns:aink="http://schemas.microsoft.com/office/drawing/2016/ink" xmlns:am3d="http://schemas.microsoft.com/office/drawing/2017/model3d" xmlns:o="urn:schemas-microsoft-com:office:office" xmlns:oel="http://schemas.microsoft.com/office/2019/extlst" xmlns:r="http://schemas.openxmlformats.org/officeDocument/2006/relationships" xmlns:m="http://schemas.openxmlformats.org/officeDocument/2006/math" xmlns:v="urn:schemas-microsoft-com:vml" xmlns:wp14="http://schemas.microsoft.com/office/word/2010/wordprocessingDrawing" xmlns:wp="http://schemas.openxmlformats.org/drawingml/2006/wordprocessingDrawing" xmlns:w10="urn:schemas-microsoft-com:office:word" xmlns:w="http://schemas.openxmlformats.org/wordprocessingml/2006/main" xmlns:w14="http://schemas.microsoft.com/office/word/2010/wordml" xmlns:w15="http://schemas.microsoft.com/office/word/2012/wordml" xmlns:w16cex="http://schemas.microsoft.com/office/word/2018/wordml/cex" xmlns:w16cid="http://schemas.microsoft.com/office/word/2016/wordml/cid" xmlns:w16="http://schemas.microsoft.com/office/word/2018/wordml" xmlns:w16du="http://schemas.microsoft.com/office/word/2023/wordml/word16du" xmlns:w16sdtdh="http://schemas.microsoft.com/office/word/2020/wordml/sdtdatahash" xmlns:w16sdtfl="http://schemas.microsoft.com/office/word/2024/wordml/sdtformatlock" xmlns:w16se="http://schemas.microsoft.com/office/word/2015/wordml/symex" xmlns:wpg="http://schemas.microsoft.com/office/word/2010/wordprocessingGroup" xmlns:wpi="http://schemas.microsoft.com/office/word/2010/wordprocessingInk" xmlns:wne="http://schemas.microsoft.com/office/word/2006/wordml" xmlns:wps="http://schemas.microsoft.com/office/word/2010/wordprocessingShape" mc:Ignorable="w14 w15 w16se w16cid w16 w16cex w16sdtdh w16sdtfl w16du wp14">
   <w:body>
     <w:p>
       <w:pPr>
-        <w:pStyle w:val="Cmsor1"/>
+        <w:pBdr>
+          <w:top w:val="single" w:sz="12" w:space="1" w:color="AB60FE"/>
+          <w:bottom w:val="single" w:sz="12" w:space="1" w:color="AB60FE"/>
+        </w:pBdr>
+        <w:shd w:val="clear" w:color="auto" w:fill="764BA2"/>
+        <w:jc w:val="center"/>
       </w:pPr>
       <w:r>
         <w:br/>
       </w:r>
       <w:r>
         <w:rPr>
-          <w:noProof/>
+          <w:rFonts w:ascii="Arial" w:hAnsi="Arial" w:cs="Arial"/>
+          <w:b/>
+          <w:color w:val="FFFFFF" w:themeColor="background1"/>
+          <w:sz w:val="36"/>
+          <w:szCs w:val="36"/>
         </w:rPr>
         <w:drawing>
           <wp:anchor distT="0" distB="0" distL="114300" distR="114300" simplePos="0" relativeHeight="251659264" behindDoc="0" locked="0" layoutInCell="1" allowOverlap="1" wp14:anchorId="129897EB" wp14:editId="40FEC263">
@@ -77,7 +86,53 @@
         </w:drawing>
       </w:r>
       <w:r>
-        <w:t>Budapesti Komplex Szakképzési Centrum</w:t>
+        <w:rPr>
+          <w:rFonts w:ascii="Arial" w:hAnsi="Arial" w:cs="Arial"/>
+          <w:b/>
+          <w:color w:val="FFFFFF" w:themeColor="background1"/>
+          <w:sz w:val="36"/>
+          <w:szCs w:val="36"/>
+        </w:rPr>
+        <w:t>Budapesti</w:t>
+      </w:r>
+      <w:r>
+        <w:t xml:space="preserve"> </w:t>
+      </w:r>
+      <w:r>
+        <w:rPr>
+          <w:rFonts w:ascii="Arial" w:hAnsi="Arial" w:cs="Arial"/>
+          <w:b/>
+          <w:color w:val="FFFFFF" w:themeColor="background1"/>
+          <w:sz w:val="36"/>
+          <w:szCs w:val="36"/>
+        </w:rPr>
+        <w:t>Komplex</w:t>
+      </w:r>
+      <w:r>
+        <w:t xml:space="preserve"> </w:t>
+      </w:r>
+      <w:r>
+        <w:rPr>
+          <w:rFonts w:ascii="Arial" w:hAnsi="Arial" w:cs="Arial"/>
+          <w:b/>
+          <w:color w:val="FFFFFF" w:themeColor="background1"/>
+          <w:sz w:val="36"/>
+          <w:szCs w:val="36"/>
+        </w:rPr>
+        <w:t>Szakképzési</w:t>
+      </w:r>
+      <w:r>
+        <w:t xml:space="preserve"> </w:t>
+      </w:r>
+      <w:r>
+        <w:rPr>
+          <w:rFonts w:ascii="Arial" w:hAnsi="Arial" w:cs="Arial"/>
+          <w:b/>
+          <w:color w:val="FFFFFF" w:themeColor="background1"/>
+          <w:sz w:val="36"/>
+          <w:szCs w:val="36"/>
+        </w:rPr>
+        <w:t>Centrum</w:t>
       </w:r>
     </w:p>
     <w:p>
@@ -369,7 +424,7 @@
         </w:rPr>
         <w:fldChar w:fldCharType="separate"/>
       </w:r>
-      <w:hyperlink w:anchor="_Toc221121626" w:history="1">
+      <w:hyperlink w:anchor="_Toc221634151" w:history="1">
         <w:r>
           <w:rPr>
             <w:rStyle w:val="Hiperhivatkozs"/>
@@ -396,7 +451,7 @@
             <w:noProof/>
             <w:webHidden/>
           </w:rPr>
-          <w:instrText xml:space="preserve"> PAGEREF _Toc221121626 \h </w:instrText>
+          <w:instrText xml:space="preserve"> PAGEREF _Toc221634151 \h </w:instrText>
         </w:r>
         <w:r>
           <w:rPr>
@@ -445,7 +500,7 @@
           <w14:ligatures w14:val="standardContextual"/>
         </w:rPr>
       </w:pPr>
-      <w:hyperlink w:anchor="_Toc221121627" w:history="1">
+      <w:hyperlink w:anchor="_Toc221634152" w:history="1">
         <w:r>
           <w:rPr>
             <w:rStyle w:val="Hiperhivatkozs"/>
@@ -472,7 +527,7 @@
             <w:noProof/>
             <w:webHidden/>
           </w:rPr>
-          <w:instrText xml:space="preserve"> PAGEREF _Toc221121627 \h </w:instrText>
+          <w:instrText xml:space="preserve"> PAGEREF _Toc221634152 \h </w:instrText>
         </w:r>
         <w:r>
           <w:rPr>
@@ -521,7 +576,7 @@
           <w14:ligatures w14:val="standardContextual"/>
         </w:rPr>
       </w:pPr>
-      <w:hyperlink w:anchor="_Toc221121628" w:history="1">
+      <w:hyperlink w:anchor="_Toc221634153" w:history="1">
         <w:r>
           <w:rPr>
             <w:rStyle w:val="Hiperhivatkozs"/>
@@ -548,7 +603,7 @@
             <w:noProof/>
             <w:webHidden/>
           </w:rPr>
-          <w:instrText xml:space="preserve"> PAGEREF _Toc221121628 \h </w:instrText>
+          <w:instrText xml:space="preserve"> PAGEREF _Toc221634153 \h </w:instrText>
         </w:r>
         <w:r>
           <w:rPr>
@@ -597,7 +652,7 @@
           <w14:ligatures w14:val="standardContextual"/>
         </w:rPr>
       </w:pPr>
-      <w:hyperlink w:anchor="_Toc221121629" w:history="1">
+      <w:hyperlink w:anchor="_Toc221634154" w:history="1">
         <w:r>
           <w:rPr>
             <w:rStyle w:val="Hiperhivatkozs"/>
@@ -624,7 +679,7 @@
             <w:noProof/>
             <w:webHidden/>
           </w:rPr>
-          <w:instrText xml:space="preserve"> PAGEREF _Toc221121629 \h </w:instrText>
+          <w:instrText xml:space="preserve"> PAGEREF _Toc221634154 \h </w:instrText>
         </w:r>
         <w:r>
           <w:rPr>
@@ -670,7 +725,7 @@
           <w14:ligatures w14:val="standardContextual"/>
         </w:rPr>
       </w:pPr>
-      <w:hyperlink w:anchor="_Toc221121630" w:history="1">
+      <w:hyperlink w:anchor="_Toc221634155" w:history="1">
         <w:r>
           <w:rPr>
             <w:rStyle w:val="Hiperhivatkozs"/>
@@ -697,7 +752,159 @@
             <w:noProof/>
             <w:webHidden/>
           </w:rPr>
-          <w:instrText xml:space="preserve"> PAGEREF _Toc221121630 \h </w:instrText>
+          <w:instrText xml:space="preserve"> PAGEREF _Toc221634155 \h </w:instrText>
+        </w:r>
+        <w:r>
+          <w:rPr>
+            <w:noProof/>
+            <w:webHidden/>
+          </w:rPr>
+        </w:r>
+        <w:r>
+          <w:rPr>
+            <w:noProof/>
+            <w:webHidden/>
+          </w:rPr>
+          <w:fldChar w:fldCharType="separate"/>
+        </w:r>
+        <w:r>
+          <w:rPr>
+            <w:noProof/>
+            <w:webHidden/>
+          </w:rPr>
+          <w:t>3</w:t>
+        </w:r>
+        <w:r>
+          <w:rPr>
+            <w:noProof/>
+            <w:webHidden/>
+          </w:rPr>
+          <w:fldChar w:fldCharType="end"/>
+        </w:r>
+      </w:hyperlink>
+    </w:p>
+    <w:p>
+      <w:pPr>
+        <w:pStyle w:val="TJ2"/>
+        <w:tabs>
+          <w:tab w:val="right" w:pos="9062"/>
+        </w:tabs>
+        <w:rPr>
+          <w:rFonts w:asciiTheme="minorHAnsi" w:eastAsiaTheme="minorEastAsia" w:hAnsiTheme="minorHAnsi"/>
+          <w:i w:val="0"/>
+          <w:noProof/>
+          <w:color w:val="auto"/>
+          <w:kern w:val="2"/>
+          <w:sz w:val="24"/>
+          <w:szCs w:val="24"/>
+          <w:lang w:eastAsia="hu-HU"/>
+          <w14:ligatures w14:val="standardContextual"/>
+        </w:rPr>
+      </w:pPr>
+      <w:hyperlink w:anchor="_Toc221634156" w:history="1">
+        <w:r>
+          <w:rPr>
+            <w:rStyle w:val="Hiperhivatkozs"/>
+            <w:noProof/>
+          </w:rPr>
+          <w:t>Fejlesztői környezet</w:t>
+        </w:r>
+        <w:r>
+          <w:rPr>
+            <w:noProof/>
+            <w:webHidden/>
+          </w:rPr>
+          <w:tab/>
+        </w:r>
+        <w:r>
+          <w:rPr>
+            <w:noProof/>
+            <w:webHidden/>
+          </w:rPr>
+          <w:fldChar w:fldCharType="begin"/>
+        </w:r>
+        <w:r>
+          <w:rPr>
+            <w:noProof/>
+            <w:webHidden/>
+          </w:rPr>
+          <w:instrText xml:space="preserve"> PAGEREF _Toc221634156 \h </w:instrText>
+        </w:r>
+        <w:r>
+          <w:rPr>
+            <w:noProof/>
+            <w:webHidden/>
+          </w:rPr>
+        </w:r>
+        <w:r>
+          <w:rPr>
+            <w:noProof/>
+            <w:webHidden/>
+          </w:rPr>
+          <w:fldChar w:fldCharType="separate"/>
+        </w:r>
+        <w:r>
+          <w:rPr>
+            <w:noProof/>
+            <w:webHidden/>
+          </w:rPr>
+          <w:t>3</w:t>
+        </w:r>
+        <w:r>
+          <w:rPr>
+            <w:noProof/>
+            <w:webHidden/>
+          </w:rPr>
+          <w:fldChar w:fldCharType="end"/>
+        </w:r>
+      </w:hyperlink>
+    </w:p>
+    <w:p>
+      <w:pPr>
+        <w:pStyle w:val="TJ3"/>
+        <w:tabs>
+          <w:tab w:val="right" w:pos="9062"/>
+        </w:tabs>
+        <w:rPr>
+          <w:rFonts w:asciiTheme="minorHAnsi" w:eastAsiaTheme="minorEastAsia" w:hAnsiTheme="minorHAnsi"/>
+          <w:i w:val="0"/>
+          <w:noProof/>
+          <w:color w:val="auto"/>
+          <w:kern w:val="2"/>
+          <w:sz w:val="24"/>
+          <w:szCs w:val="24"/>
+          <w:lang w:eastAsia="hu-HU"/>
+          <w14:ligatures w14:val="standardContextual"/>
+        </w:rPr>
+      </w:pPr>
+      <w:hyperlink w:anchor="_Toc221634157" w:history="1">
+        <w:r>
+          <w:rPr>
+            <w:rStyle w:val="Hiperhivatkozs"/>
+            <w:noProof/>
+          </w:rPr>
+          <w:t>Fejlesztésre használt eszközök</w:t>
+        </w:r>
+        <w:r>
+          <w:rPr>
+            <w:noProof/>
+            <w:webHidden/>
+          </w:rPr>
+          <w:tab/>
+        </w:r>
+        <w:r>
+          <w:rPr>
+            <w:noProof/>
+            <w:webHidden/>
+          </w:rPr>
+          <w:fldChar w:fldCharType="begin"/>
+        </w:r>
+        <w:r>
+          <w:rPr>
+            <w:noProof/>
+            <w:webHidden/>
+          </w:rPr>
+          <w:instrText xml:space="preserve"> PAGEREF _Toc221634157 \h </w:instrText>
         </w:r>
         <w:r>
           <w:rPr>
@@ -743,7 +950,7 @@
           <w14:ligatures w14:val="standardContextual"/>
         </w:rPr>
       </w:pPr>
-      <w:hyperlink w:anchor="_Toc221121631" w:history="1">
+      <w:hyperlink w:anchor="_Toc221634158" w:history="1">
         <w:r>
           <w:rPr>
             <w:rStyle w:val="Hiperhivatkozs"/>
@@ -770,7 +977,7 @@
             <w:noProof/>
             <w:webHidden/>
           </w:rPr>
-          <w:instrText xml:space="preserve"> PAGEREF _Toc221121631 \h </w:instrText>
+          <w:instrText xml:space="preserve"> PAGEREF _Toc221634158 \h </w:instrText>
         </w:r>
         <w:r>
           <w:rPr>
@@ -816,7 +1023,7 @@
           <w14:ligatures w14:val="standardContextual"/>
         </w:rPr>
       </w:pPr>
-      <w:hyperlink w:anchor="_Toc221121632" w:history="1">
+      <w:hyperlink w:anchor="_Toc221634159" w:history="1">
         <w:r>
           <w:rPr>
             <w:rStyle w:val="Hiperhivatkozs"/>
@@ -843,7 +1050,7 @@
             <w:noProof/>
             <w:webHidden/>
           </w:rPr>
-          <w:instrText xml:space="preserve"> PAGEREF _Toc221121632 \h </w:instrText>
+          <w:instrText xml:space="preserve"> PAGEREF _Toc221634159 \h </w:instrText>
         </w:r>
         <w:r>
           <w:rPr>
@@ -889,7 +1096,7 @@
           <w14:ligatures w14:val="standardContextual"/>
         </w:rPr>
       </w:pPr>
-      <w:hyperlink w:anchor="_Toc221121633" w:history="1">
+      <w:hyperlink w:anchor="_Toc221634160" w:history="1">
         <w:r>
           <w:rPr>
             <w:rStyle w:val="Hiperhivatkozs"/>
@@ -916,7 +1123,7 @@
             <w:noProof/>
             <w:webHidden/>
           </w:rPr>
-          <w:instrText xml:space="preserve"> PAGEREF _Toc221121633 \h </w:instrText>
+          <w:instrText xml:space="preserve"> PAGEREF _Toc221634160 \h </w:instrText>
         </w:r>
         <w:r>
           <w:rPr>
@@ -965,7 +1172,7 @@
         <w:pStyle w:val="Cm"/>
       </w:pPr>
       <w:bookmarkStart w:id="0" w:name="_Toc220930350"/>
-      <w:bookmarkStart w:id="1" w:name="_Toc221121626"/>
+      <w:bookmarkStart w:id="1" w:name="_Toc221634151"/>
       <w:r>
         <w:lastRenderedPageBreak/>
         <w:t>Bevezetés</w:t>
@@ -978,7 +1185,7 @@
         <w:pStyle w:val="Cmsor1"/>
       </w:pPr>
       <w:bookmarkStart w:id="2" w:name="_Toc220930351"/>
-      <w:bookmarkStart w:id="3" w:name="_Toc221121627"/>
+      <w:bookmarkStart w:id="3" w:name="_Toc221634152"/>
       <w:r>
         <w:t>Témaválasztás indoklása</w:t>
       </w:r>
@@ -998,7 +1205,7 @@
         <w:pStyle w:val="Cmsor1"/>
       </w:pPr>
       <w:bookmarkStart w:id="4" w:name="_Toc220930352"/>
-      <w:bookmarkStart w:id="5" w:name="_Toc221121628"/>
+      <w:bookmarkStart w:id="5" w:name="_Toc221634153"/>
       <w:r>
         <w:t>Célkitűzés</w:t>
       </w:r>
@@ -1174,7 +1381,7 @@
       <w:pPr>
         <w:pStyle w:val="Cmsor1"/>
       </w:pPr>
-      <w:bookmarkStart w:id="6" w:name="_Toc221121629"/>
+      <w:bookmarkStart w:id="6" w:name="_Toc221634154"/>
       <w:r>
         <w:t>Oldal különlegességei, elnevezése</w:t>
       </w:r>
@@ -1232,7 +1439,7 @@
         <w:pStyle w:val="Cm"/>
       </w:pPr>
       <w:bookmarkStart w:id="7" w:name="_Toc220930353"/>
-      <w:bookmarkStart w:id="8" w:name="_Toc221121630"/>
+      <w:bookmarkStart w:id="8" w:name="_Toc221634155"/>
       <w:r>
         <w:lastRenderedPageBreak/>
         <w:t>Fejlesztői dokumentáció</w:t>
@@ -1244,9 +1451,11 @@
       <w:pPr>
         <w:pStyle w:val="Cmsor1"/>
       </w:pPr>
+      <w:bookmarkStart w:id="9" w:name="_Toc221634156"/>
       <w:r>
         <w:t>Fejlesztői környezet</w:t>
       </w:r>
+      <w:bookmarkEnd w:id="9"/>
     </w:p>
     <w:p>
       <w:pPr>
@@ -1306,6 +1515,12 @@
         </w:rPr>
         <w:tab/>
         <w:t>Backend:</w:t>
+      </w:r>
+      <w:r>
+        <w:rPr>
+          <w:b/>
+        </w:rPr>
+        <w:t xml:space="preserve"> </w:t>
       </w:r>
     </w:p>
     <w:p>
@@ -1326,7 +1541,173 @@
         <mc:AlternateContent>
           <mc:Choice Requires="wpg">
             <w:drawing>
-              <wp:anchor distT="0" distB="0" distL="114300" distR="114300" simplePos="0" relativeHeight="251666432" behindDoc="0" locked="0" layoutInCell="1" allowOverlap="1" wp14:anchorId="23D12863" wp14:editId="3EA073B6">
+              <wp:anchor distT="0" distB="0" distL="114300" distR="114300" simplePos="0" relativeHeight="251668480" behindDoc="0" locked="0" layoutInCell="1" allowOverlap="1" wp14:anchorId="6E496BBD" wp14:editId="6D6E0EC9">
+                <wp:simplePos x="0" y="0"/>
+                <wp:positionH relativeFrom="column">
+                  <wp:posOffset>596673</wp:posOffset>
+                </wp:positionH>
+                <wp:positionV relativeFrom="paragraph">
+                  <wp:posOffset>83555</wp:posOffset>
+                </wp:positionV>
+                <wp:extent cx="46847" cy="421404"/>
+                <wp:effectExtent l="0" t="0" r="10795" b="17145"/>
+                <wp:wrapNone/>
+                <wp:docPr id="1853724022" name="Csoportba foglalás 1853724022"/>
+                <wp:cNvGraphicFramePr/>
+                <a:graphic xmlns:a="http://schemas.openxmlformats.org/drawingml/2006/main">
+                  <a:graphicData uri="http://schemas.microsoft.com/office/word/2010/wordprocessingGroup">
+                    <wpg:wgp>
+                      <wpg:cNvGrpSpPr/>
+                      <wpg:grpSpPr>
+                        <a:xfrm>
+                          <a:off x="0" y="0"/>
+                          <a:ext cx="46847" cy="421404"/>
+                          <a:chOff x="5934" y="5610"/>
+                          <a:chExt cx="46847" cy="421404"/>
+                        </a:xfrm>
+                      </wpg:grpSpPr>
+                      <wps:wsp>
+                        <wps:cNvPr id="1331549611" name="Ellipszis 1331549611"/>
+                        <wps:cNvSpPr/>
+                        <wps:spPr>
+                          <a:xfrm flipH="1">
+                            <a:off x="5934" y="5610"/>
+                            <a:ext cx="45720" cy="45720"/>
+                          </a:xfrm>
+                          <a:prstGeom prst="ellipse">
+                            <a:avLst/>
+                          </a:prstGeom>
+                        </wps:spPr>
+                        <wps:style>
+                          <a:lnRef idx="2">
+                            <a:schemeClr val="dk1">
+                              <a:shade val="50000"/>
+                            </a:schemeClr>
+                          </a:lnRef>
+                          <a:fillRef idx="1">
+                            <a:schemeClr val="dk1"/>
+                          </a:fillRef>
+                          <a:effectRef idx="0">
+                            <a:schemeClr val="dk1"/>
+                          </a:effectRef>
+                          <a:fontRef idx="minor">
+                            <a:schemeClr val="lt1"/>
+                          </a:fontRef>
+                        </wps:style>
+                        <wps:bodyPr rot="0" spcFirstLastPara="0" vertOverflow="overflow" horzOverflow="overflow" vert="horz" wrap="square" lIns="91440" tIns="45720" rIns="91440" bIns="45720" numCol="1" spcCol="0" rtlCol="0" fromWordArt="0" anchor="ctr" anchorCtr="0" forceAA="0" compatLnSpc="1">
+                          <a:prstTxWarp prst="textNoShape">
+                            <a:avLst/>
+                          </a:prstTxWarp>
+                          <a:noAutofit/>
+                        </wps:bodyPr>
+                      </wps:wsp>
+                      <wps:wsp>
+                        <wps:cNvPr id="955660643" name="Ellipszis 955660643"/>
+                        <wps:cNvSpPr/>
+                        <wps:spPr>
+                          <a:xfrm flipH="1">
+                            <a:off x="7061" y="190647"/>
+                            <a:ext cx="45720" cy="45720"/>
+                          </a:xfrm>
+                          <a:prstGeom prst="ellipse">
+                            <a:avLst/>
+                          </a:prstGeom>
+                        </wps:spPr>
+                        <wps:style>
+                          <a:lnRef idx="2">
+                            <a:schemeClr val="dk1">
+                              <a:shade val="50000"/>
+                            </a:schemeClr>
+                          </a:lnRef>
+                          <a:fillRef idx="1">
+                            <a:schemeClr val="dk1"/>
+                          </a:fillRef>
+                          <a:effectRef idx="0">
+                            <a:schemeClr val="dk1"/>
+                          </a:effectRef>
+                          <a:fontRef idx="minor">
+                            <a:schemeClr val="lt1"/>
+                          </a:fontRef>
+                        </wps:style>
+                        <wps:bodyPr rot="0" spcFirstLastPara="0" vertOverflow="overflow" horzOverflow="overflow" vert="horz" wrap="square" lIns="91440" tIns="45720" rIns="91440" bIns="45720" numCol="1" spcCol="0" rtlCol="0" fromWordArt="0" anchor="ctr" anchorCtr="0" forceAA="0" compatLnSpc="1">
+                          <a:prstTxWarp prst="textNoShape">
+                            <a:avLst/>
+                          </a:prstTxWarp>
+                          <a:noAutofit/>
+                        </wps:bodyPr>
+                      </wps:wsp>
+                      <wps:wsp>
+                        <wps:cNvPr id="119190994" name="Ellipszis 119190994"/>
+                        <wps:cNvSpPr/>
+                        <wps:spPr>
+                          <a:xfrm flipH="1">
+                            <a:off x="7059" y="381294"/>
+                            <a:ext cx="45720" cy="45720"/>
+                          </a:xfrm>
+                          <a:prstGeom prst="ellipse">
+                            <a:avLst/>
+                          </a:prstGeom>
+                        </wps:spPr>
+                        <wps:style>
+                          <a:lnRef idx="2">
+                            <a:schemeClr val="dk1">
+                              <a:shade val="50000"/>
+                            </a:schemeClr>
+                          </a:lnRef>
+                          <a:fillRef idx="1">
+                            <a:schemeClr val="dk1"/>
+                          </a:fillRef>
+                          <a:effectRef idx="0">
+                            <a:schemeClr val="dk1"/>
+                          </a:effectRef>
+                          <a:fontRef idx="minor">
+                            <a:schemeClr val="lt1"/>
+                          </a:fontRef>
+                        </wps:style>
+                        <wps:bodyPr rot="0" spcFirstLastPara="0" vertOverflow="overflow" horzOverflow="overflow" vert="horz" wrap="square" lIns="91440" tIns="45720" rIns="91440" bIns="45720" numCol="1" spcCol="0" rtlCol="0" fromWordArt="0" anchor="ctr" anchorCtr="0" forceAA="0" compatLnSpc="1">
+                          <a:prstTxWarp prst="textNoShape">
+                            <a:avLst/>
+                          </a:prstTxWarp>
+                          <a:noAutofit/>
+                        </wps:bodyPr>
+                      </wps:wsp>
+                    </wpg:wgp>
+                  </a:graphicData>
+                </a:graphic>
+                <wp14:sizeRelH relativeFrom="margin">
+                  <wp14:pctWidth>0</wp14:pctWidth>
+                </wp14:sizeRelH>
+                <wp14:sizeRelV relativeFrom="margin">
+                  <wp14:pctHeight>0</wp14:pctHeight>
+                </wp14:sizeRelV>
+              </wp:anchor>
+            </w:drawing>
+          </mc:Choice>
+          <mc:Fallback>
+            <w:pict>
+              <v:group w14:anchorId="5E0017F4" id="Csoportba foglalás 1853724022" o:spid="_x0000_s1026" style="position:absolute;margin-left:47pt;margin-top:6.6pt;width:3.7pt;height:33.2pt;z-index:251668480;mso-width-relative:margin;mso-height-relative:margin" coordorigin="5934,5610" coordsize="46847,421404" o:gfxdata="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">
+                <v:oval id="Ellipszis 1331549611" o:spid="_x0000_s1027" style="position:absolute;left:5934;top:5610;width:45720;height:45720;flip:x;visibility:visible;mso-wrap-style:square;v-text-anchor:middle" o:gfxdata="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" fillcolor="black [3200]" strokecolor="black [1600]" strokeweight="1pt">
+                  <v:stroke joinstyle="miter"/>
+                </v:oval>
+                <v:oval id="Ellipszis 955660643" o:spid="_x0000_s1028" style="position:absolute;left:7061;top:190647;width:45720;height:45720;flip:x;visibility:visible;mso-wrap-style:square;v-text-anchor:middle" o:gfxdata="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" fillcolor="black [3200]" strokecolor="black [1600]" strokeweight="1pt">
+                  <v:stroke joinstyle="miter"/>
+                </v:oval>
+                <v:oval id="Ellipszis 119190994" o:spid="_x0000_s1029" style="position:absolute;left:7059;top:381294;width:45720;height:45720;flip:x;visibility:visible;mso-wrap-style:square;v-text-anchor:middle" o:gfxdata="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" fillcolor="black [3200]" strokecolor="black [1600]" strokeweight="1pt">
+                  <v:stroke joinstyle="miter"/>
+                </v:oval>
+              </v:group>
+            </w:pict>
+          </mc:Fallback>
+        </mc:AlternateContent>
+      </w:r>
+      <w:r>
+        <w:rPr>
+          <w:noProof/>
+        </w:rPr>
+        <mc:AlternateContent>
+          <mc:Choice Requires="wpg">
+            <w:drawing>
+              <wp:anchor distT="0" distB="0" distL="114300" distR="114300" simplePos="0" relativeHeight="251666432" behindDoc="0" locked="0" layoutInCell="1" allowOverlap="1" wp14:anchorId="23D12863" wp14:editId="170B7C48">
                 <wp:simplePos x="0" y="0"/>
                 <wp:positionH relativeFrom="column">
                   <wp:posOffset>3446444</wp:posOffset>
@@ -1470,7 +1851,7 @@
           </mc:Choice>
           <mc:Fallback>
             <w:pict>
-              <v:group w14:anchorId="14681CDC" id="Csoportba foglalás 18" o:spid="_x0000_s1026" style="position:absolute;margin-left:271.35pt;margin-top:6.4pt;width:3.7pt;height:33.2pt;z-index:251666432;mso-width-relative:margin;mso-height-relative:margin" coordorigin="5934,5610" coordsize="46847,421404" o:gfxdata="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">
+              <v:group w14:anchorId="7DB3761C" id="Csoportba foglalás 18" o:spid="_x0000_s1026" style="position:absolute;margin-left:271.35pt;margin-top:6.4pt;width:3.7pt;height:33.2pt;z-index:251666432;mso-width-relative:margin;mso-height-relative:margin" coordorigin="5934,5610" coordsize="46847,421404" o:gfxdata="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">
                 <v:oval id="Ellipszis 5" o:spid="_x0000_s1027" style="position:absolute;left:5934;top:5610;width:45720;height:45720;flip:x;visibility:visible;mso-wrap-style:square;v-text-anchor:middle" o:gfxdata="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" fillcolor="black [3200]" strokecolor="black [1600]" strokeweight="1pt">
                   <v:stroke joinstyle="miter"/>
                 </v:oval>
@@ -1536,8 +1917,6 @@
         <w:tab/>
         <w:t>XAMPP</w:t>
       </w:r>
-      <w:bookmarkStart w:id="9" w:name="_GoBack"/>
-      <w:bookmarkEnd w:id="9"/>
     </w:p>
     <w:p>
       <w:pPr>
@@ -1592,6 +1971,7 @@
     </w:p>
     <w:p>
       <w:pPr>
+        <w:spacing w:after="600"/>
         <w:ind w:left="284"/>
       </w:pPr>
       <w:r>
@@ -1613,47 +1993,105 @@
     <w:p>
       <w:pPr>
         <w:pStyle w:val="Cmsor2"/>
-      </w:pPr>
+        <w:spacing w:after="200"/>
+        <w:ind w:left="284"/>
+      </w:pPr>
+      <w:bookmarkStart w:id="10" w:name="_Toc221634157"/>
       <w:r>
         <w:t>Fejlesztésre használt eszközök</w:t>
       </w:r>
-    </w:p>
-    <w:p/>
+      <w:bookmarkEnd w:id="10"/>
+    </w:p>
+    <w:p>
+      <w:pPr>
+        <w:pStyle w:val="Listaszerbekezds"/>
+        <w:numPr>
+          <w:ilvl w:val="0"/>
+          <w:numId w:val="8"/>
+        </w:numPr>
+        <w:ind w:left="1276"/>
+      </w:pPr>
+      <w:r>
+        <w:t xml:space="preserve">Visual </w:t>
+      </w:r>
+      <w:proofErr w:type="spellStart"/>
+      <w:r>
+        <w:t>Studio</w:t>
+      </w:r>
+      <w:proofErr w:type="spellEnd"/>
+      <w:r>
+        <w:t xml:space="preserve"> </w:t>
+      </w:r>
+      <w:proofErr w:type="spellStart"/>
+      <w:r>
+        <w:t>Code</w:t>
+      </w:r>
+      <w:proofErr w:type="spellEnd"/>
+      <w:r>
+        <w:t xml:space="preserve"> (Kódszerkesztő)</w:t>
+      </w:r>
+    </w:p>
+    <w:p>
+      <w:pPr>
+        <w:pStyle w:val="Listaszerbekezds"/>
+        <w:numPr>
+          <w:ilvl w:val="0"/>
+          <w:numId w:val="8"/>
+        </w:numPr>
+        <w:ind w:left="1276"/>
+      </w:pPr>
+      <w:r>
+        <w:t>GitHub (Verziókezelő)</w:t>
+      </w:r>
+    </w:p>
+    <w:p>
+      <w:pPr>
+        <w:pStyle w:val="Listaszerbekezds"/>
+        <w:numPr>
+          <w:ilvl w:val="0"/>
+          <w:numId w:val="8"/>
+        </w:numPr>
+        <w:ind w:left="1276"/>
+      </w:pPr>
+      <w:r>
+        <w:t>Windows 10-11 (Operációs rendszer)</w:t>
+      </w:r>
+    </w:p>
     <w:p>
       <w:pPr>
         <w:pStyle w:val="Cm"/>
       </w:pPr>
-      <w:bookmarkStart w:id="10" w:name="_Toc220930354"/>
-      <w:bookmarkStart w:id="11" w:name="_Toc221121631"/>
+      <w:bookmarkStart w:id="11" w:name="_Toc220930354"/>
+      <w:bookmarkStart w:id="12" w:name="_Toc221634158"/>
       <w:r>
         <w:t>Felhasználói dokumentáció</w:t>
       </w:r>
-      <w:bookmarkEnd w:id="10"/>
       <w:bookmarkEnd w:id="11"/>
+      <w:bookmarkEnd w:id="12"/>
     </w:p>
     <w:p>
       <w:pPr>
         <w:pStyle w:val="Cm"/>
       </w:pPr>
-      <w:bookmarkStart w:id="12" w:name="_Toc220930355"/>
-      <w:bookmarkStart w:id="13" w:name="_Toc221121632"/>
+      <w:bookmarkStart w:id="13" w:name="_Toc220930355"/>
+      <w:bookmarkStart w:id="14" w:name="_Toc221634159"/>
       <w:r>
         <w:t>Összefoglalás</w:t>
       </w:r>
-      <w:bookmarkEnd w:id="12"/>
       <w:bookmarkEnd w:id="13"/>
+      <w:bookmarkEnd w:id="14"/>
     </w:p>
     <w:p>
       <w:pPr>
         <w:pStyle w:val="Cm"/>
       </w:pPr>
-      <w:bookmarkStart w:id="14" w:name="_Toc220930356"/>
-      <w:bookmarkStart w:id="15" w:name="_Toc221121633"/>
+      <w:bookmarkStart w:id="15" w:name="_Toc220930356"/>
+      <w:bookmarkStart w:id="16" w:name="_Toc221634160"/>
       <w:r>
         <w:t>Irodalomjegyzék</w:t>
       </w:r>
-      <w:bookmarkEnd w:id="14"/>
       <w:bookmarkEnd w:id="15"/>
+      <w:bookmarkEnd w:id="16"/>
     </w:p>
     <w:sectPr>
       <w:footerReference w:type="default" r:id="rId11"/>
@@ -1673,7 +2111,7 @@
 </file>
 
 <file path=word/endnotes.xml><?xml version="1.0" encoding="utf-8"?>
-<w:endnotes xmlns:wpc="http://schemas.microsoft.com/office/word/2010/wordprocessingCanvas" xmlns:cx="http://schemas.microsoft.com/office/drawing/2014/chartex" xmlns:cx1="http://schemas.microsoft.com/office/drawing/2015/9/8/chartex" xmlns:cx2="http://schemas.microsoft.com/office/drawing/2015/10/21/chartex" xmlns:cx3="http://schemas.microsoft.com/office/drawing/2016/5/9/chartex" xmlns:cx4="http://schemas.microsoft.com/office/drawing/2016/5/10/chartex" xmlns:cx5="http://schemas.microsoft.com/office/drawing/2016/5/11/chartex" xmlns:cx6="http://schemas.microsoft.com/office/drawing/2016/5/12/chartex" xmlns:cx7="http://schemas.microsoft.com/office/drawing/2016/5/13/chartex" xmlns:cx8="http://schemas.microsoft.com/office/drawing/2016/5/14/chartex" xmlns:mc="http://schemas.openxmlformats.org/markup-compatibility/2006" xmlns:aink="http://schemas.microsoft.com/office/drawing/2016/ink" xmlns:am3d="http://schemas.microsoft.com/office/drawing/2017/model3d" xmlns:o="urn:schemas-microsoft-com:office:office" xmlns:r="http://schemas.openxmlformats.org/officeDocument/2006/relationships" xmlns:m="http://schemas.openxmlformats.org/officeDocument/2006/math" xmlns:v="urn:schemas-microsoft-com:vml" xmlns:wp14="http://schemas.microsoft.com/office/word/2010/wordprocessingDrawing" xmlns:wp="http://schemas.openxmlformats.org/drawingml/2006/wordprocessingDrawing" xmlns:w10="urn:schemas-microsoft-com:office:word" xmlns:w="http://schemas.openxmlformats.org/wordprocessingml/2006/main" xmlns:w14="http://schemas.microsoft.com/office/word/2010/wordml" xmlns:w15="http://schemas.microsoft.com/office/word/2012/wordml" xmlns:w16cid="http://schemas.microsoft.com/office/word/2016/wordml/cid" xmlns:w16se="http://schemas.microsoft.com/office/word/2015/wordml/symex" xmlns:wpg="http://schemas.microsoft.com/office/word/2010/wordprocessingGroup" xmlns:wpi="http://schemas.microsoft.com/office/word/2010/wordprocessingInk" xmlns:wne="http://schemas.microsoft.com/office/word/2006/wordml" xmlns:wps="http://schemas.microsoft.com/office/word/2010/wordprocessingShape" mc:Ignorable="w14 w15 w16se w16cid wp14">
+<w:endnotes xmlns:wpc="http://schemas.microsoft.com/office/word/2010/wordprocessingCanvas" xmlns:cx="http://schemas.microsoft.com/office/drawing/2014/chartex" xmlns:cx1="http://schemas.microsoft.com/office/drawing/2015/9/8/chartex" xmlns:cx2="http://schemas.microsoft.com/office/drawing/2015/10/21/chartex" xmlns:cx3="http://schemas.microsoft.com/office/drawing/2016/5/9/chartex" xmlns:cx4="http://schemas.microsoft.com/office/drawing/2016/5/10/chartex" xmlns:cx5="http://schemas.microsoft.com/office/drawing/2016/5/11/chartex" xmlns:cx6="http://schemas.microsoft.com/office/drawing/2016/5/12/chartex" xmlns:cx7="http://schemas.microsoft.com/office/drawing/2016/5/13/chartex" xmlns:cx8="http://schemas.microsoft.com/office/drawing/2016/5/14/chartex" xmlns:mc="http://schemas.openxmlformats.org/markup-compatibility/2006" xmlns:aink="http://schemas.microsoft.com/office/drawing/2016/ink" xmlns:am3d="http://schemas.microsoft.com/office/drawing/2017/model3d" xmlns:o="urn:schemas-microsoft-com:office:office" xmlns:oel="http://schemas.microsoft.com/office/2019/extlst" xmlns:r="http://schemas.openxmlformats.org/officeDocument/2006/relationships" xmlns:m="http://schemas.openxmlformats.org/officeDocument/2006/math" xmlns:v="urn:schemas-microsoft-com:vml" xmlns:wp14="http://schemas.microsoft.com/office/word/2010/wordprocessingDrawing" xmlns:wp="http://schemas.openxmlformats.org/drawingml/2006/wordprocessingDrawing" xmlns:w10="urn:schemas-microsoft-com:office:word" xmlns:w="http://schemas.openxmlformats.org/wordprocessingml/2006/main" xmlns:w14="http://schemas.microsoft.com/office/word/2010/wordml" xmlns:w15="http://schemas.microsoft.com/office/word/2012/wordml" xmlns:w16cex="http://schemas.microsoft.com/office/word/2018/wordml/cex" xmlns:w16cid="http://schemas.microsoft.com/office/word/2016/wordml/cid" xmlns:w16="http://schemas.microsoft.com/office/word/2018/wordml" xmlns:w16du="http://schemas.microsoft.com/office/word/2023/wordml/word16du" xmlns:w16sdtdh="http://schemas.microsoft.com/office/word/2020/wordml/sdtdatahash" xmlns:w16sdtfl="http://schemas.microsoft.com/office/word/2024/wordml/sdtformatlock" xmlns:w16se="http://schemas.microsoft.com/office/word/2015/wordml/symex" xmlns:wpg="http://schemas.microsoft.com/office/word/2010/wordprocessingGroup" xmlns:wpi="http://schemas.microsoft.com/office/word/2010/wordprocessingInk" xmlns:wne="http://schemas.microsoft.com/office/word/2006/wordml" xmlns:wps="http://schemas.microsoft.com/office/word/2010/wordprocessingShape" mc:Ignorable="w14 w15 w16se w16cid w16 w16cex w16sdtdh w16sdtfl w16du wp14">
   <w:endnote w:type="separator" w:id="-1">
     <w:p>
       <w:pPr>
@@ -1698,7 +2136,7 @@
 </file>
 
 <file path=word/footer1.xml><?xml version="1.0" encoding="utf-8"?>
-<w:ftr xmlns:wpc="http://schemas.microsoft.com/office/word/2010/wordprocessingCanvas" xmlns:cx="http://schemas.microsoft.com/office/drawing/2014/chartex" xmlns:cx1="http://schemas.microsoft.com/office/drawing/2015/9/8/chartex" xmlns:cx2="http://schemas.microsoft.com/office/drawing/2015/10/21/chartex" xmlns:cx3="http://schemas.microsoft.com/office/drawing/2016/5/9/chartex" xmlns:cx4="http://schemas.microsoft.com/office/drawing/2016/5/10/chartex" xmlns:cx5="http://schemas.microsoft.com/office/drawing/2016/5/11/chartex" xmlns:cx6="http://schemas.microsoft.com/office/drawing/2016/5/12/chartex" xmlns:cx7="http://schemas.microsoft.com/office/drawing/2016/5/13/chartex" xmlns:cx8="http://schemas.microsoft.com/office/drawing/2016/5/14/chartex" xmlns:mc="http://schemas.openxmlformats.org/markup-compatibility/2006" xmlns:aink="http://schemas.microsoft.com/office/drawing/2016/ink" xmlns:am3d="http://schemas.microsoft.com/office/drawing/2017/model3d" xmlns:o="urn:schemas-microsoft-com:office:office" xmlns:r="http://schemas.openxmlformats.org/officeDocument/2006/relationships" xmlns:m="http://schemas.openxmlformats.org/officeDocument/2006/math" xmlns:v="urn:schemas-microsoft-com:vml" xmlns:wp14="http://schemas.microsoft.com/office/word/2010/wordprocessingDrawing" xmlns:wp="http://schemas.openxmlformats.org/drawingml/2006/wordprocessingDrawing" xmlns:w10="urn:schemas-microsoft-com:office:word" xmlns:w="http://schemas.openxmlformats.org/wordprocessingml/2006/main" xmlns:w14="http://schemas.microsoft.com/office/word/2010/wordml" xmlns:w15="http://schemas.microsoft.com/office/word/2012/wordml" xmlns:w16cid="http://schemas.microsoft.com/office/word/2016/wordml/cid" xmlns:w16se="http://schemas.microsoft.com/office/word/2015/wordml/symex" xmlns:wpg="http://schemas.microsoft.com/office/word/2010/wordprocessingGroup" xmlns:wpi="http://schemas.microsoft.com/office/word/2010/wordprocessingInk" xmlns:wne="http://schemas.microsoft.com/office/word/2006/wordml" xmlns:wps="http://schemas.microsoft.com/office/word/2010/wordprocessingShape" mc:Ignorable="w14 w15 w16se w16cid wp14">
+<w:ftr xmlns:wpc="http://schemas.microsoft.com/office/word/2010/wordprocessingCanvas" xmlns:cx="http://schemas.microsoft.com/office/drawing/2014/chartex" xmlns:cx1="http://schemas.microsoft.com/office/drawing/2015/9/8/chartex" xmlns:cx2="http://schemas.microsoft.com/office/drawing/2015/10/21/chartex" xmlns:cx3="http://schemas.microsoft.com/office/drawing/2016/5/9/chartex" xmlns:cx4="http://schemas.microsoft.com/office/drawing/2016/5/10/chartex" xmlns:cx5="http://schemas.microsoft.com/office/drawing/2016/5/11/chartex" xmlns:cx6="http://schemas.microsoft.com/office/drawing/2016/5/12/chartex" xmlns:cx7="http://schemas.microsoft.com/office/drawing/2016/5/13/chartex" xmlns:cx8="http://schemas.microsoft.com/office/drawing/2016/5/14/chartex" xmlns:mc="http://schemas.openxmlformats.org/markup-compatibility/2006" xmlns:aink="http://schemas.microsoft.com/office/drawing/2016/ink" xmlns:am3d="http://schemas.microsoft.com/office/drawing/2017/model3d" xmlns:o="urn:schemas-microsoft-com:office:office" xmlns:oel="http://schemas.microsoft.com/office/2019/extlst" xmlns:r="http://schemas.openxmlformats.org/officeDocument/2006/relationships" xmlns:m="http://schemas.openxmlformats.org/officeDocument/2006/math" xmlns:v="urn:schemas-microsoft-com:vml" xmlns:wp14="http://schemas.microsoft.com/office/word/2010/wordprocessingDrawing" xmlns:wp="http://schemas.openxmlformats.org/drawingml/2006/wordprocessingDrawing" xmlns:w10="urn:schemas-microsoft-com:office:word" xmlns:w="http://schemas.openxmlformats.org/wordprocessingml/2006/main" xmlns:w14="http://schemas.microsoft.com/office/word/2010/wordml" xmlns:w15="http://schemas.microsoft.com/office/word/2012/wordml" xmlns:w16cex="http://schemas.microsoft.com/office/word/2018/wordml/cex" xmlns:w16cid="http://schemas.microsoft.com/office/word/2016/wordml/cid" xmlns:w16="http://schemas.microsoft.com/office/word/2018/wordml" xmlns:w16du="http://schemas.microsoft.com/office/word/2023/wordml/word16du" xmlns:w16sdtdh="http://schemas.microsoft.com/office/word/2020/wordml/sdtdatahash" xmlns:w16sdtfl="http://schemas.microsoft.com/office/word/2024/wordml/sdtformatlock" xmlns:w16se="http://schemas.microsoft.com/office/word/2015/wordml/symex" xmlns:wpg="http://schemas.microsoft.com/office/word/2010/wordprocessingGroup" xmlns:wpi="http://schemas.microsoft.com/office/word/2010/wordprocessingInk" xmlns:wne="http://schemas.microsoft.com/office/word/2006/wordml" xmlns:wps="http://schemas.microsoft.com/office/word/2010/wordprocessingShape" mc:Ignorable="w14 w15 w16se w16cid w16 w16cex w16sdtdh w16sdtfl w16du wp14">
   <w:sdt>
     <w:sdtPr>
       <w:rPr>
@@ -1897,7 +2335,7 @@
                 </wp:anchor>
               </w:drawing>
             </mc:Choice>
-            <mc:Fallback xmlns:oel="http://schemas.microsoft.com/office/2019/extlst" xmlns:w16cex="http://schemas.microsoft.com/office/word/2018/wordml/cex" xmlns:w16="http://schemas.microsoft.com/office/word/2018/wordml" xmlns:w16du="http://schemas.microsoft.com/office/word/2023/wordml/word16du" xmlns:w16sdtdh="http://schemas.microsoft.com/office/word/2020/wordml/sdtdatahash" xmlns:w16sdtfl="http://schemas.microsoft.com/office/word/2024/wordml/sdtformatlock">
+            <mc:Fallback>
               <w:pict>
                 <v:group w14:anchorId="53293A81" id="Csoportba foglalás 12" o:spid="_x0000_s1026" style="position:absolute;margin-left:0;margin-top:-8.2pt;width:149.55pt;height:39pt;z-index:-251654144;mso-position-horizontal:center;mso-position-horizontal-relative:margin" coordsize="18995,4953" o:gfxdata="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">
                   <v:oval id="Ellipszis 8" o:spid="_x0000_s1027" style="position:absolute;left:6921;width:4953;height:4953;visibility:visible;mso-wrap-style:square;v-text-anchor:middle" o:gfxdata="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" fillcolor="#764ba2" strokecolor="white [3212]" strokeweight="1pt">
@@ -1967,7 +2405,7 @@
 </file>
 
 <file path=word/footer2.xml><?xml version="1.0" encoding="utf-8"?>
-<w:ftr xmlns:wpc="http://schemas.microsoft.com/office/word/2010/wordprocessingCanvas" xmlns:cx="http://schemas.microsoft.com/office/drawing/2014/chartex" xmlns:cx1="http://schemas.microsoft.com/office/drawing/2015/9/8/chartex" xmlns:cx2="http://schemas.microsoft.com/office/drawing/2015/10/21/chartex" xmlns:cx3="http://schemas.microsoft.com/office/drawing/2016/5/9/chartex" xmlns:cx4="http://schemas.microsoft.com/office/drawing/2016/5/10/chartex" xmlns:cx5="http://schemas.microsoft.com/office/drawing/2016/5/11/chartex" xmlns:cx6="http://schemas.microsoft.com/office/drawing/2016/5/12/chartex" xmlns:cx7="http://schemas.microsoft.com/office/drawing/2016/5/13/chartex" xmlns:cx8="http://schemas.microsoft.com/office/drawing/2016/5/14/chartex" xmlns:mc="http://schemas.openxmlformats.org/markup-compatibility/2006" xmlns:aink="http://schemas.microsoft.com/office/drawing/2016/ink" xmlns:am3d="http://schemas.microsoft.com/office/drawing/2017/model3d" xmlns:o="urn:schemas-microsoft-com:office:office" xmlns:r="http://schemas.openxmlformats.org/officeDocument/2006/relationships" xmlns:m="http://schemas.openxmlformats.org/officeDocument/2006/math" xmlns:v="urn:schemas-microsoft-com:vml" xmlns:wp14="http://schemas.microsoft.com/office/word/2010/wordprocessingDrawing" xmlns:wp="http://schemas.openxmlformats.org/drawingml/2006/wordprocessingDrawing" xmlns:w10="urn:schemas-microsoft-com:office:word" xmlns:w="http://schemas.openxmlformats.org/wordprocessingml/2006/main" xmlns:w14="http://schemas.microsoft.com/office/word/2010/wordml" xmlns:w15="http://schemas.microsoft.com/office/word/2012/wordml" xmlns:w16cid="http://schemas.microsoft.com/office/word/2016/wordml/cid" xmlns:w16se="http://schemas.microsoft.com/office/word/2015/wordml/symex" xmlns:wpg="http://schemas.microsoft.com/office/word/2010/wordprocessingGroup" xmlns:wpi="http://schemas.microsoft.com/office/word/2010/wordprocessingInk" xmlns:wne="http://schemas.microsoft.com/office/word/2006/wordml" xmlns:wps="http://schemas.microsoft.com/office/word/2010/wordprocessingShape" mc:Ignorable="w14 w15 w16se w16cid wp14">
+<w:ftr xmlns:wpc="http://schemas.microsoft.com/office/word/2010/wordprocessingCanvas" xmlns:cx="http://schemas.microsoft.com/office/drawing/2014/chartex" xmlns:cx1="http://schemas.microsoft.com/office/drawing/2015/9/8/chartex" xmlns:cx2="http://schemas.microsoft.com/office/drawing/2015/10/21/chartex" xmlns:cx3="http://schemas.microsoft.com/office/drawing/2016/5/9/chartex" xmlns:cx4="http://schemas.microsoft.com/office/drawing/2016/5/10/chartex" xmlns:cx5="http://schemas.microsoft.com/office/drawing/2016/5/11/chartex" xmlns:cx6="http://schemas.microsoft.com/office/drawing/2016/5/12/chartex" xmlns:cx7="http://schemas.microsoft.com/office/drawing/2016/5/13/chartex" xmlns:cx8="http://schemas.microsoft.com/office/drawing/2016/5/14/chartex" xmlns:mc="http://schemas.openxmlformats.org/markup-compatibility/2006" xmlns:aink="http://schemas.microsoft.com/office/drawing/2016/ink" xmlns:am3d="http://schemas.microsoft.com/office/drawing/2017/model3d" xmlns:o="urn:schemas-microsoft-com:office:office" xmlns:oel="http://schemas.microsoft.com/office/2019/extlst" xmlns:r="http://schemas.openxmlformats.org/officeDocument/2006/relationships" xmlns:m="http://schemas.openxmlformats.org/officeDocument/2006/math" xmlns:v="urn:schemas-microsoft-com:vml" xmlns:wp14="http://schemas.microsoft.com/office/word/2010/wordprocessingDrawing" xmlns:wp="http://schemas.openxmlformats.org/drawingml/2006/wordprocessingDrawing" xmlns:w10="urn:schemas-microsoft-com:office:word" xmlns:w="http://schemas.openxmlformats.org/wordprocessingml/2006/main" xmlns:w14="http://schemas.microsoft.com/office/word/2010/wordml" xmlns:w15="http://schemas.microsoft.com/office/word/2012/wordml" xmlns:w16cex="http://schemas.microsoft.com/office/word/2018/wordml/cex" xmlns:w16cid="http://schemas.microsoft.com/office/word/2016/wordml/cid" xmlns:w16="http://schemas.microsoft.com/office/word/2018/wordml" xmlns:w16du="http://schemas.microsoft.com/office/word/2023/wordml/word16du" xmlns:w16sdtdh="http://schemas.microsoft.com/office/word/2020/wordml/sdtdatahash" xmlns:w16sdtfl="http://schemas.microsoft.com/office/word/2024/wordml/sdtformatlock" xmlns:w16se="http://schemas.microsoft.com/office/word/2015/wordml/symex" xmlns:wpg="http://schemas.microsoft.com/office/word/2010/wordprocessingGroup" xmlns:wpi="http://schemas.microsoft.com/office/word/2010/wordprocessingInk" xmlns:wne="http://schemas.microsoft.com/office/word/2006/wordml" xmlns:wps="http://schemas.microsoft.com/office/word/2010/wordprocessingShape" mc:Ignorable="w14 w15 w16se w16cid w16 w16cex w16sdtdh w16sdtfl w16du wp14">
   <w:p>
     <w:pPr>
       <w:pStyle w:val="llb"/>
@@ -1991,7 +2429,7 @@
 </file>
 
 <file path=word/footnotes.xml><?xml version="1.0" encoding="utf-8"?>
-<w:footnotes xmlns:wpc="http://schemas.microsoft.com/office/word/2010/wordprocessingCanvas" xmlns:cx="http://schemas.microsoft.com/office/drawing/2014/chartex" xmlns:cx1="http://schemas.microsoft.com/office/drawing/2015/9/8/chartex" xmlns:cx2="http://schemas.microsoft.com/office/drawing/2015/10/21/chartex" xmlns:cx3="http://schemas.microsoft.com/office/drawing/2016/5/9/chartex" xmlns:cx4="http://schemas.microsoft.com/office/drawing/2016/5/10/chartex" xmlns:cx5="http://schemas.microsoft.com/office/drawing/2016/5/11/chartex" xmlns:cx6="http://schemas.microsoft.com/office/drawing/2016/5/12/chartex" xmlns:cx7="http://schemas.microsoft.com/office/drawing/2016/5/13/chartex" xmlns:cx8="http://schemas.microsoft.com/office/drawing/2016/5/14/chartex" xmlns:mc="http://schemas.openxmlformats.org/markup-compatibility/2006" xmlns:aink="http://schemas.microsoft.com/office/drawing/2016/ink" xmlns:am3d="http://schemas.microsoft.com/office/drawing/2017/model3d" xmlns:o="urn:schemas-microsoft-com:office:office" xmlns:r="http://schemas.openxmlformats.org/officeDocument/2006/relationships" xmlns:m="http://schemas.openxmlformats.org/officeDocument/2006/math" xmlns:v="urn:schemas-microsoft-com:vml" xmlns:wp14="http://schemas.microsoft.com/office/word/2010/wordprocessingDrawing" xmlns:wp="http://schemas.openxmlformats.org/drawingml/2006/wordprocessingDrawing" xmlns:w10="urn:schemas-microsoft-com:office:word" xmlns:w="http://schemas.openxmlformats.org/wordprocessingml/2006/main" xmlns:w14="http://schemas.microsoft.com/office/word/2010/wordml" xmlns:w15="http://schemas.microsoft.com/office/word/2012/wordml" xmlns:w16cid="http://schemas.microsoft.com/office/word/2016/wordml/cid" xmlns:w16se="http://schemas.microsoft.com/office/word/2015/wordml/symex" xmlns:wpg="http://schemas.microsoft.com/office/word/2010/wordprocessingGroup" xmlns:wpi="http://schemas.microsoft.com/office/word/2010/wordprocessingInk" xmlns:wne="http://schemas.microsoft.com/office/word/2006/wordml" xmlns:wps="http://schemas.microsoft.com/office/word/2010/wordprocessingShape" mc:Ignorable="w14 w15 w16se w16cid wp14">
+<w:footnotes xmlns:wpc="http://schemas.microsoft.com/office/word/2010/wordprocessingCanvas" xmlns:cx="http://schemas.microsoft.com/office/drawing/2014/chartex" xmlns:cx1="http://schemas.microsoft.com/office/drawing/2015/9/8/chartex" xmlns:cx2="http://schemas.microsoft.com/office/drawing/2015/10/21/chartex" xmlns:cx3="http://schemas.microsoft.com/office/drawing/2016/5/9/chartex" xmlns:cx4="http://schemas.microsoft.com/office/drawing/2016/5/10/chartex" xmlns:cx5="http://schemas.microsoft.com/office/drawing/2016/5/11/chartex" xmlns:cx6="http://schemas.microsoft.com/office/drawing/2016/5/12/chartex" xmlns:cx7="http://schemas.microsoft.com/office/drawing/2016/5/13/chartex" xmlns:cx8="http://schemas.microsoft.com/office/drawing/2016/5/14/chartex" xmlns:mc="http://schemas.openxmlformats.org/markup-compatibility/2006" xmlns:aink="http://schemas.microsoft.com/office/drawing/2016/ink" xmlns:am3d="http://schemas.microsoft.com/office/drawing/2017/model3d" xmlns:o="urn:schemas-microsoft-com:office:office" xmlns:oel="http://schemas.microsoft.com/office/2019/extlst" xmlns:r="http://schemas.openxmlformats.org/officeDocument/2006/relationships" xmlns:m="http://schemas.openxmlformats.org/officeDocument/2006/math" xmlns:v="urn:schemas-microsoft-com:vml" xmlns:wp14="http://schemas.microsoft.com/office/word/2010/wordprocessingDrawing" xmlns:wp="http://schemas.openxmlformats.org/drawingml/2006/wordprocessingDrawing" xmlns:w10="urn:schemas-microsoft-com:office:word" xmlns:w="http://schemas.openxmlformats.org/wordprocessingml/2006/main" xmlns:w14="http://schemas.microsoft.com/office/word/2010/wordml" xmlns:w15="http://schemas.microsoft.com/office/word/2012/wordml" xmlns:w16cex="http://schemas.microsoft.com/office/word/2018/wordml/cex" xmlns:w16cid="http://schemas.microsoft.com/office/word/2016/wordml/cid" xmlns:w16="http://schemas.microsoft.com/office/word/2018/wordml" xmlns:w16du="http://schemas.microsoft.com/office/word/2023/wordml/word16du" xmlns:w16sdtdh="http://schemas.microsoft.com/office/word/2020/wordml/sdtdatahash" xmlns:w16sdtfl="http://schemas.microsoft.com/office/word/2024/wordml/sdtformatlock" xmlns:w16se="http://schemas.microsoft.com/office/word/2015/wordml/symex" xmlns:wpg="http://schemas.microsoft.com/office/word/2010/wordprocessingGroup" xmlns:wpi="http://schemas.microsoft.com/office/word/2010/wordprocessingInk" xmlns:wne="http://schemas.microsoft.com/office/word/2006/wordml" xmlns:wps="http://schemas.microsoft.com/office/word/2010/wordprocessingShape" mc:Ignorable="w14 w15 w16se w16cid w16 w16cex w16sdtdh w16sdtfl w16du wp14">
   <w:footnote w:type="separator" w:id="-1">
     <w:p>
       <w:pPr>
@@ -2016,7 +2454,7 @@
 </file>
 
 <file path=word/numbering.xml><?xml version="1.0" encoding="utf-8"?>
-<w:numbering xmlns:wpc="http://schemas.microsoft.com/office/word/2010/wordprocessingCanvas" xmlns:cx="http://schemas.microsoft.com/office/drawing/2014/chartex" xmlns:cx1="http://schemas.microsoft.com/office/drawing/2015/9/8/chartex" xmlns:cx2="http://schemas.microsoft.com/office/drawing/2015/10/21/chartex" xmlns:cx3="http://schemas.microsoft.com/office/drawing/2016/5/9/chartex" xmlns:cx4="http://schemas.microsoft.com/office/drawing/2016/5/10/chartex" xmlns:cx5="http://schemas.microsoft.com/office/drawing/2016/5/11/chartex" xmlns:cx6="http://schemas.microsoft.com/office/drawing/2016/5/12/chartex" xmlns:cx7="http://schemas.microsoft.com/office/drawing/2016/5/13/chartex" xmlns:cx8="http://schemas.microsoft.com/office/drawing/2016/5/14/chartex" xmlns:mc="http://schemas.openxmlformats.org/markup-compatibility/2006" xmlns:aink="http://schemas.microsoft.com/office/drawing/2016/ink" xmlns:am3d="http://schemas.microsoft.com/office/drawing/2017/model3d" xmlns:o="urn:schemas-microsoft-com:office:office" xmlns:r="http://schemas.openxmlformats.org/officeDocument/2006/relationships" xmlns:m="http://schemas.openxmlformats.org/officeDocument/2006/math" xmlns:v="urn:schemas-microsoft-com:vml" xmlns:wp14="http://schemas.microsoft.com/office/word/2010/wordprocessingDrawing" xmlns:wp="http://schemas.openxmlformats.org/drawingml/2006/wordprocessingDrawing" xmlns:w10="urn:schemas-microsoft-com:office:word" xmlns:w="http://schemas.openxmlformats.org/wordprocessingml/2006/main" xmlns:w14="http://schemas.microsoft.com/office/word/2010/wordml" xmlns:w15="http://schemas.microsoft.com/office/word/2012/wordml" xmlns:w16cid="http://schemas.microsoft.com/office/word/2016/wordml/cid" xmlns:w16se="http://schemas.microsoft.com/office/word/2015/wordml/symex" xmlns:wpg="http://schemas.microsoft.com/office/word/2010/wordprocessingGroup" xmlns:wpi="http://schemas.microsoft.com/office/word/2010/wordprocessingInk" xmlns:wne="http://schemas.microsoft.com/office/word/2006/wordml" xmlns:wps="http://schemas.microsoft.com/office/word/2010/wordprocessingShape" mc:Ignorable="w14 w15 w16se w16cid wp14">
+<w:numbering xmlns:wpc="http://schemas.microsoft.com/office/word/2010/wordprocessingCanvas" xmlns:cx="http://schemas.microsoft.com/office/drawing/2014/chartex" xmlns:cx1="http://schemas.microsoft.com/office/drawing/2015/9/8/chartex" xmlns:cx2="http://schemas.microsoft.com/office/drawing/2015/10/21/chartex" xmlns:cx3="http://schemas.microsoft.com/office/drawing/2016/5/9/chartex" xmlns:cx4="http://schemas.microsoft.com/office/drawing/2016/5/10/chartex" xmlns:cx5="http://schemas.microsoft.com/office/drawing/2016/5/11/chartex" xmlns:cx6="http://schemas.microsoft.com/office/drawing/2016/5/12/chartex" xmlns:cx7="http://schemas.microsoft.com/office/drawing/2016/5/13/chartex" xmlns:cx8="http://schemas.microsoft.com/office/drawing/2016/5/14/chartex" xmlns:mc="http://schemas.openxmlformats.org/markup-compatibility/2006" xmlns:aink="http://schemas.microsoft.com/office/drawing/2016/ink" xmlns:am3d="http://schemas.microsoft.com/office/drawing/2017/model3d" xmlns:o="urn:schemas-microsoft-com:office:office" xmlns:oel="http://schemas.microsoft.com/office/2019/extlst" xmlns:r="http://schemas.openxmlformats.org/officeDocument/2006/relationships" xmlns:m="http://schemas.openxmlformats.org/officeDocument/2006/math" xmlns:v="urn:schemas-microsoft-com:vml" xmlns:wp14="http://schemas.microsoft.com/office/word/2010/wordprocessingDrawing" xmlns:wp="http://schemas.openxmlformats.org/drawingml/2006/wordprocessingDrawing" xmlns:w10="urn:schemas-microsoft-com:office:word" xmlns:w="http://schemas.openxmlformats.org/wordprocessingml/2006/main" xmlns:w14="http://schemas.microsoft.com/office/word/2010/wordml" xmlns:w15="http://schemas.microsoft.com/office/word/2012/wordml" xmlns:w16cex="http://schemas.microsoft.com/office/word/2018/wordml/cex" xmlns:w16cid="http://schemas.microsoft.com/office/word/2016/wordml/cid" xmlns:w16="http://schemas.microsoft.com/office/word/2018/wordml" xmlns:w16du="http://schemas.microsoft.com/office/word/2023/wordml/word16du" xmlns:w16sdtdh="http://schemas.microsoft.com/office/word/2020/wordml/sdtdatahash" xmlns:w16sdtfl="http://schemas.microsoft.com/office/word/2024/wordml/sdtformatlock" xmlns:w16se="http://schemas.microsoft.com/office/word/2015/wordml/symex" xmlns:wpg="http://schemas.microsoft.com/office/word/2010/wordprocessingGroup" xmlns:wpi="http://schemas.microsoft.com/office/word/2010/wordprocessingInk" xmlns:wne="http://schemas.microsoft.com/office/word/2006/wordml" xmlns:wps="http://schemas.microsoft.com/office/word/2010/wordprocessingShape" mc:Ignorable="w14 w15 w16se w16cid w16 w16cex w16sdtdh w16sdtfl w16du wp14">
   <w:abstractNum w:abstractNumId="0" w15:restartNumberingAfterBreak="0">
     <w:nsid w:val="159F1FBD"/>
     <w:multiLevelType w:val="hybridMultilevel"/>
@@ -2808,32 +3246,148 @@
       </w:rPr>
     </w:lvl>
   </w:abstractNum>
-  <w:num w:numId="1">
+  <w:abstractNum w:abstractNumId="7" w15:restartNumberingAfterBreak="0">
+    <w:nsid w:val="7451215C"/>
+    <w:multiLevelType w:val="hybridMultilevel"/>
+    <w:tmpl w:val="EA44B7DE"/>
+    <w:lvl w:ilvl="0" w:tplc="040E0001">
+      <w:start w:val="1"/>
+      <w:numFmt w:val="bullet"/>
+      <w:lvlText w:val=""/>
+      <w:lvlJc w:val="left"/>
+      <w:pPr>
+        <w:ind w:left="720" w:hanging="360"/>
+      </w:pPr>
+      <w:rPr>
+        <w:rFonts w:ascii="Symbol" w:hAnsi="Symbol" w:hint="default"/>
+      </w:rPr>
+    </w:lvl>
+    <w:lvl w:ilvl="1" w:tplc="040E0003" w:tentative="1">
+      <w:start w:val="1"/>
+      <w:numFmt w:val="bullet"/>
+      <w:lvlText w:val="o"/>
+      <w:lvlJc w:val="left"/>
+      <w:pPr>
+        <w:ind w:left="1440" w:hanging="360"/>
+      </w:pPr>
+      <w:rPr>
+        <w:rFonts w:ascii="Courier New" w:hAnsi="Courier New" w:cs="Courier New" w:hint="default"/>
+      </w:rPr>
+    </w:lvl>
+    <w:lvl w:ilvl="2" w:tplc="040E0005" w:tentative="1">
+      <w:start w:val="1"/>
+      <w:numFmt w:val="bullet"/>
+      <w:lvlText w:val=""/>
+      <w:lvlJc w:val="left"/>
+      <w:pPr>
+        <w:ind w:left="2160" w:hanging="360"/>
+      </w:pPr>
+      <w:rPr>
+        <w:rFonts w:ascii="Wingdings" w:hAnsi="Wingdings" w:hint="default"/>
+      </w:rPr>
+    </w:lvl>
+    <w:lvl w:ilvl="3" w:tplc="040E0001" w:tentative="1">
+      <w:start w:val="1"/>
+      <w:numFmt w:val="bullet"/>
+      <w:lvlText w:val=""/>
+      <w:lvlJc w:val="left"/>
+      <w:pPr>
+        <w:ind w:left="2880" w:hanging="360"/>
+      </w:pPr>
+      <w:rPr>
+        <w:rFonts w:ascii="Symbol" w:hAnsi="Symbol" w:hint="default"/>
+      </w:rPr>
+    </w:lvl>
+    <w:lvl w:ilvl="4" w:tplc="040E0003" w:tentative="1">
+      <w:start w:val="1"/>
+      <w:numFmt w:val="bullet"/>
+      <w:lvlText w:val="o"/>
+      <w:lvlJc w:val="left"/>
+      <w:pPr>
+        <w:ind w:left="3600" w:hanging="360"/>
+      </w:pPr>
+      <w:rPr>
+        <w:rFonts w:ascii="Courier New" w:hAnsi="Courier New" w:cs="Courier New" w:hint="default"/>
+      </w:rPr>
+    </w:lvl>
+    <w:lvl w:ilvl="5" w:tplc="040E0005" w:tentative="1">
+      <w:start w:val="1"/>
+      <w:numFmt w:val="bullet"/>
+      <w:lvlText w:val=""/>
+      <w:lvlJc w:val="left"/>
+      <w:pPr>
+        <w:ind w:left="4320" w:hanging="360"/>
+      </w:pPr>
+      <w:rPr>
+        <w:rFonts w:ascii="Wingdings" w:hAnsi="Wingdings" w:hint="default"/>
+      </w:rPr>
+    </w:lvl>
+    <w:lvl w:ilvl="6" w:tplc="040E0001" w:tentative="1">
+      <w:start w:val="1"/>
+      <w:numFmt w:val="bullet"/>
+      <w:lvlText w:val=""/>
+      <w:lvlJc w:val="left"/>
+      <w:pPr>
+        <w:ind w:left="5040" w:hanging="360"/>
+      </w:pPr>
+      <w:rPr>
+        <w:rFonts w:ascii="Symbol" w:hAnsi="Symbol" w:hint="default"/>
+      </w:rPr>
+    </w:lvl>
+    <w:lvl w:ilvl="7" w:tplc="040E0003" w:tentative="1">
+      <w:start w:val="1"/>
+      <w:numFmt w:val="bullet"/>
+      <w:lvlText w:val="o"/>
+      <w:lvlJc w:val="left"/>
+      <w:pPr>
+        <w:ind w:left="5760" w:hanging="360"/>
+      </w:pPr>
+      <w:rPr>
+        <w:rFonts w:ascii="Courier New" w:hAnsi="Courier New" w:cs="Courier New" w:hint="default"/>
+      </w:rPr>
+    </w:lvl>
+    <w:lvl w:ilvl="8" w:tplc="040E0005" w:tentative="1">
+      <w:start w:val="1"/>
+      <w:numFmt w:val="bullet"/>
+      <w:lvlText w:val=""/>
+      <w:lvlJc w:val="left"/>
+      <w:pPr>
+        <w:ind w:left="6480" w:hanging="360"/>
+      </w:pPr>
+      <w:rPr>
+        <w:rFonts w:ascii="Wingdings" w:hAnsi="Wingdings" w:hint="default"/>
+      </w:rPr>
+    </w:lvl>
+  </w:abstractNum>
+  <w:num w:numId="1" w16cid:durableId="1174761035">
     <w:abstractNumId w:val="5"/>
   </w:num>
-  <w:num w:numId="2">
+  <w:num w:numId="2" w16cid:durableId="522327313">
     <w:abstractNumId w:val="3"/>
   </w:num>
-  <w:num w:numId="3">
+  <w:num w:numId="3" w16cid:durableId="1596480155">
     <w:abstractNumId w:val="2"/>
   </w:num>
-  <w:num w:numId="4">
+  <w:num w:numId="4" w16cid:durableId="541866446">
     <w:abstractNumId w:val="0"/>
   </w:num>
-  <w:num w:numId="5">
+  <w:num w:numId="5" w16cid:durableId="1101027169">
     <w:abstractNumId w:val="4"/>
   </w:num>
-  <w:num w:numId="6">
+  <w:num w:numId="6" w16cid:durableId="1844855187">
     <w:abstractNumId w:val="6"/>
   </w:num>
-  <w:num w:numId="7">
+  <w:num w:numId="7" w16cid:durableId="878198592">
     <w:abstractNumId w:val="1"/>
+  </w:num>
+  <w:num w:numId="8" w16cid:durableId="1652367988">
+    <w:abstractNumId w:val="7"/>
   </w:num>
 </w:numbering>
 </file>
 
 <file path=word/styles.xml><?xml version="1.0" encoding="utf-8"?>
-<w:styles xmlns:mc="http://schemas.openxmlformats.org/markup-compatibility/2006" xmlns:r="http://schemas.openxmlformats.org/officeDocument/2006/relationships" xmlns:w="http://schemas.openxmlformats.org/wordprocessingml/2006/main" xmlns:w14="http://schemas.microsoft.com/office/word/2010/wordml" xmlns:w15="http://schemas.microsoft.com/office/word/2012/wordml" xmlns:w16cid="http://schemas.microsoft.com/office/word/2016/wordml/cid" xmlns:w16se="http://schemas.microsoft.com/office/word/2015/wordml/symex" mc:Ignorable="w14 w15 w16se w16cid">
+<w:styles xmlns:mc="http://schemas.openxmlformats.org/markup-compatibility/2006" xmlns:r="http://schemas.openxmlformats.org/officeDocument/2006/relationships" xmlns:w="http://schemas.openxmlformats.org/wordprocessingml/2006/main" xmlns:w14="http://schemas.microsoft.com/office/word/2010/wordml" xmlns:w15="http://schemas.microsoft.com/office/word/2012/wordml" xmlns:w16cex="http://schemas.microsoft.com/office/word/2018/wordml/cex" xmlns:w16cid="http://schemas.microsoft.com/office/word/2016/wordml/cid" xmlns:w16="http://schemas.microsoft.com/office/word/2018/wordml" xmlns:w16du="http://schemas.microsoft.com/office/word/2023/wordml/word16du" xmlns:w16sdtdh="http://schemas.microsoft.com/office/word/2020/wordml/sdtdatahash" xmlns:w16sdtfl="http://schemas.microsoft.com/office/word/2024/wordml/sdtformatlock" xmlns:w16se="http://schemas.microsoft.com/office/word/2015/wordml/symex" mc:Ignorable="w14 w15 w16se w16cid w16 w16cex w16sdtdh w16sdtfl w16du">
   <w:docDefaults>
     <w:rPrDefault>
       <w:rPr>
@@ -2849,7 +3403,7 @@
       </w:pPr>
     </w:pPrDefault>
   </w:docDefaults>
-  <w:latentStyles w:defLockedState="0" w:defUIPriority="99" w:defSemiHidden="0" w:defUnhideWhenUsed="0" w:defQFormat="0" w:count="375">
+  <w:latentStyles w:defLockedState="0" w:defUIPriority="99" w:defSemiHidden="0" w:defUnhideWhenUsed="0" w:defQFormat="0" w:count="376">
     <w:lsdException w:name="Normal" w:uiPriority="0" w:qFormat="1"/>
     <w:lsdException w:name="heading 1" w:uiPriority="9" w:qFormat="1"/>
     <w:lsdException w:name="heading 2" w:semiHidden="1" w:uiPriority="9" w:unhideWhenUsed="1" w:qFormat="1"/>
@@ -3225,6 +3779,7 @@
     <w:lsdException w:name="Smart Hyperlink" w:semiHidden="1" w:unhideWhenUsed="1"/>
     <w:lsdException w:name="Hashtag" w:semiHidden="1" w:unhideWhenUsed="1"/>
     <w:lsdException w:name="Unresolved Mention" w:semiHidden="1" w:unhideWhenUsed="1"/>
+    <w:lsdException w:name="Smart Link" w:semiHidden="1" w:unhideWhenUsed="1"/>
   </w:latentStyles>
   <w:style w:type="paragraph" w:default="1" w:styleId="Norml">
     <w:name w:val="Normal"/>

--- a/VizsgaRemekDokumentacio(A).docx
+++ b/VizsgaRemekDokumentacio(A).docx
@@ -1,6 +1,6 @@
 
 <file path=word/document.xml><?xml version="1.0" encoding="utf-8"?>
-<w:document xmlns:wpc="http://schemas.microsoft.com/office/word/2010/wordprocessingCanvas" xmlns:cx="http://schemas.microsoft.com/office/drawing/2014/chartex" xmlns:cx1="http://schemas.microsoft.com/office/drawing/2015/9/8/chartex" xmlns:cx2="http://schemas.microsoft.com/office/drawing/2015/10/21/chartex" xmlns:cx3="http://schemas.microsoft.com/office/drawing/2016/5/9/chartex" xmlns:cx4="http://schemas.microsoft.com/office/drawing/2016/5/10/chartex" xmlns:cx5="http://schemas.microsoft.com/office/drawing/2016/5/11/chartex" xmlns:cx6="http://schemas.microsoft.com/office/drawing/2016/5/12/chartex" xmlns:cx7="http://schemas.microsoft.com/office/drawing/2016/5/13/chartex" xmlns:cx8="http://schemas.microsoft.com/office/drawing/2016/5/14/chartex" xmlns:mc="http://schemas.openxmlformats.org/markup-compatibility/2006" xmlns:aink="http://schemas.microsoft.com/office/drawing/2016/ink" xmlns:am3d="http://schemas.microsoft.com/office/drawing/2017/model3d" xmlns:o="urn:schemas-microsoft-com:office:office" xmlns:oel="http://schemas.microsoft.com/office/2019/extlst" xmlns:r="http://schemas.openxmlformats.org/officeDocument/2006/relationships" xmlns:m="http://schemas.openxmlformats.org/officeDocument/2006/math" xmlns:v="urn:schemas-microsoft-com:vml" xmlns:wp14="http://schemas.microsoft.com/office/word/2010/wordprocessingDrawing" xmlns:wp="http://schemas.openxmlformats.org/drawingml/2006/wordprocessingDrawing" xmlns:w10="urn:schemas-microsoft-com:office:word" xmlns:w="http://schemas.openxmlformats.org/wordprocessingml/2006/main" xmlns:w14="http://schemas.microsoft.com/office/word/2010/wordml" xmlns:w15="http://schemas.microsoft.com/office/word/2012/wordml" xmlns:w16cex="http://schemas.microsoft.com/office/word/2018/wordml/cex" xmlns:w16cid="http://schemas.microsoft.com/office/word/2016/wordml/cid" xmlns:w16="http://schemas.microsoft.com/office/word/2018/wordml" xmlns:w16du="http://schemas.microsoft.com/office/word/2023/wordml/word16du" xmlns:w16sdtdh="http://schemas.microsoft.com/office/word/2020/wordml/sdtdatahash" xmlns:w16sdtfl="http://schemas.microsoft.com/office/word/2024/wordml/sdtformatlock" xmlns:w16se="http://schemas.microsoft.com/office/word/2015/wordml/symex" xmlns:wpg="http://schemas.microsoft.com/office/word/2010/wordprocessingGroup" xmlns:wpi="http://schemas.microsoft.com/office/word/2010/wordprocessingInk" xmlns:wne="http://schemas.microsoft.com/office/word/2006/wordml" xmlns:wps="http://schemas.microsoft.com/office/word/2010/wordprocessingShape" mc:Ignorable="w14 w15 w16se w16cid w16 w16cex w16sdtdh w16sdtfl w16du wp14">
+<w:document xmlns:wpc="http://schemas.microsoft.com/office/word/2010/wordprocessingCanvas" xmlns:cx="http://schemas.microsoft.com/office/drawing/2014/chartex" xmlns:cx1="http://schemas.microsoft.com/office/drawing/2015/9/8/chartex" xmlns:cx2="http://schemas.microsoft.com/office/drawing/2015/10/21/chartex" xmlns:cx3="http://schemas.microsoft.com/office/drawing/2016/5/9/chartex" xmlns:cx4="http://schemas.microsoft.com/office/drawing/2016/5/10/chartex" xmlns:cx5="http://schemas.microsoft.com/office/drawing/2016/5/11/chartex" xmlns:cx6="http://schemas.microsoft.com/office/drawing/2016/5/12/chartex" xmlns:cx7="http://schemas.microsoft.com/office/drawing/2016/5/13/chartex" xmlns:cx8="http://schemas.microsoft.com/office/drawing/2016/5/14/chartex" xmlns:mc="http://schemas.openxmlformats.org/markup-compatibility/2006" xmlns:aink="http://schemas.microsoft.com/office/drawing/2016/ink" xmlns:am3d="http://schemas.microsoft.com/office/drawing/2017/model3d" xmlns:o="urn:schemas-microsoft-com:office:office" xmlns:r="http://schemas.openxmlformats.org/officeDocument/2006/relationships" xmlns:m="http://schemas.openxmlformats.org/officeDocument/2006/math" xmlns:v="urn:schemas-microsoft-com:vml" xmlns:wp14="http://schemas.microsoft.com/office/word/2010/wordprocessingDrawing" xmlns:wp="http://schemas.openxmlformats.org/drawingml/2006/wordprocessingDrawing" xmlns:w10="urn:schemas-microsoft-com:office:word" xmlns:w="http://schemas.openxmlformats.org/wordprocessingml/2006/main" xmlns:w14="http://schemas.microsoft.com/office/word/2010/wordml" xmlns:w15="http://schemas.microsoft.com/office/word/2012/wordml" xmlns:w16cid="http://schemas.microsoft.com/office/word/2016/wordml/cid" xmlns:w16se="http://schemas.microsoft.com/office/word/2015/wordml/symex" xmlns:wpg="http://schemas.microsoft.com/office/word/2010/wordprocessingGroup" xmlns:wpi="http://schemas.microsoft.com/office/word/2010/wordprocessingInk" xmlns:wne="http://schemas.microsoft.com/office/word/2006/wordml" xmlns:wps="http://schemas.microsoft.com/office/word/2010/wordprocessingShape" mc:Ignorable="w14 w15 w16se w16cid wp14">
   <w:body>
     <w:p>
       <w:pPr>
@@ -18,12 +18,13 @@
         <w:rPr>
           <w:rFonts w:ascii="Arial" w:hAnsi="Arial" w:cs="Arial"/>
           <w:b/>
+          <w:noProof/>
           <w:color w:val="FFFFFF" w:themeColor="background1"/>
           <w:sz w:val="36"/>
           <w:szCs w:val="36"/>
         </w:rPr>
         <w:drawing>
-          <wp:anchor distT="0" distB="0" distL="114300" distR="114300" simplePos="0" relativeHeight="251659264" behindDoc="0" locked="0" layoutInCell="1" allowOverlap="1" wp14:anchorId="129897EB" wp14:editId="40FEC263">
+          <wp:anchor distT="0" distB="0" distL="114300" distR="114300" simplePos="0" relativeHeight="251658240" behindDoc="0" locked="0" layoutInCell="1" allowOverlap="1" wp14:anchorId="129897EB" wp14:editId="668847FD">
             <wp:simplePos x="0" y="0"/>
             <wp:positionH relativeFrom="margin">
               <wp:align>center</wp:align>
@@ -218,7 +219,7 @@
           <w:szCs w:val="72"/>
         </w:rPr>
         <w:drawing>
-          <wp:anchor distT="0" distB="0" distL="114300" distR="114300" simplePos="0" relativeHeight="251660288" behindDoc="0" locked="0" layoutInCell="1" allowOverlap="1" wp14:anchorId="76D0457E" wp14:editId="087424DD">
+          <wp:anchor distT="0" distB="0" distL="114300" distR="114300" simplePos="0" relativeHeight="251659264" behindDoc="0" locked="0" layoutInCell="1" allowOverlap="1" wp14:anchorId="76D0457E" wp14:editId="153EAED2">
             <wp:simplePos x="0" y="0"/>
             <wp:positionH relativeFrom="margin">
               <wp:posOffset>3599749</wp:posOffset>
@@ -399,11 +400,7 @@
           <w:b w:val="0"/>
           <w:noProof/>
           <w:color w:val="auto"/>
-          <w:kern w:val="2"/>
-          <w:sz w:val="24"/>
-          <w:szCs w:val="24"/>
           <w:lang w:eastAsia="hu-HU"/>
-          <w14:ligatures w14:val="standardContextual"/>
         </w:rPr>
       </w:pPr>
       <w:r>
@@ -424,7 +421,7 @@
         </w:rPr>
         <w:fldChar w:fldCharType="separate"/>
       </w:r>
-      <w:hyperlink w:anchor="_Toc221634151" w:history="1">
+      <w:hyperlink w:anchor="_Toc221711455" w:history="1">
         <w:r>
           <w:rPr>
             <w:rStyle w:val="Hiperhivatkozs"/>
@@ -451,7 +448,7 @@
             <w:noProof/>
             <w:webHidden/>
           </w:rPr>
-          <w:instrText xml:space="preserve"> PAGEREF _Toc221634151 \h </w:instrText>
+          <w:instrText xml:space="preserve"> PAGEREF _Toc221711455 \h </w:instrText>
         </w:r>
         <w:r>
           <w:rPr>
@@ -493,14 +490,10 @@
           <w:i w:val="0"/>
           <w:noProof/>
           <w:color w:val="auto"/>
-          <w:kern w:val="2"/>
-          <w:sz w:val="24"/>
-          <w:szCs w:val="24"/>
           <w:lang w:eastAsia="hu-HU"/>
-          <w14:ligatures w14:val="standardContextual"/>
         </w:rPr>
       </w:pPr>
-      <w:hyperlink w:anchor="_Toc221634152" w:history="1">
+      <w:hyperlink w:anchor="_Toc221711456" w:history="1">
         <w:r>
           <w:rPr>
             <w:rStyle w:val="Hiperhivatkozs"/>
@@ -527,7 +520,7 @@
             <w:noProof/>
             <w:webHidden/>
           </w:rPr>
-          <w:instrText xml:space="preserve"> PAGEREF _Toc221634152 \h </w:instrText>
+          <w:instrText xml:space="preserve"> PAGEREF _Toc221711456 \h </w:instrText>
         </w:r>
         <w:r>
           <w:rPr>
@@ -569,14 +562,10 @@
           <w:i w:val="0"/>
           <w:noProof/>
           <w:color w:val="auto"/>
-          <w:kern w:val="2"/>
-          <w:sz w:val="24"/>
-          <w:szCs w:val="24"/>
           <w:lang w:eastAsia="hu-HU"/>
-          <w14:ligatures w14:val="standardContextual"/>
         </w:rPr>
       </w:pPr>
-      <w:hyperlink w:anchor="_Toc221634153" w:history="1">
+      <w:hyperlink w:anchor="_Toc221711457" w:history="1">
         <w:r>
           <w:rPr>
             <w:rStyle w:val="Hiperhivatkozs"/>
@@ -603,7 +592,7 @@
             <w:noProof/>
             <w:webHidden/>
           </w:rPr>
-          <w:instrText xml:space="preserve"> PAGEREF _Toc221634153 \h </w:instrText>
+          <w:instrText xml:space="preserve"> PAGEREF _Toc221711457 \h </w:instrText>
         </w:r>
         <w:r>
           <w:rPr>
@@ -645,14 +634,10 @@
           <w:i w:val="0"/>
           <w:noProof/>
           <w:color w:val="auto"/>
-          <w:kern w:val="2"/>
-          <w:sz w:val="24"/>
-          <w:szCs w:val="24"/>
           <w:lang w:eastAsia="hu-HU"/>
-          <w14:ligatures w14:val="standardContextual"/>
         </w:rPr>
       </w:pPr>
-      <w:hyperlink w:anchor="_Toc221634154" w:history="1">
+      <w:hyperlink w:anchor="_Toc221711458" w:history="1">
         <w:r>
           <w:rPr>
             <w:rStyle w:val="Hiperhivatkozs"/>
@@ -679,7 +664,7 @@
             <w:noProof/>
             <w:webHidden/>
           </w:rPr>
-          <w:instrText xml:space="preserve"> PAGEREF _Toc221634154 \h </w:instrText>
+          <w:instrText xml:space="preserve"> PAGEREF _Toc221711458 \h </w:instrText>
         </w:r>
         <w:r>
           <w:rPr>
@@ -718,14 +703,10 @@
           <w:b w:val="0"/>
           <w:noProof/>
           <w:color w:val="auto"/>
-          <w:kern w:val="2"/>
-          <w:sz w:val="24"/>
-          <w:szCs w:val="24"/>
           <w:lang w:eastAsia="hu-HU"/>
-          <w14:ligatures w14:val="standardContextual"/>
         </w:rPr>
       </w:pPr>
-      <w:hyperlink w:anchor="_Toc221634155" w:history="1">
+      <w:hyperlink w:anchor="_Toc221711459" w:history="1">
         <w:r>
           <w:rPr>
             <w:rStyle w:val="Hiperhivatkozs"/>
@@ -752,7 +733,7 @@
             <w:noProof/>
             <w:webHidden/>
           </w:rPr>
-          <w:instrText xml:space="preserve"> PAGEREF _Toc221634155 \h </w:instrText>
+          <w:instrText xml:space="preserve"> PAGEREF _Toc221711459 \h </w:instrText>
         </w:r>
         <w:r>
           <w:rPr>
@@ -794,14 +775,10 @@
           <w:i w:val="0"/>
           <w:noProof/>
           <w:color w:val="auto"/>
-          <w:kern w:val="2"/>
-          <w:sz w:val="24"/>
-          <w:szCs w:val="24"/>
           <w:lang w:eastAsia="hu-HU"/>
-          <w14:ligatures w14:val="standardContextual"/>
         </w:rPr>
       </w:pPr>
-      <w:hyperlink w:anchor="_Toc221634156" w:history="1">
+      <w:hyperlink w:anchor="_Toc221711460" w:history="1">
         <w:r>
           <w:rPr>
             <w:rStyle w:val="Hiperhivatkozs"/>
@@ -828,7 +805,7 @@
             <w:noProof/>
             <w:webHidden/>
           </w:rPr>
-          <w:instrText xml:space="preserve"> PAGEREF _Toc221634156 \h </w:instrText>
+          <w:instrText xml:space="preserve"> PAGEREF _Toc221711460 \h </w:instrText>
         </w:r>
         <w:r>
           <w:rPr>
@@ -870,14 +847,10 @@
           <w:i w:val="0"/>
           <w:noProof/>
           <w:color w:val="auto"/>
-          <w:kern w:val="2"/>
-          <w:sz w:val="24"/>
-          <w:szCs w:val="24"/>
           <w:lang w:eastAsia="hu-HU"/>
-          <w14:ligatures w14:val="standardContextual"/>
         </w:rPr>
       </w:pPr>
-      <w:hyperlink w:anchor="_Toc221634157" w:history="1">
+      <w:hyperlink w:anchor="_Toc221711461" w:history="1">
         <w:r>
           <w:rPr>
             <w:rStyle w:val="Hiperhivatkozs"/>
@@ -904,7 +877,7 @@
             <w:noProof/>
             <w:webHidden/>
           </w:rPr>
-          <w:instrText xml:space="preserve"> PAGEREF _Toc221634157 \h </w:instrText>
+          <w:instrText xml:space="preserve"> PAGEREF _Toc221711461 \h </w:instrText>
         </w:r>
         <w:r>
           <w:rPr>
@@ -943,14 +916,10 @@
           <w:b w:val="0"/>
           <w:noProof/>
           <w:color w:val="auto"/>
-          <w:kern w:val="2"/>
-          <w:sz w:val="24"/>
-          <w:szCs w:val="24"/>
           <w:lang w:eastAsia="hu-HU"/>
-          <w14:ligatures w14:val="standardContextual"/>
         </w:rPr>
       </w:pPr>
-      <w:hyperlink w:anchor="_Toc221634158" w:history="1">
+      <w:hyperlink w:anchor="_Toc221711462" w:history="1">
         <w:r>
           <w:rPr>
             <w:rStyle w:val="Hiperhivatkozs"/>
@@ -977,7 +946,7 @@
             <w:noProof/>
             <w:webHidden/>
           </w:rPr>
-          <w:instrText xml:space="preserve"> PAGEREF _Toc221634158 \h </w:instrText>
+          <w:instrText xml:space="preserve"> PAGEREF _Toc221711462 \h </w:instrText>
         </w:r>
         <w:r>
           <w:rPr>
@@ -1016,14 +985,10 @@
           <w:b w:val="0"/>
           <w:noProof/>
           <w:color w:val="auto"/>
-          <w:kern w:val="2"/>
-          <w:sz w:val="24"/>
-          <w:szCs w:val="24"/>
           <w:lang w:eastAsia="hu-HU"/>
-          <w14:ligatures w14:val="standardContextual"/>
         </w:rPr>
       </w:pPr>
-      <w:hyperlink w:anchor="_Toc221634159" w:history="1">
+      <w:hyperlink w:anchor="_Toc221711463" w:history="1">
         <w:r>
           <w:rPr>
             <w:rStyle w:val="Hiperhivatkozs"/>
@@ -1050,7 +1015,7 @@
             <w:noProof/>
             <w:webHidden/>
           </w:rPr>
-          <w:instrText xml:space="preserve"> PAGEREF _Toc221634159 \h </w:instrText>
+          <w:instrText xml:space="preserve"> PAGEREF _Toc221711463 \h </w:instrText>
         </w:r>
         <w:r>
           <w:rPr>
@@ -1089,14 +1054,10 @@
           <w:b w:val="0"/>
           <w:noProof/>
           <w:color w:val="auto"/>
-          <w:kern w:val="2"/>
-          <w:sz w:val="24"/>
-          <w:szCs w:val="24"/>
           <w:lang w:eastAsia="hu-HU"/>
-          <w14:ligatures w14:val="standardContextual"/>
         </w:rPr>
       </w:pPr>
-      <w:hyperlink w:anchor="_Toc221634160" w:history="1">
+      <w:hyperlink w:anchor="_Toc221711464" w:history="1">
         <w:r>
           <w:rPr>
             <w:rStyle w:val="Hiperhivatkozs"/>
@@ -1123,7 +1084,7 @@
             <w:noProof/>
             <w:webHidden/>
           </w:rPr>
-          <w:instrText xml:space="preserve"> PAGEREF _Toc221634160 \h </w:instrText>
+          <w:instrText xml:space="preserve"> PAGEREF _Toc221711464 \h </w:instrText>
         </w:r>
         <w:r>
           <w:rPr>
@@ -1172,7 +1133,7 @@
         <w:pStyle w:val="Cm"/>
       </w:pPr>
       <w:bookmarkStart w:id="0" w:name="_Toc220930350"/>
-      <w:bookmarkStart w:id="1" w:name="_Toc221634151"/>
+      <w:bookmarkStart w:id="1" w:name="_Toc221711455"/>
       <w:r>
         <w:lastRenderedPageBreak/>
         <w:t>Bevezetés</w:t>
@@ -1185,7 +1146,7 @@
         <w:pStyle w:val="Cmsor1"/>
       </w:pPr>
       <w:bookmarkStart w:id="2" w:name="_Toc220930351"/>
-      <w:bookmarkStart w:id="3" w:name="_Toc221634152"/>
+      <w:bookmarkStart w:id="3" w:name="_Toc221711456"/>
       <w:r>
         <w:t>Témaválasztás indoklása</w:t>
       </w:r>
@@ -1205,7 +1166,7 @@
         <w:pStyle w:val="Cmsor1"/>
       </w:pPr>
       <w:bookmarkStart w:id="4" w:name="_Toc220930352"/>
-      <w:bookmarkStart w:id="5" w:name="_Toc221634153"/>
+      <w:bookmarkStart w:id="5" w:name="_Toc221711457"/>
       <w:r>
         <w:t>Célkitűzés</w:t>
       </w:r>
@@ -1381,7 +1342,7 @@
       <w:pPr>
         <w:pStyle w:val="Cmsor1"/>
       </w:pPr>
-      <w:bookmarkStart w:id="6" w:name="_Toc221634154"/>
+      <w:bookmarkStart w:id="6" w:name="_Toc221711458"/>
       <w:r>
         <w:t>Oldal különlegességei, elnevezése</w:t>
       </w:r>
@@ -1439,7 +1400,7 @@
         <w:pStyle w:val="Cm"/>
       </w:pPr>
       <w:bookmarkStart w:id="7" w:name="_Toc220930353"/>
-      <w:bookmarkStart w:id="8" w:name="_Toc221634155"/>
+      <w:bookmarkStart w:id="8" w:name="_Toc221711459"/>
       <w:r>
         <w:lastRenderedPageBreak/>
         <w:t>Fejlesztői dokumentáció</w:t>
@@ -1451,7 +1412,7 @@
       <w:pPr>
         <w:pStyle w:val="Cmsor1"/>
       </w:pPr>
-      <w:bookmarkStart w:id="9" w:name="_Toc221634156"/>
+      <w:bookmarkStart w:id="9" w:name="_Toc221711460"/>
       <w:r>
         <w:t>Fejlesztői környezet</w:t>
       </w:r>
@@ -1541,18 +1502,18 @@
         <mc:AlternateContent>
           <mc:Choice Requires="wpg">
             <w:drawing>
-              <wp:anchor distT="0" distB="0" distL="114300" distR="114300" simplePos="0" relativeHeight="251668480" behindDoc="0" locked="0" layoutInCell="1" allowOverlap="1" wp14:anchorId="6E496BBD" wp14:editId="6D6E0EC9">
+              <wp:anchor distT="0" distB="0" distL="114300" distR="114300" simplePos="0" relativeHeight="251671552" behindDoc="0" locked="0" layoutInCell="1" allowOverlap="1" wp14:anchorId="64539C07" wp14:editId="4369F872">
                 <wp:simplePos x="0" y="0"/>
                 <wp:positionH relativeFrom="column">
-                  <wp:posOffset>596673</wp:posOffset>
+                  <wp:posOffset>3394821</wp:posOffset>
                 </wp:positionH>
                 <wp:positionV relativeFrom="paragraph">
-                  <wp:posOffset>83555</wp:posOffset>
+                  <wp:posOffset>75565</wp:posOffset>
                 </wp:positionV>
-                <wp:extent cx="46847" cy="421404"/>
-                <wp:effectExtent l="0" t="0" r="10795" b="17145"/>
+                <wp:extent cx="55245" cy="432435"/>
+                <wp:effectExtent l="0" t="0" r="1905" b="5715"/>
                 <wp:wrapNone/>
-                <wp:docPr id="1853724022" name="Csoportba foglalás 1853724022"/>
+                <wp:docPr id="6" name="Csoportba foglalás 6"/>
                 <wp:cNvGraphicFramePr/>
                 <a:graphic xmlns:a="http://schemas.openxmlformats.org/drawingml/2006/main">
                   <a:graphicData uri="http://schemas.microsoft.com/office/word/2010/wordprocessingGroup">
@@ -1561,22 +1522,25 @@
                       <wpg:grpSpPr>
                         <a:xfrm>
                           <a:off x="0" y="0"/>
-                          <a:ext cx="46847" cy="421404"/>
-                          <a:chOff x="5934" y="5610"/>
-                          <a:chExt cx="46847" cy="421404"/>
+                          <a:ext cx="55245" cy="432435"/>
+                          <a:chOff x="0" y="0"/>
+                          <a:chExt cx="55245" cy="432435"/>
                         </a:xfrm>
                       </wpg:grpSpPr>
                       <wps:wsp>
-                        <wps:cNvPr id="1331549611" name="Ellipszis 1331549611"/>
+                        <wps:cNvPr id="1" name="Ellipszis 1"/>
                         <wps:cNvSpPr/>
                         <wps:spPr>
-                          <a:xfrm flipH="1">
-                            <a:off x="5934" y="5610"/>
-                            <a:ext cx="45720" cy="45720"/>
+                          <a:xfrm>
+                            <a:off x="1905" y="0"/>
+                            <a:ext cx="53340" cy="49530"/>
                           </a:xfrm>
                           <a:prstGeom prst="ellipse">
                             <a:avLst/>
                           </a:prstGeom>
+                          <a:ln>
+                            <a:noFill/>
+                          </a:ln>
                         </wps:spPr>
                         <wps:style>
                           <a:lnRef idx="2">
@@ -1602,16 +1566,19 @@
                         </wps:bodyPr>
                       </wps:wsp>
                       <wps:wsp>
-                        <wps:cNvPr id="955660643" name="Ellipszis 955660643"/>
+                        <wps:cNvPr id="2" name="Ellipszis 2"/>
                         <wps:cNvSpPr/>
                         <wps:spPr>
-                          <a:xfrm flipH="1">
-                            <a:off x="7061" y="190647"/>
-                            <a:ext cx="45720" cy="45720"/>
+                          <a:xfrm>
+                            <a:off x="1905" y="192405"/>
+                            <a:ext cx="53340" cy="49530"/>
                           </a:xfrm>
                           <a:prstGeom prst="ellipse">
                             <a:avLst/>
                           </a:prstGeom>
+                          <a:ln>
+                            <a:noFill/>
+                          </a:ln>
                         </wps:spPr>
                         <wps:style>
                           <a:lnRef idx="2">
@@ -1637,16 +1604,19 @@
                         </wps:bodyPr>
                       </wps:wsp>
                       <wps:wsp>
-                        <wps:cNvPr id="119190994" name="Ellipszis 119190994"/>
+                        <wps:cNvPr id="4" name="Ellipszis 4"/>
                         <wps:cNvSpPr/>
                         <wps:spPr>
-                          <a:xfrm flipH="1">
-                            <a:off x="7059" y="381294"/>
-                            <a:ext cx="45720" cy="45720"/>
+                          <a:xfrm>
+                            <a:off x="0" y="382905"/>
+                            <a:ext cx="53340" cy="49530"/>
                           </a:xfrm>
                           <a:prstGeom prst="ellipse">
                             <a:avLst/>
                           </a:prstGeom>
+                          <a:ln>
+                            <a:noFill/>
+                          </a:ln>
                         </wps:spPr>
                         <wps:style>
                           <a:lnRef idx="2">
@@ -1674,191 +1644,19 @@
                     </wpg:wgp>
                   </a:graphicData>
                 </a:graphic>
-                <wp14:sizeRelH relativeFrom="margin">
-                  <wp14:pctWidth>0</wp14:pctWidth>
-                </wp14:sizeRelH>
-                <wp14:sizeRelV relativeFrom="margin">
-                  <wp14:pctHeight>0</wp14:pctHeight>
-                </wp14:sizeRelV>
               </wp:anchor>
             </w:drawing>
           </mc:Choice>
           <mc:Fallback>
             <w:pict>
-              <v:group w14:anchorId="5E0017F4" id="Csoportba foglalás 1853724022" o:spid="_x0000_s1026" style="position:absolute;margin-left:47pt;margin-top:6.6pt;width:3.7pt;height:33.2pt;z-index:251668480;mso-width-relative:margin;mso-height-relative:margin" coordorigin="5934,5610" coordsize="46847,421404" o:gfxdata="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">
-                <v:oval id="Ellipszis 1331549611" o:spid="_x0000_s1027" style="position:absolute;left:5934;top:5610;width:45720;height:45720;flip:x;visibility:visible;mso-wrap-style:square;v-text-anchor:middle" o:gfxdata="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" fillcolor="black [3200]" strokecolor="black [1600]" strokeweight="1pt">
+              <v:group w14:anchorId="02BE89A3" id="Csoportba foglalás 6" o:spid="_x0000_s1026" style="position:absolute;margin-left:267.3pt;margin-top:5.95pt;width:4.35pt;height:34.05pt;z-index:251671552" coordsize="55245,432435" o:gfxdata="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">
+                <v:oval id="Ellipszis 1" o:spid="_x0000_s1027" style="position:absolute;left:1905;width:53340;height:49530;visibility:visible;mso-wrap-style:square;v-text-anchor:middle" o:gfxdata="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" fillcolor="black [3200]" stroked="f" strokeweight="1pt">
                   <v:stroke joinstyle="miter"/>
                 </v:oval>
-                <v:oval id="Ellipszis 955660643" o:spid="_x0000_s1028" style="position:absolute;left:7061;top:190647;width:45720;height:45720;flip:x;visibility:visible;mso-wrap-style:square;v-text-anchor:middle" o:gfxdata="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" fillcolor="black [3200]" strokecolor="black [1600]" strokeweight="1pt">
+                <v:oval id="Ellipszis 2" o:spid="_x0000_s1028" style="position:absolute;left:1905;top:192405;width:53340;height:49530;visibility:visible;mso-wrap-style:square;v-text-anchor:middle" o:gfxdata="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" fillcolor="black [3200]" stroked="f" strokeweight="1pt">
                   <v:stroke joinstyle="miter"/>
                 </v:oval>
-                <v:oval id="Ellipszis 119190994" o:spid="_x0000_s1029" style="position:absolute;left:7059;top:381294;width:45720;height:45720;flip:x;visibility:visible;mso-wrap-style:square;v-text-anchor:middle" o:gfxdata="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" fillcolor="black [3200]" strokecolor="black [1600]" strokeweight="1pt">
-                  <v:stroke joinstyle="miter"/>
-                </v:oval>
-              </v:group>
-            </w:pict>
-          </mc:Fallback>
-        </mc:AlternateContent>
-      </w:r>
-      <w:r>
-        <w:rPr>
-          <w:noProof/>
-        </w:rPr>
-        <mc:AlternateContent>
-          <mc:Choice Requires="wpg">
-            <w:drawing>
-              <wp:anchor distT="0" distB="0" distL="114300" distR="114300" simplePos="0" relativeHeight="251666432" behindDoc="0" locked="0" layoutInCell="1" allowOverlap="1" wp14:anchorId="23D12863" wp14:editId="170B7C48">
-                <wp:simplePos x="0" y="0"/>
-                <wp:positionH relativeFrom="column">
-                  <wp:posOffset>3446444</wp:posOffset>
-                </wp:positionH>
-                <wp:positionV relativeFrom="paragraph">
-                  <wp:posOffset>81331</wp:posOffset>
-                </wp:positionV>
-                <wp:extent cx="46847" cy="421404"/>
-                <wp:effectExtent l="0" t="0" r="10795" b="17145"/>
-                <wp:wrapNone/>
-                <wp:docPr id="18" name="Csoportba foglalás 18"/>
-                <wp:cNvGraphicFramePr/>
-                <a:graphic xmlns:a="http://schemas.openxmlformats.org/drawingml/2006/main">
-                  <a:graphicData uri="http://schemas.microsoft.com/office/word/2010/wordprocessingGroup">
-                    <wpg:wgp>
-                      <wpg:cNvGrpSpPr/>
-                      <wpg:grpSpPr>
-                        <a:xfrm>
-                          <a:off x="0" y="0"/>
-                          <a:ext cx="46847" cy="421404"/>
-                          <a:chOff x="5934" y="5610"/>
-                          <a:chExt cx="46847" cy="421404"/>
-                        </a:xfrm>
-                      </wpg:grpSpPr>
-                      <wps:wsp>
-                        <wps:cNvPr id="5" name="Ellipszis 5"/>
-                        <wps:cNvSpPr/>
-                        <wps:spPr>
-                          <a:xfrm flipH="1">
-                            <a:off x="5934" y="5610"/>
-                            <a:ext cx="45720" cy="45720"/>
-                          </a:xfrm>
-                          <a:prstGeom prst="ellipse">
-                            <a:avLst/>
-                          </a:prstGeom>
-                        </wps:spPr>
-                        <wps:style>
-                          <a:lnRef idx="2">
-                            <a:schemeClr val="dk1">
-                              <a:shade val="50000"/>
-                            </a:schemeClr>
-                          </a:lnRef>
-                          <a:fillRef idx="1">
-                            <a:schemeClr val="dk1"/>
-                          </a:fillRef>
-                          <a:effectRef idx="0">
-                            <a:schemeClr val="dk1"/>
-                          </a:effectRef>
-                          <a:fontRef idx="minor">
-                            <a:schemeClr val="lt1"/>
-                          </a:fontRef>
-                        </wps:style>
-                        <wps:bodyPr rot="0" spcFirstLastPara="0" vertOverflow="overflow" horzOverflow="overflow" vert="horz" wrap="square" lIns="91440" tIns="45720" rIns="91440" bIns="45720" numCol="1" spcCol="0" rtlCol="0" fromWordArt="0" anchor="ctr" anchorCtr="0" forceAA="0" compatLnSpc="1">
-                          <a:prstTxWarp prst="textNoShape">
-                            <a:avLst/>
-                          </a:prstTxWarp>
-                          <a:noAutofit/>
-                        </wps:bodyPr>
-                      </wps:wsp>
-                      <wps:wsp>
-                        <wps:cNvPr id="16" name="Ellipszis 16"/>
-                        <wps:cNvSpPr/>
-                        <wps:spPr>
-                          <a:xfrm flipH="1">
-                            <a:off x="7061" y="190647"/>
-                            <a:ext cx="45720" cy="45720"/>
-                          </a:xfrm>
-                          <a:prstGeom prst="ellipse">
-                            <a:avLst/>
-                          </a:prstGeom>
-                        </wps:spPr>
-                        <wps:style>
-                          <a:lnRef idx="2">
-                            <a:schemeClr val="dk1">
-                              <a:shade val="50000"/>
-                            </a:schemeClr>
-                          </a:lnRef>
-                          <a:fillRef idx="1">
-                            <a:schemeClr val="dk1"/>
-                          </a:fillRef>
-                          <a:effectRef idx="0">
-                            <a:schemeClr val="dk1"/>
-                          </a:effectRef>
-                          <a:fontRef idx="minor">
-                            <a:schemeClr val="lt1"/>
-                          </a:fontRef>
-                        </wps:style>
-                        <wps:bodyPr rot="0" spcFirstLastPara="0" vertOverflow="overflow" horzOverflow="overflow" vert="horz" wrap="square" lIns="91440" tIns="45720" rIns="91440" bIns="45720" numCol="1" spcCol="0" rtlCol="0" fromWordArt="0" anchor="ctr" anchorCtr="0" forceAA="0" compatLnSpc="1">
-                          <a:prstTxWarp prst="textNoShape">
-                            <a:avLst/>
-                          </a:prstTxWarp>
-                          <a:noAutofit/>
-                        </wps:bodyPr>
-                      </wps:wsp>
-                      <wps:wsp>
-                        <wps:cNvPr id="17" name="Ellipszis 17"/>
-                        <wps:cNvSpPr/>
-                        <wps:spPr>
-                          <a:xfrm flipH="1">
-                            <a:off x="7059" y="381294"/>
-                            <a:ext cx="45720" cy="45720"/>
-                          </a:xfrm>
-                          <a:prstGeom prst="ellipse">
-                            <a:avLst/>
-                          </a:prstGeom>
-                        </wps:spPr>
-                        <wps:style>
-                          <a:lnRef idx="2">
-                            <a:schemeClr val="dk1">
-                              <a:shade val="50000"/>
-                            </a:schemeClr>
-                          </a:lnRef>
-                          <a:fillRef idx="1">
-                            <a:schemeClr val="dk1"/>
-                          </a:fillRef>
-                          <a:effectRef idx="0">
-                            <a:schemeClr val="dk1"/>
-                          </a:effectRef>
-                          <a:fontRef idx="minor">
-                            <a:schemeClr val="lt1"/>
-                          </a:fontRef>
-                        </wps:style>
-                        <wps:bodyPr rot="0" spcFirstLastPara="0" vertOverflow="overflow" horzOverflow="overflow" vert="horz" wrap="square" lIns="91440" tIns="45720" rIns="91440" bIns="45720" numCol="1" spcCol="0" rtlCol="0" fromWordArt="0" anchor="ctr" anchorCtr="0" forceAA="0" compatLnSpc="1">
-                          <a:prstTxWarp prst="textNoShape">
-                            <a:avLst/>
-                          </a:prstTxWarp>
-                          <a:noAutofit/>
-                        </wps:bodyPr>
-                      </wps:wsp>
-                    </wpg:wgp>
-                  </a:graphicData>
-                </a:graphic>
-                <wp14:sizeRelH relativeFrom="margin">
-                  <wp14:pctWidth>0</wp14:pctWidth>
-                </wp14:sizeRelH>
-                <wp14:sizeRelV relativeFrom="margin">
-                  <wp14:pctHeight>0</wp14:pctHeight>
-                </wp14:sizeRelV>
-              </wp:anchor>
-            </w:drawing>
-          </mc:Choice>
-          <mc:Fallback>
-            <w:pict>
-              <v:group w14:anchorId="7DB3761C" id="Csoportba foglalás 18" o:spid="_x0000_s1026" style="position:absolute;margin-left:271.35pt;margin-top:6.4pt;width:3.7pt;height:33.2pt;z-index:251666432;mso-width-relative:margin;mso-height-relative:margin" coordorigin="5934,5610" coordsize="46847,421404" o:gfxdata="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">
-                <v:oval id="Ellipszis 5" o:spid="_x0000_s1027" style="position:absolute;left:5934;top:5610;width:45720;height:45720;flip:x;visibility:visible;mso-wrap-style:square;v-text-anchor:middle" o:gfxdata="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" fillcolor="black [3200]" strokecolor="black [1600]" strokeweight="1pt">
-                  <v:stroke joinstyle="miter"/>
-                </v:oval>
-                <v:oval id="Ellipszis 16" o:spid="_x0000_s1028" style="position:absolute;left:7061;top:190647;width:45720;height:45720;flip:x;visibility:visible;mso-wrap-style:square;v-text-anchor:middle" o:gfxdata="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" fillcolor="black [3200]" strokecolor="black [1600]" strokeweight="1pt">
-                  <v:stroke joinstyle="miter"/>
-                </v:oval>
-                <v:oval id="Ellipszis 17" o:spid="_x0000_s1029" style="position:absolute;left:7059;top:381294;width:45720;height:45720;flip:x;visibility:visible;mso-wrap-style:square;v-text-anchor:middle" o:gfxdata="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" fillcolor="black [3200]" strokecolor="black [1600]" strokeweight="1pt">
+                <v:oval id="Ellipszis 4" o:spid="_x0000_s1029" style="position:absolute;top:382905;width:53340;height:49530;visibility:visible;mso-wrap-style:square;v-text-anchor:middle" o:gfxdata="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" fillcolor="black [3200]" stroked="f" strokeweight="1pt">
                   <v:stroke joinstyle="miter"/>
                 </v:oval>
               </v:group>
@@ -1996,7 +1794,7 @@
         <w:spacing w:after="200"/>
         <w:ind w:left="284"/>
       </w:pPr>
-      <w:bookmarkStart w:id="10" w:name="_Toc221634157"/>
+      <w:bookmarkStart w:id="10" w:name="_Toc221711461"/>
       <w:r>
         <w:t>Fejlesztésre használt eszközök</w:t>
       </w:r>
@@ -2053,45 +1851,71 @@
         </w:numPr>
         <w:ind w:left="1276"/>
       </w:pPr>
+      <w:proofErr w:type="spellStart"/>
+      <w:r>
+        <w:t>WinSCP</w:t>
+      </w:r>
+      <w:proofErr w:type="spellEnd"/>
+      <w:r>
+        <w:t xml:space="preserve"> (</w:t>
+      </w:r>
+      <w:r>
+        <w:t>FTP kapcsolat a webtárhelyre</w:t>
+      </w:r>
+      <w:r>
+        <w:t>)</w:t>
+      </w:r>
+    </w:p>
+    <w:p>
+      <w:pPr>
+        <w:pStyle w:val="Listaszerbekezds"/>
+        <w:numPr>
+          <w:ilvl w:val="0"/>
+          <w:numId w:val="8"/>
+        </w:numPr>
+        <w:ind w:left="1276"/>
+      </w:pPr>
       <w:r>
         <w:t>Windows 10-11 (Operációs rendszer)</w:t>
       </w:r>
+      <w:bookmarkStart w:id="11" w:name="_GoBack"/>
+      <w:bookmarkEnd w:id="11"/>
     </w:p>
     <w:p>
       <w:pPr>
         <w:pStyle w:val="Cm"/>
       </w:pPr>
-      <w:bookmarkStart w:id="11" w:name="_Toc220930354"/>
-      <w:bookmarkStart w:id="12" w:name="_Toc221634158"/>
+      <w:bookmarkStart w:id="12" w:name="_Toc220930354"/>
+      <w:bookmarkStart w:id="13" w:name="_Toc221711462"/>
       <w:r>
         <w:t>Felhasználói dokumentáció</w:t>
       </w:r>
-      <w:bookmarkEnd w:id="11"/>
       <w:bookmarkEnd w:id="12"/>
+      <w:bookmarkEnd w:id="13"/>
     </w:p>
     <w:p>
       <w:pPr>
         <w:pStyle w:val="Cm"/>
       </w:pPr>
-      <w:bookmarkStart w:id="13" w:name="_Toc220930355"/>
-      <w:bookmarkStart w:id="14" w:name="_Toc221634159"/>
+      <w:bookmarkStart w:id="14" w:name="_Toc220930355"/>
+      <w:bookmarkStart w:id="15" w:name="_Toc221711463"/>
       <w:r>
         <w:t>Összefoglalás</w:t>
       </w:r>
-      <w:bookmarkEnd w:id="13"/>
       <w:bookmarkEnd w:id="14"/>
+      <w:bookmarkEnd w:id="15"/>
     </w:p>
     <w:p>
       <w:pPr>
         <w:pStyle w:val="Cm"/>
       </w:pPr>
-      <w:bookmarkStart w:id="15" w:name="_Toc220930356"/>
-      <w:bookmarkStart w:id="16" w:name="_Toc221634160"/>
+      <w:bookmarkStart w:id="16" w:name="_Toc220930356"/>
+      <w:bookmarkStart w:id="17" w:name="_Toc221711464"/>
       <w:r>
         <w:t>Irodalomjegyzék</w:t>
       </w:r>
-      <w:bookmarkEnd w:id="15"/>
       <w:bookmarkEnd w:id="16"/>
+      <w:bookmarkEnd w:id="17"/>
     </w:p>
     <w:sectPr>
       <w:footerReference w:type="default" r:id="rId11"/>
@@ -2111,7 +1935,7 @@
 </file>
 
 <file path=word/endnotes.xml><?xml version="1.0" encoding="utf-8"?>
-<w:endnotes xmlns:wpc="http://schemas.microsoft.com/office/word/2010/wordprocessingCanvas" xmlns:cx="http://schemas.microsoft.com/office/drawing/2014/chartex" xmlns:cx1="http://schemas.microsoft.com/office/drawing/2015/9/8/chartex" xmlns:cx2="http://schemas.microsoft.com/office/drawing/2015/10/21/chartex" xmlns:cx3="http://schemas.microsoft.com/office/drawing/2016/5/9/chartex" xmlns:cx4="http://schemas.microsoft.com/office/drawing/2016/5/10/chartex" xmlns:cx5="http://schemas.microsoft.com/office/drawing/2016/5/11/chartex" xmlns:cx6="http://schemas.microsoft.com/office/drawing/2016/5/12/chartex" xmlns:cx7="http://schemas.microsoft.com/office/drawing/2016/5/13/chartex" xmlns:cx8="http://schemas.microsoft.com/office/drawing/2016/5/14/chartex" xmlns:mc="http://schemas.openxmlformats.org/markup-compatibility/2006" xmlns:aink="http://schemas.microsoft.com/office/drawing/2016/ink" xmlns:am3d="http://schemas.microsoft.com/office/drawing/2017/model3d" xmlns:o="urn:schemas-microsoft-com:office:office" xmlns:oel="http://schemas.microsoft.com/office/2019/extlst" xmlns:r="http://schemas.openxmlformats.org/officeDocument/2006/relationships" xmlns:m="http://schemas.openxmlformats.org/officeDocument/2006/math" xmlns:v="urn:schemas-microsoft-com:vml" xmlns:wp14="http://schemas.microsoft.com/office/word/2010/wordprocessingDrawing" xmlns:wp="http://schemas.openxmlformats.org/drawingml/2006/wordprocessingDrawing" xmlns:w10="urn:schemas-microsoft-com:office:word" xmlns:w="http://schemas.openxmlformats.org/wordprocessingml/2006/main" xmlns:w14="http://schemas.microsoft.com/office/word/2010/wordml" xmlns:w15="http://schemas.microsoft.com/office/word/2012/wordml" xmlns:w16cex="http://schemas.microsoft.com/office/word/2018/wordml/cex" xmlns:w16cid="http://schemas.microsoft.com/office/word/2016/wordml/cid" xmlns:w16="http://schemas.microsoft.com/office/word/2018/wordml" xmlns:w16du="http://schemas.microsoft.com/office/word/2023/wordml/word16du" xmlns:w16sdtdh="http://schemas.microsoft.com/office/word/2020/wordml/sdtdatahash" xmlns:w16sdtfl="http://schemas.microsoft.com/office/word/2024/wordml/sdtformatlock" xmlns:w16se="http://schemas.microsoft.com/office/word/2015/wordml/symex" xmlns:wpg="http://schemas.microsoft.com/office/word/2010/wordprocessingGroup" xmlns:wpi="http://schemas.microsoft.com/office/word/2010/wordprocessingInk" xmlns:wne="http://schemas.microsoft.com/office/word/2006/wordml" xmlns:wps="http://schemas.microsoft.com/office/word/2010/wordprocessingShape" mc:Ignorable="w14 w15 w16se w16cid w16 w16cex w16sdtdh w16sdtfl w16du wp14">
+<w:endnotes xmlns:wpc="http://schemas.microsoft.com/office/word/2010/wordprocessingCanvas" xmlns:cx="http://schemas.microsoft.com/office/drawing/2014/chartex" xmlns:cx1="http://schemas.microsoft.com/office/drawing/2015/9/8/chartex" xmlns:cx2="http://schemas.microsoft.com/office/drawing/2015/10/21/chartex" xmlns:cx3="http://schemas.microsoft.com/office/drawing/2016/5/9/chartex" xmlns:cx4="http://schemas.microsoft.com/office/drawing/2016/5/10/chartex" xmlns:cx5="http://schemas.microsoft.com/office/drawing/2016/5/11/chartex" xmlns:cx6="http://schemas.microsoft.com/office/drawing/2016/5/12/chartex" xmlns:cx7="http://schemas.microsoft.com/office/drawing/2016/5/13/chartex" xmlns:cx8="http://schemas.microsoft.com/office/drawing/2016/5/14/chartex" xmlns:mc="http://schemas.openxmlformats.org/markup-compatibility/2006" xmlns:aink="http://schemas.microsoft.com/office/drawing/2016/ink" xmlns:am3d="http://schemas.microsoft.com/office/drawing/2017/model3d" xmlns:o="urn:schemas-microsoft-com:office:office" xmlns:r="http://schemas.openxmlformats.org/officeDocument/2006/relationships" xmlns:m="http://schemas.openxmlformats.org/officeDocument/2006/math" xmlns:v="urn:schemas-microsoft-com:vml" xmlns:wp14="http://schemas.microsoft.com/office/word/2010/wordprocessingDrawing" xmlns:wp="http://schemas.openxmlformats.org/drawingml/2006/wordprocessingDrawing" xmlns:w10="urn:schemas-microsoft-com:office:word" xmlns:w="http://schemas.openxmlformats.org/wordprocessingml/2006/main" xmlns:w14="http://schemas.microsoft.com/office/word/2010/wordml" xmlns:w15="http://schemas.microsoft.com/office/word/2012/wordml" xmlns:w16cid="http://schemas.microsoft.com/office/word/2016/wordml/cid" xmlns:w16se="http://schemas.microsoft.com/office/word/2015/wordml/symex" xmlns:wpg="http://schemas.microsoft.com/office/word/2010/wordprocessingGroup" xmlns:wpi="http://schemas.microsoft.com/office/word/2010/wordprocessingInk" xmlns:wne="http://schemas.microsoft.com/office/word/2006/wordml" xmlns:wps="http://schemas.microsoft.com/office/word/2010/wordprocessingShape" mc:Ignorable="w14 w15 w16se w16cid wp14">
   <w:endnote w:type="separator" w:id="-1">
     <w:p>
       <w:pPr>
@@ -2136,7 +1960,7 @@
 </file>
 
 <file path=word/footer1.xml><?xml version="1.0" encoding="utf-8"?>
-<w:ftr xmlns:wpc="http://schemas.microsoft.com/office/word/2010/wordprocessingCanvas" xmlns:cx="http://schemas.microsoft.com/office/drawing/2014/chartex" xmlns:cx1="http://schemas.microsoft.com/office/drawing/2015/9/8/chartex" xmlns:cx2="http://schemas.microsoft.com/office/drawing/2015/10/21/chartex" xmlns:cx3="http://schemas.microsoft.com/office/drawing/2016/5/9/chartex" xmlns:cx4="http://schemas.microsoft.com/office/drawing/2016/5/10/chartex" xmlns:cx5="http://schemas.microsoft.com/office/drawing/2016/5/11/chartex" xmlns:cx6="http://schemas.microsoft.com/office/drawing/2016/5/12/chartex" xmlns:cx7="http://schemas.microsoft.com/office/drawing/2016/5/13/chartex" xmlns:cx8="http://schemas.microsoft.com/office/drawing/2016/5/14/chartex" xmlns:mc="http://schemas.openxmlformats.org/markup-compatibility/2006" xmlns:aink="http://schemas.microsoft.com/office/drawing/2016/ink" xmlns:am3d="http://schemas.microsoft.com/office/drawing/2017/model3d" xmlns:o="urn:schemas-microsoft-com:office:office" xmlns:oel="http://schemas.microsoft.com/office/2019/extlst" xmlns:r="http://schemas.openxmlformats.org/officeDocument/2006/relationships" xmlns:m="http://schemas.openxmlformats.org/officeDocument/2006/math" xmlns:v="urn:schemas-microsoft-com:vml" xmlns:wp14="http://schemas.microsoft.com/office/word/2010/wordprocessingDrawing" xmlns:wp="http://schemas.openxmlformats.org/drawingml/2006/wordprocessingDrawing" xmlns:w10="urn:schemas-microsoft-com:office:word" xmlns:w="http://schemas.openxmlformats.org/wordprocessingml/2006/main" xmlns:w14="http://schemas.microsoft.com/office/word/2010/wordml" xmlns:w15="http://schemas.microsoft.com/office/word/2012/wordml" xmlns:w16cex="http://schemas.microsoft.com/office/word/2018/wordml/cex" xmlns:w16cid="http://schemas.microsoft.com/office/word/2016/wordml/cid" xmlns:w16="http://schemas.microsoft.com/office/word/2018/wordml" xmlns:w16du="http://schemas.microsoft.com/office/word/2023/wordml/word16du" xmlns:w16sdtdh="http://schemas.microsoft.com/office/word/2020/wordml/sdtdatahash" xmlns:w16sdtfl="http://schemas.microsoft.com/office/word/2024/wordml/sdtformatlock" xmlns:w16se="http://schemas.microsoft.com/office/word/2015/wordml/symex" xmlns:wpg="http://schemas.microsoft.com/office/word/2010/wordprocessingGroup" xmlns:wpi="http://schemas.microsoft.com/office/word/2010/wordprocessingInk" xmlns:wne="http://schemas.microsoft.com/office/word/2006/wordml" xmlns:wps="http://schemas.microsoft.com/office/word/2010/wordprocessingShape" mc:Ignorable="w14 w15 w16se w16cid w16 w16cex w16sdtdh w16sdtfl w16du wp14">
+<w:ftr xmlns:wpc="http://schemas.microsoft.com/office/word/2010/wordprocessingCanvas" xmlns:cx="http://schemas.microsoft.com/office/drawing/2014/chartex" xmlns:cx1="http://schemas.microsoft.com/office/drawing/2015/9/8/chartex" xmlns:cx2="http://schemas.microsoft.com/office/drawing/2015/10/21/chartex" xmlns:cx3="http://schemas.microsoft.com/office/drawing/2016/5/9/chartex" xmlns:cx4="http://schemas.microsoft.com/office/drawing/2016/5/10/chartex" xmlns:cx5="http://schemas.microsoft.com/office/drawing/2016/5/11/chartex" xmlns:cx6="http://schemas.microsoft.com/office/drawing/2016/5/12/chartex" xmlns:cx7="http://schemas.microsoft.com/office/drawing/2016/5/13/chartex" xmlns:cx8="http://schemas.microsoft.com/office/drawing/2016/5/14/chartex" xmlns:mc="http://schemas.openxmlformats.org/markup-compatibility/2006" xmlns:aink="http://schemas.microsoft.com/office/drawing/2016/ink" xmlns:am3d="http://schemas.microsoft.com/office/drawing/2017/model3d" xmlns:o="urn:schemas-microsoft-com:office:office" xmlns:r="http://schemas.openxmlformats.org/officeDocument/2006/relationships" xmlns:m="http://schemas.openxmlformats.org/officeDocument/2006/math" xmlns:v="urn:schemas-microsoft-com:vml" xmlns:wp14="http://schemas.microsoft.com/office/word/2010/wordprocessingDrawing" xmlns:wp="http://schemas.openxmlformats.org/drawingml/2006/wordprocessingDrawing" xmlns:w10="urn:schemas-microsoft-com:office:word" xmlns:w="http://schemas.openxmlformats.org/wordprocessingml/2006/main" xmlns:w14="http://schemas.microsoft.com/office/word/2010/wordml" xmlns:w15="http://schemas.microsoft.com/office/word/2012/wordml" xmlns:w16cid="http://schemas.microsoft.com/office/word/2016/wordml/cid" xmlns:w16se="http://schemas.microsoft.com/office/word/2015/wordml/symex" xmlns:wpg="http://schemas.microsoft.com/office/word/2010/wordprocessingGroup" xmlns:wpi="http://schemas.microsoft.com/office/word/2010/wordprocessingInk" xmlns:wne="http://schemas.microsoft.com/office/word/2006/wordml" xmlns:wps="http://schemas.microsoft.com/office/word/2010/wordprocessingShape" mc:Ignorable="w14 w15 w16se w16cid wp14">
   <w:sdt>
     <w:sdtPr>
       <w:rPr>
@@ -2335,7 +2159,7 @@
                 </wp:anchor>
               </w:drawing>
             </mc:Choice>
-            <mc:Fallback>
+            <mc:Fallback xmlns:w16sdtfl="http://schemas.microsoft.com/office/word/2024/wordml/sdtformatlock" xmlns:w16sdtdh="http://schemas.microsoft.com/office/word/2020/wordml/sdtdatahash" xmlns:w16du="http://schemas.microsoft.com/office/word/2023/wordml/word16du" xmlns:w16="http://schemas.microsoft.com/office/word/2018/wordml" xmlns:w16cex="http://schemas.microsoft.com/office/word/2018/wordml/cex" xmlns:oel="http://schemas.microsoft.com/office/2019/extlst">
               <w:pict>
                 <v:group w14:anchorId="53293A81" id="Csoportba foglalás 12" o:spid="_x0000_s1026" style="position:absolute;margin-left:0;margin-top:-8.2pt;width:149.55pt;height:39pt;z-index:-251654144;mso-position-horizontal:center;mso-position-horizontal-relative:margin" coordsize="18995,4953" o:gfxdata="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">
                   <v:oval id="Ellipszis 8" o:spid="_x0000_s1027" style="position:absolute;left:6921;width:4953;height:4953;visibility:visible;mso-wrap-style:square;v-text-anchor:middle" o:gfxdata="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" fillcolor="#764ba2" strokecolor="white [3212]" strokeweight="1pt">
@@ -2405,7 +2229,7 @@
 </file>
 
 <file path=word/footer2.xml><?xml version="1.0" encoding="utf-8"?>
-<w:ftr xmlns:wpc="http://schemas.microsoft.com/office/word/2010/wordprocessingCanvas" xmlns:cx="http://schemas.microsoft.com/office/drawing/2014/chartex" xmlns:cx1="http://schemas.microsoft.com/office/drawing/2015/9/8/chartex" xmlns:cx2="http://schemas.microsoft.com/office/drawing/2015/10/21/chartex" xmlns:cx3="http://schemas.microsoft.com/office/drawing/2016/5/9/chartex" xmlns:cx4="http://schemas.microsoft.com/office/drawing/2016/5/10/chartex" xmlns:cx5="http://schemas.microsoft.com/office/drawing/2016/5/11/chartex" xmlns:cx6="http://schemas.microsoft.com/office/drawing/2016/5/12/chartex" xmlns:cx7="http://schemas.microsoft.com/office/drawing/2016/5/13/chartex" xmlns:cx8="http://schemas.microsoft.com/office/drawing/2016/5/14/chartex" xmlns:mc="http://schemas.openxmlformats.org/markup-compatibility/2006" xmlns:aink="http://schemas.microsoft.com/office/drawing/2016/ink" xmlns:am3d="http://schemas.microsoft.com/office/drawing/2017/model3d" xmlns:o="urn:schemas-microsoft-com:office:office" xmlns:oel="http://schemas.microsoft.com/office/2019/extlst" xmlns:r="http://schemas.openxmlformats.org/officeDocument/2006/relationships" xmlns:m="http://schemas.openxmlformats.org/officeDocument/2006/math" xmlns:v="urn:schemas-microsoft-com:vml" xmlns:wp14="http://schemas.microsoft.com/office/word/2010/wordprocessingDrawing" xmlns:wp="http://schemas.openxmlformats.org/drawingml/2006/wordprocessingDrawing" xmlns:w10="urn:schemas-microsoft-com:office:word" xmlns:w="http://schemas.openxmlformats.org/wordprocessingml/2006/main" xmlns:w14="http://schemas.microsoft.com/office/word/2010/wordml" xmlns:w15="http://schemas.microsoft.com/office/word/2012/wordml" xmlns:w16cex="http://schemas.microsoft.com/office/word/2018/wordml/cex" xmlns:w16cid="http://schemas.microsoft.com/office/word/2016/wordml/cid" xmlns:w16="http://schemas.microsoft.com/office/word/2018/wordml" xmlns:w16du="http://schemas.microsoft.com/office/word/2023/wordml/word16du" xmlns:w16sdtdh="http://schemas.microsoft.com/office/word/2020/wordml/sdtdatahash" xmlns:w16sdtfl="http://schemas.microsoft.com/office/word/2024/wordml/sdtformatlock" xmlns:w16se="http://schemas.microsoft.com/office/word/2015/wordml/symex" xmlns:wpg="http://schemas.microsoft.com/office/word/2010/wordprocessingGroup" xmlns:wpi="http://schemas.microsoft.com/office/word/2010/wordprocessingInk" xmlns:wne="http://schemas.microsoft.com/office/word/2006/wordml" xmlns:wps="http://schemas.microsoft.com/office/word/2010/wordprocessingShape" mc:Ignorable="w14 w15 w16se w16cid w16 w16cex w16sdtdh w16sdtfl w16du wp14">
+<w:ftr xmlns:wpc="http://schemas.microsoft.com/office/word/2010/wordprocessingCanvas" xmlns:cx="http://schemas.microsoft.com/office/drawing/2014/chartex" xmlns:cx1="http://schemas.microsoft.com/office/drawing/2015/9/8/chartex" xmlns:cx2="http://schemas.microsoft.com/office/drawing/2015/10/21/chartex" xmlns:cx3="http://schemas.microsoft.com/office/drawing/2016/5/9/chartex" xmlns:cx4="http://schemas.microsoft.com/office/drawing/2016/5/10/chartex" xmlns:cx5="http://schemas.microsoft.com/office/drawing/2016/5/11/chartex" xmlns:cx6="http://schemas.microsoft.com/office/drawing/2016/5/12/chartex" xmlns:cx7="http://schemas.microsoft.com/office/drawing/2016/5/13/chartex" xmlns:cx8="http://schemas.microsoft.com/office/drawing/2016/5/14/chartex" xmlns:mc="http://schemas.openxmlformats.org/markup-compatibility/2006" xmlns:aink="http://schemas.microsoft.com/office/drawing/2016/ink" xmlns:am3d="http://schemas.microsoft.com/office/drawing/2017/model3d" xmlns:o="urn:schemas-microsoft-com:office:office" xmlns:r="http://schemas.openxmlformats.org/officeDocument/2006/relationships" xmlns:m="http://schemas.openxmlformats.org/officeDocument/2006/math" xmlns:v="urn:schemas-microsoft-com:vml" xmlns:wp14="http://schemas.microsoft.com/office/word/2010/wordprocessingDrawing" xmlns:wp="http://schemas.openxmlformats.org/drawingml/2006/wordprocessingDrawing" xmlns:w10="urn:schemas-microsoft-com:office:word" xmlns:w="http://schemas.openxmlformats.org/wordprocessingml/2006/main" xmlns:w14="http://schemas.microsoft.com/office/word/2010/wordml" xmlns:w15="http://schemas.microsoft.com/office/word/2012/wordml" xmlns:w16cid="http://schemas.microsoft.com/office/word/2016/wordml/cid" xmlns:w16se="http://schemas.microsoft.com/office/word/2015/wordml/symex" xmlns:wpg="http://schemas.microsoft.com/office/word/2010/wordprocessingGroup" xmlns:wpi="http://schemas.microsoft.com/office/word/2010/wordprocessingInk" xmlns:wne="http://schemas.microsoft.com/office/word/2006/wordml" xmlns:wps="http://schemas.microsoft.com/office/word/2010/wordprocessingShape" mc:Ignorable="w14 w15 w16se w16cid wp14">
   <w:p>
     <w:pPr>
       <w:pStyle w:val="llb"/>
@@ -2429,7 +2253,7 @@
 </file>
 
 <file path=word/footnotes.xml><?xml version="1.0" encoding="utf-8"?>
-<w:footnotes xmlns:wpc="http://schemas.microsoft.com/office/word/2010/wordprocessingCanvas" xmlns:cx="http://schemas.microsoft.com/office/drawing/2014/chartex" xmlns:cx1="http://schemas.microsoft.com/office/drawing/2015/9/8/chartex" xmlns:cx2="http://schemas.microsoft.com/office/drawing/2015/10/21/chartex" xmlns:cx3="http://schemas.microsoft.com/office/drawing/2016/5/9/chartex" xmlns:cx4="http://schemas.microsoft.com/office/drawing/2016/5/10/chartex" xmlns:cx5="http://schemas.microsoft.com/office/drawing/2016/5/11/chartex" xmlns:cx6="http://schemas.microsoft.com/office/drawing/2016/5/12/chartex" xmlns:cx7="http://schemas.microsoft.com/office/drawing/2016/5/13/chartex" xmlns:cx8="http://schemas.microsoft.com/office/drawing/2016/5/14/chartex" xmlns:mc="http://schemas.openxmlformats.org/markup-compatibility/2006" xmlns:aink="http://schemas.microsoft.com/office/drawing/2016/ink" xmlns:am3d="http://schemas.microsoft.com/office/drawing/2017/model3d" xmlns:o="urn:schemas-microsoft-com:office:office" xmlns:oel="http://schemas.microsoft.com/office/2019/extlst" xmlns:r="http://schemas.openxmlformats.org/officeDocument/2006/relationships" xmlns:m="http://schemas.openxmlformats.org/officeDocument/2006/math" xmlns:v="urn:schemas-microsoft-com:vml" xmlns:wp14="http://schemas.microsoft.com/office/word/2010/wordprocessingDrawing" xmlns:wp="http://schemas.openxmlformats.org/drawingml/2006/wordprocessingDrawing" xmlns:w10="urn:schemas-microsoft-com:office:word" xmlns:w="http://schemas.openxmlformats.org/wordprocessingml/2006/main" xmlns:w14="http://schemas.microsoft.com/office/word/2010/wordml" xmlns:w15="http://schemas.microsoft.com/office/word/2012/wordml" xmlns:w16cex="http://schemas.microsoft.com/office/word/2018/wordml/cex" xmlns:w16cid="http://schemas.microsoft.com/office/word/2016/wordml/cid" xmlns:w16="http://schemas.microsoft.com/office/word/2018/wordml" xmlns:w16du="http://schemas.microsoft.com/office/word/2023/wordml/word16du" xmlns:w16sdtdh="http://schemas.microsoft.com/office/word/2020/wordml/sdtdatahash" xmlns:w16sdtfl="http://schemas.microsoft.com/office/word/2024/wordml/sdtformatlock" xmlns:w16se="http://schemas.microsoft.com/office/word/2015/wordml/symex" xmlns:wpg="http://schemas.microsoft.com/office/word/2010/wordprocessingGroup" xmlns:wpi="http://schemas.microsoft.com/office/word/2010/wordprocessingInk" xmlns:wne="http://schemas.microsoft.com/office/word/2006/wordml" xmlns:wps="http://schemas.microsoft.com/office/word/2010/wordprocessingShape" mc:Ignorable="w14 w15 w16se w16cid w16 w16cex w16sdtdh w16sdtfl w16du wp14">
+<w:footnotes xmlns:wpc="http://schemas.microsoft.com/office/word/2010/wordprocessingCanvas" xmlns:cx="http://schemas.microsoft.com/office/drawing/2014/chartex" xmlns:cx1="http://schemas.microsoft.com/office/drawing/2015/9/8/chartex" xmlns:cx2="http://schemas.microsoft.com/office/drawing/2015/10/21/chartex" xmlns:cx3="http://schemas.microsoft.com/office/drawing/2016/5/9/chartex" xmlns:cx4="http://schemas.microsoft.com/office/drawing/2016/5/10/chartex" xmlns:cx5="http://schemas.microsoft.com/office/drawing/2016/5/11/chartex" xmlns:cx6="http://schemas.microsoft.com/office/drawing/2016/5/12/chartex" xmlns:cx7="http://schemas.microsoft.com/office/drawing/2016/5/13/chartex" xmlns:cx8="http://schemas.microsoft.com/office/drawing/2016/5/14/chartex" xmlns:mc="http://schemas.openxmlformats.org/markup-compatibility/2006" xmlns:aink="http://schemas.microsoft.com/office/drawing/2016/ink" xmlns:am3d="http://schemas.microsoft.com/office/drawing/2017/model3d" xmlns:o="urn:schemas-microsoft-com:office:office" xmlns:r="http://schemas.openxmlformats.org/officeDocument/2006/relationships" xmlns:m="http://schemas.openxmlformats.org/officeDocument/2006/math" xmlns:v="urn:schemas-microsoft-com:vml" xmlns:wp14="http://schemas.microsoft.com/office/word/2010/wordprocessingDrawing" xmlns:wp="http://schemas.openxmlformats.org/drawingml/2006/wordprocessingDrawing" xmlns:w10="urn:schemas-microsoft-com:office:word" xmlns:w="http://schemas.openxmlformats.org/wordprocessingml/2006/main" xmlns:w14="http://schemas.microsoft.com/office/word/2010/wordml" xmlns:w15="http://schemas.microsoft.com/office/word/2012/wordml" xmlns:w16cid="http://schemas.microsoft.com/office/word/2016/wordml/cid" xmlns:w16se="http://schemas.microsoft.com/office/word/2015/wordml/symex" xmlns:wpg="http://schemas.microsoft.com/office/word/2010/wordprocessingGroup" xmlns:wpi="http://schemas.microsoft.com/office/word/2010/wordprocessingInk" xmlns:wne="http://schemas.microsoft.com/office/word/2006/wordml" xmlns:wps="http://schemas.microsoft.com/office/word/2010/wordprocessingShape" mc:Ignorable="w14 w15 w16se w16cid wp14">
   <w:footnote w:type="separator" w:id="-1">
     <w:p>
       <w:pPr>
@@ -2454,7 +2278,7 @@
 </file>
 
 <file path=word/numbering.xml><?xml version="1.0" encoding="utf-8"?>
-<w:numbering xmlns:wpc="http://schemas.microsoft.com/office/word/2010/wordprocessingCanvas" xmlns:cx="http://schemas.microsoft.com/office/drawing/2014/chartex" xmlns:cx1="http://schemas.microsoft.com/office/drawing/2015/9/8/chartex" xmlns:cx2="http://schemas.microsoft.com/office/drawing/2015/10/21/chartex" xmlns:cx3="http://schemas.microsoft.com/office/drawing/2016/5/9/chartex" xmlns:cx4="http://schemas.microsoft.com/office/drawing/2016/5/10/chartex" xmlns:cx5="http://schemas.microsoft.com/office/drawing/2016/5/11/chartex" xmlns:cx6="http://schemas.microsoft.com/office/drawing/2016/5/12/chartex" xmlns:cx7="http://schemas.microsoft.com/office/drawing/2016/5/13/chartex" xmlns:cx8="http://schemas.microsoft.com/office/drawing/2016/5/14/chartex" xmlns:mc="http://schemas.openxmlformats.org/markup-compatibility/2006" xmlns:aink="http://schemas.microsoft.com/office/drawing/2016/ink" xmlns:am3d="http://schemas.microsoft.com/office/drawing/2017/model3d" xmlns:o="urn:schemas-microsoft-com:office:office" xmlns:oel="http://schemas.microsoft.com/office/2019/extlst" xmlns:r="http://schemas.openxmlformats.org/officeDocument/2006/relationships" xmlns:m="http://schemas.openxmlformats.org/officeDocument/2006/math" xmlns:v="urn:schemas-microsoft-com:vml" xmlns:wp14="http://schemas.microsoft.com/office/word/2010/wordprocessingDrawing" xmlns:wp="http://schemas.openxmlformats.org/drawingml/2006/wordprocessingDrawing" xmlns:w10="urn:schemas-microsoft-com:office:word" xmlns:w="http://schemas.openxmlformats.org/wordprocessingml/2006/main" xmlns:w14="http://schemas.microsoft.com/office/word/2010/wordml" xmlns:w15="http://schemas.microsoft.com/office/word/2012/wordml" xmlns:w16cex="http://schemas.microsoft.com/office/word/2018/wordml/cex" xmlns:w16cid="http://schemas.microsoft.com/office/word/2016/wordml/cid" xmlns:w16="http://schemas.microsoft.com/office/word/2018/wordml" xmlns:w16du="http://schemas.microsoft.com/office/word/2023/wordml/word16du" xmlns:w16sdtdh="http://schemas.microsoft.com/office/word/2020/wordml/sdtdatahash" xmlns:w16sdtfl="http://schemas.microsoft.com/office/word/2024/wordml/sdtformatlock" xmlns:w16se="http://schemas.microsoft.com/office/word/2015/wordml/symex" xmlns:wpg="http://schemas.microsoft.com/office/word/2010/wordprocessingGroup" xmlns:wpi="http://schemas.microsoft.com/office/word/2010/wordprocessingInk" xmlns:wne="http://schemas.microsoft.com/office/word/2006/wordml" xmlns:wps="http://schemas.microsoft.com/office/word/2010/wordprocessingShape" mc:Ignorable="w14 w15 w16se w16cid w16 w16cex w16sdtdh w16sdtfl w16du wp14">
+<w:numbering xmlns:wpc="http://schemas.microsoft.com/office/word/2010/wordprocessingCanvas" xmlns:cx="http://schemas.microsoft.com/office/drawing/2014/chartex" xmlns:cx1="http://schemas.microsoft.com/office/drawing/2015/9/8/chartex" xmlns:cx2="http://schemas.microsoft.com/office/drawing/2015/10/21/chartex" xmlns:cx3="http://schemas.microsoft.com/office/drawing/2016/5/9/chartex" xmlns:cx4="http://schemas.microsoft.com/office/drawing/2016/5/10/chartex" xmlns:cx5="http://schemas.microsoft.com/office/drawing/2016/5/11/chartex" xmlns:cx6="http://schemas.microsoft.com/office/drawing/2016/5/12/chartex" xmlns:cx7="http://schemas.microsoft.com/office/drawing/2016/5/13/chartex" xmlns:cx8="http://schemas.microsoft.com/office/drawing/2016/5/14/chartex" xmlns:mc="http://schemas.openxmlformats.org/markup-compatibility/2006" xmlns:aink="http://schemas.microsoft.com/office/drawing/2016/ink" xmlns:am3d="http://schemas.microsoft.com/office/drawing/2017/model3d" xmlns:o="urn:schemas-microsoft-com:office:office" xmlns:r="http://schemas.openxmlformats.org/officeDocument/2006/relationships" xmlns:m="http://schemas.openxmlformats.org/officeDocument/2006/math" xmlns:v="urn:schemas-microsoft-com:vml" xmlns:wp14="http://schemas.microsoft.com/office/word/2010/wordprocessingDrawing" xmlns:wp="http://schemas.openxmlformats.org/drawingml/2006/wordprocessingDrawing" xmlns:w10="urn:schemas-microsoft-com:office:word" xmlns:w="http://schemas.openxmlformats.org/wordprocessingml/2006/main" xmlns:w14="http://schemas.microsoft.com/office/word/2010/wordml" xmlns:w15="http://schemas.microsoft.com/office/word/2012/wordml" xmlns:w16cid="http://schemas.microsoft.com/office/word/2016/wordml/cid" xmlns:w16se="http://schemas.microsoft.com/office/word/2015/wordml/symex" xmlns:wpg="http://schemas.microsoft.com/office/word/2010/wordprocessingGroup" xmlns:wpi="http://schemas.microsoft.com/office/word/2010/wordprocessingInk" xmlns:wne="http://schemas.microsoft.com/office/word/2006/wordml" xmlns:wps="http://schemas.microsoft.com/office/word/2010/wordprocessingShape" mc:Ignorable="w14 w15 w16se w16cid wp14">
   <w:abstractNum w:abstractNumId="0" w15:restartNumberingAfterBreak="0">
     <w:nsid w:val="159F1FBD"/>
     <w:multiLevelType w:val="hybridMultilevel"/>
@@ -3359,35 +3183,35 @@
       </w:rPr>
     </w:lvl>
   </w:abstractNum>
-  <w:num w:numId="1" w16cid:durableId="1174761035">
+  <w:num w:numId="1">
     <w:abstractNumId w:val="5"/>
   </w:num>
-  <w:num w:numId="2" w16cid:durableId="522327313">
+  <w:num w:numId="2">
     <w:abstractNumId w:val="3"/>
   </w:num>
-  <w:num w:numId="3" w16cid:durableId="1596480155">
+  <w:num w:numId="3">
     <w:abstractNumId w:val="2"/>
   </w:num>
-  <w:num w:numId="4" w16cid:durableId="541866446">
+  <w:num w:numId="4">
     <w:abstractNumId w:val="0"/>
   </w:num>
-  <w:num w:numId="5" w16cid:durableId="1101027169">
+  <w:num w:numId="5">
     <w:abstractNumId w:val="4"/>
   </w:num>
-  <w:num w:numId="6" w16cid:durableId="1844855187">
+  <w:num w:numId="6">
     <w:abstractNumId w:val="6"/>
   </w:num>
-  <w:num w:numId="7" w16cid:durableId="878198592">
+  <w:num w:numId="7">
     <w:abstractNumId w:val="1"/>
   </w:num>
-  <w:num w:numId="8" w16cid:durableId="1652367988">
+  <w:num w:numId="8">
     <w:abstractNumId w:val="7"/>
   </w:num>
 </w:numbering>
 </file>
 
 <file path=word/styles.xml><?xml version="1.0" encoding="utf-8"?>
-<w:styles xmlns:mc="http://schemas.openxmlformats.org/markup-compatibility/2006" xmlns:r="http://schemas.openxmlformats.org/officeDocument/2006/relationships" xmlns:w="http://schemas.openxmlformats.org/wordprocessingml/2006/main" xmlns:w14="http://schemas.microsoft.com/office/word/2010/wordml" xmlns:w15="http://schemas.microsoft.com/office/word/2012/wordml" xmlns:w16cex="http://schemas.microsoft.com/office/word/2018/wordml/cex" xmlns:w16cid="http://schemas.microsoft.com/office/word/2016/wordml/cid" xmlns:w16="http://schemas.microsoft.com/office/word/2018/wordml" xmlns:w16du="http://schemas.microsoft.com/office/word/2023/wordml/word16du" xmlns:w16sdtdh="http://schemas.microsoft.com/office/word/2020/wordml/sdtdatahash" xmlns:w16sdtfl="http://schemas.microsoft.com/office/word/2024/wordml/sdtformatlock" xmlns:w16se="http://schemas.microsoft.com/office/word/2015/wordml/symex" mc:Ignorable="w14 w15 w16se w16cid w16 w16cex w16sdtdh w16sdtfl w16du">
+<w:styles xmlns:mc="http://schemas.openxmlformats.org/markup-compatibility/2006" xmlns:r="http://schemas.openxmlformats.org/officeDocument/2006/relationships" xmlns:w="http://schemas.openxmlformats.org/wordprocessingml/2006/main" xmlns:w14="http://schemas.microsoft.com/office/word/2010/wordml" xmlns:w15="http://schemas.microsoft.com/office/word/2012/wordml" xmlns:w16cid="http://schemas.microsoft.com/office/word/2016/wordml/cid" xmlns:w16se="http://schemas.microsoft.com/office/word/2015/wordml/symex" mc:Ignorable="w14 w15 w16se w16cid">
   <w:docDefaults>
     <w:rPrDefault>
       <w:rPr>
@@ -3403,7 +3227,7 @@
       </w:pPr>
     </w:pPrDefault>
   </w:docDefaults>
-  <w:latentStyles w:defLockedState="0" w:defUIPriority="99" w:defSemiHidden="0" w:defUnhideWhenUsed="0" w:defQFormat="0" w:count="376">
+  <w:latentStyles w:defLockedState="0" w:defUIPriority="99" w:defSemiHidden="0" w:defUnhideWhenUsed="0" w:defQFormat="0" w:count="375">
     <w:lsdException w:name="Normal" w:uiPriority="0" w:qFormat="1"/>
     <w:lsdException w:name="heading 1" w:uiPriority="9" w:qFormat="1"/>
     <w:lsdException w:name="heading 2" w:semiHidden="1" w:uiPriority="9" w:unhideWhenUsed="1" w:qFormat="1"/>
@@ -3779,7 +3603,6 @@
     <w:lsdException w:name="Smart Hyperlink" w:semiHidden="1" w:unhideWhenUsed="1"/>
     <w:lsdException w:name="Hashtag" w:semiHidden="1" w:unhideWhenUsed="1"/>
     <w:lsdException w:name="Unresolved Mention" w:semiHidden="1" w:unhideWhenUsed="1"/>
-    <w:lsdException w:name="Smart Link" w:semiHidden="1" w:unhideWhenUsed="1"/>
   </w:latentStyles>
   <w:style w:type="paragraph" w:default="1" w:styleId="Norml">
     <w:name w:val="Normal"/>
@@ -4038,10 +3861,10 @@
     <w:autoRedefine/>
     <w:uiPriority w:val="39"/>
     <w:unhideWhenUsed/>
-    <w:rsid w:val="00017908"/>
+    <w:rsid w:val="00EC3A66"/>
     <w:pPr>
       <w:spacing w:before="100" w:after="100"/>
-      <w:ind w:left="567"/>
+      <w:ind w:left="851"/>
     </w:pPr>
     <w:rPr>
       <w:rFonts w:ascii="Arial" w:hAnsi="Arial"/>
@@ -4056,10 +3879,10 @@
     <w:autoRedefine/>
     <w:uiPriority w:val="39"/>
     <w:unhideWhenUsed/>
-    <w:rsid w:val="0015629E"/>
+    <w:rsid w:val="00EC3A66"/>
     <w:pPr>
       <w:spacing w:before="100" w:after="100"/>
-      <w:ind w:left="851"/>
+      <w:ind w:left="1134"/>
     </w:pPr>
     <w:rPr>
       <w:rFonts w:ascii="Arial" w:hAnsi="Arial"/>
@@ -4463,7 +4286,7 @@
 </file>
 
 <file path=customXml/itemProps1.xml><?xml version="1.0" encoding="utf-8"?>
-<ds:datastoreItem xmlns:ds="http://schemas.openxmlformats.org/officeDocument/2006/customXml" ds:itemID="{D2F3A964-5C11-4B61-91C6-C7C6AA4655EF}">
+<ds:datastoreItem xmlns:ds="http://schemas.openxmlformats.org/officeDocument/2006/customXml" ds:itemID="{75D854CF-3C48-4293-949D-726C7B044B46}">
   <ds:schemaRefs>
     <ds:schemaRef ds:uri="http://schemas.openxmlformats.org/officeDocument/2006/bibliography"/>
   </ds:schemaRefs>

--- a/VizsgaRemekDokumentacio(A).docx
+++ b/VizsgaRemekDokumentacio(A).docx
@@ -421,7 +421,7 @@
         </w:rPr>
         <w:fldChar w:fldCharType="separate"/>
       </w:r>
-      <w:hyperlink w:anchor="_Toc221711455" w:history="1">
+      <w:hyperlink w:anchor="_Toc221779878" w:history="1">
         <w:r>
           <w:rPr>
             <w:rStyle w:val="Hiperhivatkozs"/>
@@ -448,7 +448,7 @@
             <w:noProof/>
             <w:webHidden/>
           </w:rPr>
-          <w:instrText xml:space="preserve"> PAGEREF _Toc221711455 \h </w:instrText>
+          <w:instrText xml:space="preserve"> PAGEREF _Toc221779878 \h </w:instrText>
         </w:r>
         <w:r>
           <w:rPr>
@@ -493,7 +493,7 @@
           <w:lang w:eastAsia="hu-HU"/>
         </w:rPr>
       </w:pPr>
-      <w:hyperlink w:anchor="_Toc221711456" w:history="1">
+      <w:hyperlink w:anchor="_Toc221779879" w:history="1">
         <w:r>
           <w:rPr>
             <w:rStyle w:val="Hiperhivatkozs"/>
@@ -520,7 +520,7 @@
             <w:noProof/>
             <w:webHidden/>
           </w:rPr>
-          <w:instrText xml:space="preserve"> PAGEREF _Toc221711456 \h </w:instrText>
+          <w:instrText xml:space="preserve"> PAGEREF _Toc221779879 \h </w:instrText>
         </w:r>
         <w:r>
           <w:rPr>
@@ -565,7 +565,7 @@
           <w:lang w:eastAsia="hu-HU"/>
         </w:rPr>
       </w:pPr>
-      <w:hyperlink w:anchor="_Toc221711457" w:history="1">
+      <w:hyperlink w:anchor="_Toc221779880" w:history="1">
         <w:r>
           <w:rPr>
             <w:rStyle w:val="Hiperhivatkozs"/>
@@ -592,7 +592,7 @@
             <w:noProof/>
             <w:webHidden/>
           </w:rPr>
-          <w:instrText xml:space="preserve"> PAGEREF _Toc221711457 \h </w:instrText>
+          <w:instrText xml:space="preserve"> PAGEREF _Toc221779880 \h </w:instrText>
         </w:r>
         <w:r>
           <w:rPr>
@@ -637,7 +637,7 @@
           <w:lang w:eastAsia="hu-HU"/>
         </w:rPr>
       </w:pPr>
-      <w:hyperlink w:anchor="_Toc221711458" w:history="1">
+      <w:hyperlink w:anchor="_Toc221779881" w:history="1">
         <w:r>
           <w:rPr>
             <w:rStyle w:val="Hiperhivatkozs"/>
@@ -664,7 +664,7 @@
             <w:noProof/>
             <w:webHidden/>
           </w:rPr>
-          <w:instrText xml:space="preserve"> PAGEREF _Toc221711458 \h </w:instrText>
+          <w:instrText xml:space="preserve"> PAGEREF _Toc221779881 \h </w:instrText>
         </w:r>
         <w:r>
           <w:rPr>
@@ -706,7 +706,7 @@
           <w:lang w:eastAsia="hu-HU"/>
         </w:rPr>
       </w:pPr>
-      <w:hyperlink w:anchor="_Toc221711459" w:history="1">
+      <w:hyperlink w:anchor="_Toc221779882" w:history="1">
         <w:r>
           <w:rPr>
             <w:rStyle w:val="Hiperhivatkozs"/>
@@ -733,7 +733,7 @@
             <w:noProof/>
             <w:webHidden/>
           </w:rPr>
-          <w:instrText xml:space="preserve"> PAGEREF _Toc221711459 \h </w:instrText>
+          <w:instrText xml:space="preserve"> PAGEREF _Toc221779882 \h </w:instrText>
         </w:r>
         <w:r>
           <w:rPr>
@@ -778,7 +778,7 @@
           <w:lang w:eastAsia="hu-HU"/>
         </w:rPr>
       </w:pPr>
-      <w:hyperlink w:anchor="_Toc221711460" w:history="1">
+      <w:hyperlink w:anchor="_Toc221779883" w:history="1">
         <w:r>
           <w:rPr>
             <w:rStyle w:val="Hiperhivatkozs"/>
@@ -805,7 +805,7 @@
             <w:noProof/>
             <w:webHidden/>
           </w:rPr>
-          <w:instrText xml:space="preserve"> PAGEREF _Toc221711460 \h </w:instrText>
+          <w:instrText xml:space="preserve"> PAGEREF _Toc221779883 \h </w:instrText>
         </w:r>
         <w:r>
           <w:rPr>
@@ -850,13 +850,13 @@
           <w:lang w:eastAsia="hu-HU"/>
         </w:rPr>
       </w:pPr>
-      <w:hyperlink w:anchor="_Toc221711461" w:history="1">
+      <w:hyperlink w:anchor="_Toc221779884" w:history="1">
         <w:r>
           <w:rPr>
             <w:rStyle w:val="Hiperhivatkozs"/>
             <w:noProof/>
           </w:rPr>
-          <w:t>Fejlesztésre használt eszközök</w:t>
+          <w:t>Fejlesztésre használt szoftverek</w:t>
         </w:r>
         <w:r>
           <w:rPr>
@@ -877,7 +877,7 @@
             <w:noProof/>
             <w:webHidden/>
           </w:rPr>
-          <w:instrText xml:space="preserve"> PAGEREF _Toc221711461 \h </w:instrText>
+          <w:instrText xml:space="preserve"> PAGEREF _Toc221779884 \h </w:instrText>
         </w:r>
         <w:r>
           <w:rPr>
@@ -898,6 +898,294 @@
             <w:webHidden/>
           </w:rPr>
           <w:t>3</w:t>
+        </w:r>
+        <w:r>
+          <w:rPr>
+            <w:noProof/>
+            <w:webHidden/>
+          </w:rPr>
+          <w:fldChar w:fldCharType="end"/>
+        </w:r>
+      </w:hyperlink>
+    </w:p>
+    <w:p>
+      <w:pPr>
+        <w:pStyle w:val="TJ3"/>
+        <w:tabs>
+          <w:tab w:val="right" w:pos="9062"/>
+        </w:tabs>
+        <w:rPr>
+          <w:rFonts w:asciiTheme="minorHAnsi" w:eastAsiaTheme="minorEastAsia" w:hAnsiTheme="minorHAnsi"/>
+          <w:i w:val="0"/>
+          <w:noProof/>
+          <w:color w:val="auto"/>
+          <w:lang w:eastAsia="hu-HU"/>
+        </w:rPr>
+      </w:pPr>
+      <w:hyperlink w:anchor="_Toc221779885" w:history="1">
+        <w:r>
+          <w:rPr>
+            <w:rStyle w:val="Hiperhivatkozs"/>
+            <w:noProof/>
+          </w:rPr>
+          <w:t>Munkafolyamat</w:t>
+        </w:r>
+        <w:r>
+          <w:rPr>
+            <w:noProof/>
+            <w:webHidden/>
+          </w:rPr>
+          <w:tab/>
+        </w:r>
+        <w:r>
+          <w:rPr>
+            <w:noProof/>
+            <w:webHidden/>
+          </w:rPr>
+          <w:fldChar w:fldCharType="begin"/>
+        </w:r>
+        <w:r>
+          <w:rPr>
+            <w:noProof/>
+            <w:webHidden/>
+          </w:rPr>
+          <w:instrText xml:space="preserve"> PAGEREF _Toc221779885 \h </w:instrText>
+        </w:r>
+        <w:r>
+          <w:rPr>
+            <w:noProof/>
+            <w:webHidden/>
+          </w:rPr>
+        </w:r>
+        <w:r>
+          <w:rPr>
+            <w:noProof/>
+            <w:webHidden/>
+          </w:rPr>
+          <w:fldChar w:fldCharType="separate"/>
+        </w:r>
+        <w:r>
+          <w:rPr>
+            <w:noProof/>
+            <w:webHidden/>
+          </w:rPr>
+          <w:t>3</w:t>
+        </w:r>
+        <w:r>
+          <w:rPr>
+            <w:noProof/>
+            <w:webHidden/>
+          </w:rPr>
+          <w:fldChar w:fldCharType="end"/>
+        </w:r>
+      </w:hyperlink>
+    </w:p>
+    <w:p>
+      <w:pPr>
+        <w:pStyle w:val="TJ4"/>
+        <w:tabs>
+          <w:tab w:val="right" w:pos="9062"/>
+        </w:tabs>
+        <w:rPr>
+          <w:rFonts w:asciiTheme="minorHAnsi" w:eastAsiaTheme="minorEastAsia" w:hAnsiTheme="minorHAnsi"/>
+          <w:i w:val="0"/>
+          <w:noProof/>
+          <w:color w:val="auto"/>
+          <w:lang w:eastAsia="hu-HU"/>
+        </w:rPr>
+      </w:pPr>
+      <w:hyperlink w:anchor="_Toc221779886" w:history="1">
+        <w:r>
+          <w:rPr>
+            <w:rStyle w:val="Hiperhivatkozs"/>
+            <w:noProof/>
+          </w:rPr>
+          <w:t>Kezdetek</w:t>
+        </w:r>
+        <w:r>
+          <w:rPr>
+            <w:noProof/>
+            <w:webHidden/>
+          </w:rPr>
+          <w:tab/>
+        </w:r>
+        <w:r>
+          <w:rPr>
+            <w:noProof/>
+            <w:webHidden/>
+          </w:rPr>
+          <w:fldChar w:fldCharType="begin"/>
+        </w:r>
+        <w:r>
+          <w:rPr>
+            <w:noProof/>
+            <w:webHidden/>
+          </w:rPr>
+          <w:instrText xml:space="preserve"> PAGEREF _Toc221779886 \h </w:instrText>
+        </w:r>
+        <w:r>
+          <w:rPr>
+            <w:noProof/>
+            <w:webHidden/>
+          </w:rPr>
+        </w:r>
+        <w:r>
+          <w:rPr>
+            <w:noProof/>
+            <w:webHidden/>
+          </w:rPr>
+          <w:fldChar w:fldCharType="separate"/>
+        </w:r>
+        <w:r>
+          <w:rPr>
+            <w:noProof/>
+            <w:webHidden/>
+          </w:rPr>
+          <w:t>3</w:t>
+        </w:r>
+        <w:r>
+          <w:rPr>
+            <w:noProof/>
+            <w:webHidden/>
+          </w:rPr>
+          <w:fldChar w:fldCharType="end"/>
+        </w:r>
+      </w:hyperlink>
+    </w:p>
+    <w:p>
+      <w:pPr>
+        <w:pStyle w:val="TJ4"/>
+        <w:tabs>
+          <w:tab w:val="right" w:pos="9062"/>
+        </w:tabs>
+        <w:rPr>
+          <w:rFonts w:asciiTheme="minorHAnsi" w:eastAsiaTheme="minorEastAsia" w:hAnsiTheme="minorHAnsi"/>
+          <w:i w:val="0"/>
+          <w:noProof/>
+          <w:color w:val="auto"/>
+          <w:lang w:eastAsia="hu-HU"/>
+        </w:rPr>
+      </w:pPr>
+      <w:hyperlink w:anchor="_Toc221779887" w:history="1">
+        <w:r>
+          <w:rPr>
+            <w:rStyle w:val="Hiperhivatkozs"/>
+            <w:noProof/>
+          </w:rPr>
+          <w:t>Munkafolyamat</w:t>
+        </w:r>
+        <w:r>
+          <w:rPr>
+            <w:noProof/>
+            <w:webHidden/>
+          </w:rPr>
+          <w:tab/>
+        </w:r>
+        <w:r>
+          <w:rPr>
+            <w:noProof/>
+            <w:webHidden/>
+          </w:rPr>
+          <w:fldChar w:fldCharType="begin"/>
+        </w:r>
+        <w:r>
+          <w:rPr>
+            <w:noProof/>
+            <w:webHidden/>
+          </w:rPr>
+          <w:instrText xml:space="preserve"> PAGEREF _Toc221779887 \h </w:instrText>
+        </w:r>
+        <w:r>
+          <w:rPr>
+            <w:noProof/>
+            <w:webHidden/>
+          </w:rPr>
+        </w:r>
+        <w:r>
+          <w:rPr>
+            <w:noProof/>
+            <w:webHidden/>
+          </w:rPr>
+          <w:fldChar w:fldCharType="separate"/>
+        </w:r>
+        <w:r>
+          <w:rPr>
+            <w:noProof/>
+            <w:webHidden/>
+          </w:rPr>
+          <w:t>3</w:t>
+        </w:r>
+        <w:r>
+          <w:rPr>
+            <w:noProof/>
+            <w:webHidden/>
+          </w:rPr>
+          <w:fldChar w:fldCharType="end"/>
+        </w:r>
+      </w:hyperlink>
+    </w:p>
+    <w:p>
+      <w:pPr>
+        <w:pStyle w:val="TJ3"/>
+        <w:tabs>
+          <w:tab w:val="right" w:pos="9062"/>
+        </w:tabs>
+        <w:rPr>
+          <w:rFonts w:asciiTheme="minorHAnsi" w:eastAsiaTheme="minorEastAsia" w:hAnsiTheme="minorHAnsi"/>
+          <w:i w:val="0"/>
+          <w:noProof/>
+          <w:color w:val="auto"/>
+          <w:lang w:eastAsia="hu-HU"/>
+        </w:rPr>
+      </w:pPr>
+      <w:hyperlink w:anchor="_Toc221779888" w:history="1">
+        <w:r>
+          <w:rPr>
+            <w:rStyle w:val="Hiperhivatkozs"/>
+            <w:noProof/>
+          </w:rPr>
+          <w:t>Webtárhely &amp; domain</w:t>
+        </w:r>
+        <w:r>
+          <w:rPr>
+            <w:noProof/>
+            <w:webHidden/>
+          </w:rPr>
+          <w:tab/>
+        </w:r>
+        <w:r>
+          <w:rPr>
+            <w:noProof/>
+            <w:webHidden/>
+          </w:rPr>
+          <w:fldChar w:fldCharType="begin"/>
+        </w:r>
+        <w:r>
+          <w:rPr>
+            <w:noProof/>
+            <w:webHidden/>
+          </w:rPr>
+          <w:instrText xml:space="preserve"> PAGEREF _Toc221779888 \h </w:instrText>
+        </w:r>
+        <w:r>
+          <w:rPr>
+            <w:noProof/>
+            <w:webHidden/>
+          </w:rPr>
+        </w:r>
+        <w:r>
+          <w:rPr>
+            <w:noProof/>
+            <w:webHidden/>
+          </w:rPr>
+          <w:fldChar w:fldCharType="separate"/>
+        </w:r>
+        <w:r>
+          <w:rPr>
+            <w:noProof/>
+            <w:webHidden/>
+          </w:rPr>
+          <w:t>4</w:t>
         </w:r>
         <w:r>
           <w:rPr>
@@ -919,7 +1207,7 @@
           <w:lang w:eastAsia="hu-HU"/>
         </w:rPr>
       </w:pPr>
-      <w:hyperlink w:anchor="_Toc221711462" w:history="1">
+      <w:hyperlink w:anchor="_Toc221779889" w:history="1">
         <w:r>
           <w:rPr>
             <w:rStyle w:val="Hiperhivatkozs"/>
@@ -946,7 +1234,7 @@
             <w:noProof/>
             <w:webHidden/>
           </w:rPr>
-          <w:instrText xml:space="preserve"> PAGEREF _Toc221711462 \h </w:instrText>
+          <w:instrText xml:space="preserve"> PAGEREF _Toc221779889 \h </w:instrText>
         </w:r>
         <w:r>
           <w:rPr>
@@ -966,7 +1254,7 @@
             <w:noProof/>
             <w:webHidden/>
           </w:rPr>
-          <w:t>3</w:t>
+          <w:t>4</w:t>
         </w:r>
         <w:r>
           <w:rPr>
@@ -988,7 +1276,7 @@
           <w:lang w:eastAsia="hu-HU"/>
         </w:rPr>
       </w:pPr>
-      <w:hyperlink w:anchor="_Toc221711463" w:history="1">
+      <w:hyperlink w:anchor="_Toc221779890" w:history="1">
         <w:r>
           <w:rPr>
             <w:rStyle w:val="Hiperhivatkozs"/>
@@ -1015,7 +1303,7 @@
             <w:noProof/>
             <w:webHidden/>
           </w:rPr>
-          <w:instrText xml:space="preserve"> PAGEREF _Toc221711463 \h </w:instrText>
+          <w:instrText xml:space="preserve"> PAGEREF _Toc221779890 \h </w:instrText>
         </w:r>
         <w:r>
           <w:rPr>
@@ -1035,7 +1323,7 @@
             <w:noProof/>
             <w:webHidden/>
           </w:rPr>
-          <w:t>3</w:t>
+          <w:t>4</w:t>
         </w:r>
         <w:r>
           <w:rPr>
@@ -1057,7 +1345,7 @@
           <w:lang w:eastAsia="hu-HU"/>
         </w:rPr>
       </w:pPr>
-      <w:hyperlink w:anchor="_Toc221711464" w:history="1">
+      <w:hyperlink w:anchor="_Toc221779891" w:history="1">
         <w:r>
           <w:rPr>
             <w:rStyle w:val="Hiperhivatkozs"/>
@@ -1084,7 +1372,7 @@
             <w:noProof/>
             <w:webHidden/>
           </w:rPr>
-          <w:instrText xml:space="preserve"> PAGEREF _Toc221711464 \h </w:instrText>
+          <w:instrText xml:space="preserve"> PAGEREF _Toc221779891 \h </w:instrText>
         </w:r>
         <w:r>
           <w:rPr>
@@ -1104,7 +1392,7 @@
             <w:noProof/>
             <w:webHidden/>
           </w:rPr>
-          <w:t>3</w:t>
+          <w:t>4</w:t>
         </w:r>
         <w:r>
           <w:rPr>
@@ -1133,7 +1421,7 @@
         <w:pStyle w:val="Cm"/>
       </w:pPr>
       <w:bookmarkStart w:id="0" w:name="_Toc220930350"/>
-      <w:bookmarkStart w:id="1" w:name="_Toc221711455"/>
+      <w:bookmarkStart w:id="1" w:name="_Toc221779878"/>
       <w:r>
         <w:lastRenderedPageBreak/>
         <w:t>Bevezetés</w:t>
@@ -1146,7 +1434,7 @@
         <w:pStyle w:val="Cmsor1"/>
       </w:pPr>
       <w:bookmarkStart w:id="2" w:name="_Toc220930351"/>
-      <w:bookmarkStart w:id="3" w:name="_Toc221711456"/>
+      <w:bookmarkStart w:id="3" w:name="_Toc221779879"/>
       <w:r>
         <w:t>Témaválasztás indoklása</w:t>
       </w:r>
@@ -1166,7 +1454,7 @@
         <w:pStyle w:val="Cmsor1"/>
       </w:pPr>
       <w:bookmarkStart w:id="4" w:name="_Toc220930352"/>
-      <w:bookmarkStart w:id="5" w:name="_Toc221711457"/>
+      <w:bookmarkStart w:id="5" w:name="_Toc221779880"/>
       <w:r>
         <w:t>Célkitűzés</w:t>
       </w:r>
@@ -1342,7 +1630,7 @@
       <w:pPr>
         <w:pStyle w:val="Cmsor1"/>
       </w:pPr>
-      <w:bookmarkStart w:id="6" w:name="_Toc221711458"/>
+      <w:bookmarkStart w:id="6" w:name="_Toc221779881"/>
       <w:r>
         <w:t>Oldal különlegességei, elnevezése</w:t>
       </w:r>
@@ -1400,7 +1688,7 @@
         <w:pStyle w:val="Cm"/>
       </w:pPr>
       <w:bookmarkStart w:id="7" w:name="_Toc220930353"/>
-      <w:bookmarkStart w:id="8" w:name="_Toc221711459"/>
+      <w:bookmarkStart w:id="8" w:name="_Toc221779882"/>
       <w:r>
         <w:lastRenderedPageBreak/>
         <w:t>Fejlesztői dokumentáció</w:t>
@@ -1412,7 +1700,7 @@
       <w:pPr>
         <w:pStyle w:val="Cmsor1"/>
       </w:pPr>
-      <w:bookmarkStart w:id="9" w:name="_Toc221711460"/>
+      <w:bookmarkStart w:id="9" w:name="_Toc221779883"/>
       <w:r>
         <w:t>Fejlesztői környezet</w:t>
       </w:r>
@@ -1794,9 +2082,12 @@
         <w:spacing w:after="200"/>
         <w:ind w:left="284"/>
       </w:pPr>
-      <w:bookmarkStart w:id="10" w:name="_Toc221711461"/>
-      <w:r>
-        <w:t>Fejlesztésre használt eszközök</w:t>
+      <w:bookmarkStart w:id="10" w:name="_Toc221779884"/>
+      <w:r>
+        <w:t xml:space="preserve">Fejlesztésre használt </w:t>
+      </w:r>
+      <w:r>
+        <w:t>szoftverek</w:t>
       </w:r>
       <w:bookmarkEnd w:id="10"/>
     </w:p>
@@ -1807,7 +2098,7 @@
           <w:ilvl w:val="0"/>
           <w:numId w:val="8"/>
         </w:numPr>
-        <w:ind w:left="1276"/>
+        <w:ind w:left="993"/>
       </w:pPr>
       <w:r>
         <w:t xml:space="preserve">Visual </w:t>
@@ -1836,7 +2127,7 @@
           <w:ilvl w:val="0"/>
           <w:numId w:val="8"/>
         </w:numPr>
-        <w:ind w:left="1276"/>
+        <w:ind w:left="993"/>
       </w:pPr>
       <w:r>
         <w:t>GitHub (Verziókezelő)</w:t>
@@ -1849,18 +2140,21 @@
           <w:ilvl w:val="0"/>
           <w:numId w:val="8"/>
         </w:numPr>
-        <w:ind w:left="1276"/>
+        <w:ind w:left="993"/>
       </w:pPr>
       <w:proofErr w:type="spellStart"/>
       <w:r>
-        <w:t>WinSCP</w:t>
+        <w:t>Cpanel</w:t>
       </w:r>
       <w:proofErr w:type="spellEnd"/>
       <w:r>
-        <w:t xml:space="preserve"> (</w:t>
-      </w:r>
-      <w:r>
-        <w:t>FTP kapcsolat a webtárhelyre</w:t>
+        <w:t xml:space="preserve"> &gt; Fájlkezelő</w:t>
+      </w:r>
+      <w:r>
+        <w:t xml:space="preserve"> (Webtárhel</w:t>
+      </w:r>
+      <w:r>
+        <w:t>yen belül kódszerkesztés lehetősége</w:t>
       </w:r>
       <w:r>
         <w:t>)</w:t>
@@ -1873,53 +2167,262 @@
           <w:ilvl w:val="0"/>
           <w:numId w:val="8"/>
         </w:numPr>
-        <w:ind w:left="1276"/>
+        <w:ind w:left="993"/>
+      </w:pPr>
+      <w:proofErr w:type="spellStart"/>
+      <w:r>
+        <w:t>WinSCP</w:t>
+      </w:r>
+      <w:proofErr w:type="spellEnd"/>
+      <w:r>
+        <w:t xml:space="preserve"> (</w:t>
+      </w:r>
+      <w:r>
+        <w:t>FTP kapcsolat a webtárhelyre</w:t>
+      </w:r>
+      <w:r>
+        <w:t>)</w:t>
+      </w:r>
+    </w:p>
+    <w:p>
+      <w:pPr>
+        <w:pStyle w:val="Listaszerbekezds"/>
+        <w:numPr>
+          <w:ilvl w:val="0"/>
+          <w:numId w:val="8"/>
+        </w:numPr>
+        <w:ind w:left="993"/>
       </w:pPr>
       <w:r>
         <w:t>Windows 10-11 (Operációs rendszer)</w:t>
       </w:r>
-      <w:bookmarkStart w:id="11" w:name="_GoBack"/>
+    </w:p>
+    <w:p>
+      <w:pPr>
+        <w:pStyle w:val="Cmsor2"/>
+        <w:ind w:left="284"/>
+      </w:pPr>
+      <w:bookmarkStart w:id="11" w:name="_Toc221779885"/>
+      <w:r>
+        <w:t>Munkafolyamat</w:t>
+      </w:r>
       <w:bookmarkEnd w:id="11"/>
     </w:p>
     <w:p>
       <w:pPr>
+        <w:pStyle w:val="Cmsor3"/>
+        <w:ind w:left="567"/>
+      </w:pPr>
+      <w:bookmarkStart w:id="12" w:name="_Toc221779886"/>
+      <w:r>
+        <w:t>Kezdetek</w:t>
+      </w:r>
+      <w:bookmarkEnd w:id="12"/>
+    </w:p>
+    <w:p>
+      <w:pPr>
+        <w:ind w:left="567"/>
+      </w:pPr>
+      <w:r>
+        <w:t xml:space="preserve">A csapatunk kezdetben </w:t>
+      </w:r>
+      <w:proofErr w:type="spellStart"/>
+      <w:r>
+        <w:t>Localhost-on</w:t>
+      </w:r>
+      <w:proofErr w:type="spellEnd"/>
+      <w:r>
+        <w:t xml:space="preserve"> fejlesztette a weboldalt, közös kommunikációval és munkamegosztással. A GitHub segítségével nyomon követtük a munkafolyamatot, hogy mely </w:t>
+      </w:r>
+      <w:r>
+        <w:t xml:space="preserve">fontos </w:t>
+      </w:r>
+      <w:r>
+        <w:t>feladatokat kell elvégezni</w:t>
+      </w:r>
+      <w:r>
+        <w:t xml:space="preserve"> minél hamarabb</w:t>
+      </w:r>
+      <w:r>
+        <w:t xml:space="preserve"> és ezt egy munkanapló.txt-</w:t>
+      </w:r>
+      <w:r>
+        <w:t>ben</w:t>
+      </w:r>
+      <w:r>
+        <w:t xml:space="preserve"> rögzítettük.</w:t>
+      </w:r>
+    </w:p>
+    <w:p>
+      <w:pPr>
+        <w:pStyle w:val="Cmsor3"/>
+        <w:ind w:left="567"/>
+      </w:pPr>
+      <w:bookmarkStart w:id="13" w:name="_Toc221779887"/>
+      <w:r>
+        <w:t>Munkafolyamat</w:t>
+      </w:r>
+      <w:bookmarkEnd w:id="13"/>
+    </w:p>
+    <w:p>
+      <w:pPr>
+        <w:ind w:left="567"/>
+      </w:pPr>
+      <w:r>
+        <w:t>Később a Villám Melót a közösen kiválasztott webtárhelyre feltöltöttük és a munkavégzés része a kialakított FTP fiókokkal történt valós időbeli munkafeltöltéssel</w:t>
+      </w:r>
+      <w:r>
+        <w:t xml:space="preserve"> melyben a </w:t>
+      </w:r>
+      <w:proofErr w:type="spellStart"/>
+      <w:r>
+        <w:t>WinSCP</w:t>
+      </w:r>
+      <w:proofErr w:type="spellEnd"/>
+      <w:r>
+        <w:t xml:space="preserve"> programot használtuk.</w:t>
+      </w:r>
+      <w:r>
+        <w:t xml:space="preserve"> </w:t>
+      </w:r>
+      <w:r>
+        <w:t>E</w:t>
+      </w:r>
+      <w:r>
+        <w:t>kkor előtérbe helyeződött a kommunikáció</w:t>
+      </w:r>
+      <w:r>
+        <w:t>, így a projektünk fejlődése és nyomon követése leginkább szóban történt</w:t>
+      </w:r>
+      <w:r>
+        <w:t>.</w:t>
+      </w:r>
+    </w:p>
+    <w:p>
+      <w:pPr>
+        <w:pStyle w:val="Cmsor2"/>
+        <w:ind w:left="284"/>
+      </w:pPr>
+      <w:bookmarkStart w:id="14" w:name="_Toc221779888"/>
+      <w:r>
+        <w:lastRenderedPageBreak/>
+        <w:t xml:space="preserve">Webtárhely &amp; </w:t>
+      </w:r>
+      <w:proofErr w:type="spellStart"/>
+      <w:r>
+        <w:t>domain</w:t>
+      </w:r>
+      <w:bookmarkEnd w:id="14"/>
+      <w:proofErr w:type="spellEnd"/>
+    </w:p>
+    <w:p>
+      <w:pPr>
+        <w:pStyle w:val="Cmsor3"/>
+        <w:ind w:left="567"/>
+      </w:pPr>
+      <w:r>
+        <w:t>Tárhely választás</w:t>
+      </w:r>
+    </w:p>
+    <w:p>
+      <w:pPr>
+        <w:ind w:left="567"/>
+      </w:pPr>
+      <w:r>
+        <w:t xml:space="preserve">A webtárhely kiválasztásánál közösen döntöttünk, mindenkinek megfelelő helyet választottuk. Csapatunk a </w:t>
+      </w:r>
+      <w:hyperlink r:id="rId11" w:history="1">
+        <w:proofErr w:type="spellStart"/>
+        <w:r>
+          <w:rPr>
+            <w:rStyle w:val="Hiperhivatkozs"/>
+          </w:rPr>
+          <w:t>MagyarHosting</w:t>
+        </w:r>
+      </w:hyperlink>
+      <w:r>
+        <w:t>ot</w:t>
+      </w:r>
+      <w:proofErr w:type="spellEnd"/>
+      <w:r>
+        <w:t xml:space="preserve"> választotta ugyanis mindennek megfelelt számunkra. Igyekeztünk </w:t>
+      </w:r>
+      <w:r>
+        <w:t>minél gazdaságosabban kijönni és az egyik fontos tényező volt, hogy magyar tárhelyre töltsük fel a weboldalunkat.</w:t>
+      </w:r>
+    </w:p>
+    <w:p>
+      <w:pPr>
+        <w:pStyle w:val="Cmsor3"/>
+        <w:ind w:left="567"/>
+      </w:pPr>
+      <w:proofErr w:type="spellStart"/>
+      <w:r>
+        <w:t>Domain</w:t>
+      </w:r>
+      <w:proofErr w:type="spellEnd"/>
+      <w:r>
+        <w:t xml:space="preserve"> név</w:t>
+      </w:r>
+    </w:p>
+    <w:p>
+      <w:pPr>
+        <w:ind w:left="567"/>
+      </w:pPr>
+      <w:r>
+        <w:t>A weboldalunk nevét már a legelején eldöntöttük</w:t>
+      </w:r>
+      <w:r>
+        <w:t>, igyekeztünk a</w:t>
+      </w:r>
+      <w:r>
+        <w:t>z oldal témáját minél jobban átadni</w:t>
+      </w:r>
+      <w:bookmarkStart w:id="15" w:name="_GoBack"/>
+      <w:bookmarkEnd w:id="15"/>
+      <w:r>
+        <w:t>.</w:t>
+      </w:r>
+    </w:p>
+    <w:p>
+      <w:pPr>
         <w:pStyle w:val="Cm"/>
       </w:pPr>
-      <w:bookmarkStart w:id="12" w:name="_Toc220930354"/>
-      <w:bookmarkStart w:id="13" w:name="_Toc221711462"/>
+      <w:bookmarkStart w:id="16" w:name="_Toc220930354"/>
+      <w:bookmarkStart w:id="17" w:name="_Toc221779889"/>
       <w:r>
         <w:t>Felhasználói dokumentáció</w:t>
-      </w:r>
-      <w:bookmarkEnd w:id="12"/>
-      <w:bookmarkEnd w:id="13"/>
-    </w:p>
-    <w:p>
-      <w:pPr>
-        <w:pStyle w:val="Cm"/>
-      </w:pPr>
-      <w:bookmarkStart w:id="14" w:name="_Toc220930355"/>
-      <w:bookmarkStart w:id="15" w:name="_Toc221711463"/>
-      <w:r>
-        <w:t>Összefoglalás</w:t>
-      </w:r>
-      <w:bookmarkEnd w:id="14"/>
-      <w:bookmarkEnd w:id="15"/>
-    </w:p>
-    <w:p>
-      <w:pPr>
-        <w:pStyle w:val="Cm"/>
-      </w:pPr>
-      <w:bookmarkStart w:id="16" w:name="_Toc220930356"/>
-      <w:bookmarkStart w:id="17" w:name="_Toc221711464"/>
-      <w:r>
-        <w:t>Irodalomjegyzék</w:t>
       </w:r>
       <w:bookmarkEnd w:id="16"/>
       <w:bookmarkEnd w:id="17"/>
     </w:p>
+    <w:p>
+      <w:pPr>
+        <w:pStyle w:val="Cm"/>
+      </w:pPr>
+      <w:bookmarkStart w:id="18" w:name="_Toc220930355"/>
+      <w:bookmarkStart w:id="19" w:name="_Toc221779890"/>
+      <w:r>
+        <w:t>Összefoglalás</w:t>
+      </w:r>
+      <w:bookmarkEnd w:id="18"/>
+      <w:bookmarkEnd w:id="19"/>
+    </w:p>
+    <w:p>
+      <w:pPr>
+        <w:pStyle w:val="Cm"/>
+      </w:pPr>
+      <w:bookmarkStart w:id="20" w:name="_Toc220930356"/>
+      <w:bookmarkStart w:id="21" w:name="_Toc221779891"/>
+      <w:r>
+        <w:t>Irodalomjegyzék</w:t>
+      </w:r>
+      <w:bookmarkEnd w:id="20"/>
+      <w:bookmarkEnd w:id="21"/>
+    </w:p>
     <w:sectPr>
-      <w:footerReference w:type="default" r:id="rId11"/>
-      <w:footerReference w:type="first" r:id="rId12"/>
+      <w:footerReference w:type="default" r:id="rId12"/>
+      <w:footerReference w:type="first" r:id="rId13"/>
       <w:pgSz w:w="11906" w:h="16838"/>
       <w:pgMar w:top="1276" w:right="1417" w:bottom="1417" w:left="1417" w:header="708" w:footer="708" w:gutter="0"/>
       <w:pgBorders w:offsetFrom="page">
@@ -2159,7 +2662,7 @@
                 </wp:anchor>
               </w:drawing>
             </mc:Choice>
-            <mc:Fallback xmlns:w16sdtfl="http://schemas.microsoft.com/office/word/2024/wordml/sdtformatlock" xmlns:w16sdtdh="http://schemas.microsoft.com/office/word/2020/wordml/sdtdatahash" xmlns:w16du="http://schemas.microsoft.com/office/word/2023/wordml/word16du" xmlns:w16="http://schemas.microsoft.com/office/word/2018/wordml" xmlns:w16cex="http://schemas.microsoft.com/office/word/2018/wordml/cex" xmlns:oel="http://schemas.microsoft.com/office/2019/extlst">
+            <mc:Fallback xmlns:oel="http://schemas.microsoft.com/office/2019/extlst" xmlns:w16cex="http://schemas.microsoft.com/office/word/2018/wordml/cex" xmlns:w16="http://schemas.microsoft.com/office/word/2018/wordml" xmlns:w16du="http://schemas.microsoft.com/office/word/2023/wordml/word16du" xmlns:w16sdtdh="http://schemas.microsoft.com/office/word/2020/wordml/sdtdatahash" xmlns:w16sdtfl="http://schemas.microsoft.com/office/word/2024/wordml/sdtformatlock">
               <w:pict>
                 <v:group w14:anchorId="53293A81" id="Csoportba foglalás 12" o:spid="_x0000_s1026" style="position:absolute;margin-left:0;margin-top:-8.2pt;width:149.55pt;height:39pt;z-index:-251654144;mso-position-horizontal:center;mso-position-horizontal-relative:margin" coordsize="18995,4953" o:gfxdata="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">
                   <v:oval id="Ellipszis 8" o:spid="_x0000_s1027" style="position:absolute;left:6921;width:4953;height:4953;visibility:visible;mso-wrap-style:square;v-text-anchor:middle" o:gfxdata="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" fillcolor="#764ba2" strokecolor="white [3212]" strokeweight="1pt">
@@ -3637,11 +4140,11 @@
     <w:uiPriority w:val="9"/>
     <w:unhideWhenUsed/>
     <w:qFormat/>
-    <w:rsid w:val="0089430A"/>
+    <w:rsid w:val="00F2489F"/>
     <w:pPr>
       <w:keepNext/>
       <w:keepLines/>
-      <w:spacing w:before="40" w:after="0"/>
+      <w:spacing w:before="600" w:after="100"/>
       <w:outlineLvl w:val="1"/>
     </w:pPr>
     <w:rPr>
@@ -3659,17 +4162,17 @@
     <w:uiPriority w:val="9"/>
     <w:unhideWhenUsed/>
     <w:qFormat/>
-    <w:rsid w:val="002C503A"/>
+    <w:rsid w:val="00F2489F"/>
     <w:pPr>
       <w:keepNext/>
       <w:keepLines/>
-      <w:spacing w:before="40" w:after="0"/>
+      <w:spacing w:before="200" w:after="40"/>
       <w:outlineLvl w:val="2"/>
     </w:pPr>
     <w:rPr>
       <w:rFonts w:asciiTheme="majorHAnsi" w:eastAsiaTheme="majorEastAsia" w:hAnsiTheme="majorHAnsi" w:cstheme="majorBidi"/>
+      <w:i/>
       <w:color w:val="764CA2"/>
-      <w:sz w:val="24"/>
       <w:szCs w:val="24"/>
     </w:rPr>
   </w:style>
@@ -3782,7 +4285,7 @@
     <w:basedOn w:val="Bekezdsalapbettpusa"/>
     <w:link w:val="Cmsor2"/>
     <w:uiPriority w:val="9"/>
-    <w:rsid w:val="0089430A"/>
+    <w:rsid w:val="00F2489F"/>
     <w:rPr>
       <w:rFonts w:asciiTheme="majorHAnsi" w:eastAsiaTheme="majorEastAsia" w:hAnsiTheme="majorHAnsi" w:cstheme="majorBidi"/>
       <w:color w:val="764BA2"/>
@@ -3795,11 +4298,11 @@
     <w:basedOn w:val="Bekezdsalapbettpusa"/>
     <w:link w:val="Cmsor3"/>
     <w:uiPriority w:val="9"/>
-    <w:rsid w:val="002C503A"/>
+    <w:rsid w:val="00F2489F"/>
     <w:rPr>
       <w:rFonts w:asciiTheme="majorHAnsi" w:eastAsiaTheme="majorEastAsia" w:hAnsiTheme="majorHAnsi" w:cstheme="majorBidi"/>
+      <w:i/>
       <w:color w:val="764CA2"/>
-      <w:sz w:val="24"/>
       <w:szCs w:val="24"/>
     </w:rPr>
   </w:style>
@@ -4286,7 +4789,7 @@
 </file>
 
 <file path=customXml/itemProps1.xml><?xml version="1.0" encoding="utf-8"?>
-<ds:datastoreItem xmlns:ds="http://schemas.openxmlformats.org/officeDocument/2006/customXml" ds:itemID="{75D854CF-3C48-4293-949D-726C7B044B46}">
+<ds:datastoreItem xmlns:ds="http://schemas.openxmlformats.org/officeDocument/2006/customXml" ds:itemID="{38EE4C49-E5FF-48F8-A3AE-8096C2EA578F}">
   <ds:schemaRefs>
     <ds:schemaRef ds:uri="http://schemas.openxmlformats.org/officeDocument/2006/bibliography"/>
   </ds:schemaRefs>

--- a/VizsgaRemekDokumentacio(A).docx
+++ b/VizsgaRemekDokumentacio(A).docx
@@ -332,13 +332,8 @@
         <w:spacing w:after="40"/>
         <w:jc w:val="right"/>
       </w:pPr>
-      <w:proofErr w:type="spellStart"/>
-      <w:r>
-        <w:t>Hencsey</w:t>
-      </w:r>
-      <w:proofErr w:type="spellEnd"/>
-      <w:r>
-        <w:t xml:space="preserve"> Dorina</w:t>
+      <w:r>
+        <w:t>Hencsey Dorina</w:t>
       </w:r>
       <w:r>
         <w:t>,</w:t>
@@ -2364,24 +2359,44 @@
       <w:r>
         <w:t xml:space="preserve"> név</w:t>
       </w:r>
-    </w:p>
-    <w:p>
-      <w:pPr>
-        <w:ind w:left="567"/>
-      </w:pPr>
-      <w:r>
-        <w:t>A weboldalunk nevét már a legelején eldöntöttük</w:t>
-      </w:r>
-      <w:r>
-        <w:t>, igyekeztünk a</w:t>
-      </w:r>
-      <w:r>
-        <w:t>z oldal témáját minél jobban átadni</w:t>
-      </w:r>
       <w:bookmarkStart w:id="15" w:name="_GoBack"/>
       <w:bookmarkEnd w:id="15"/>
-      <w:r>
-        <w:t>.</w:t>
+    </w:p>
+    <w:p>
+      <w:pPr>
+        <w:ind w:left="708"/>
+      </w:pPr>
+      <w:r>
+        <w:t xml:space="preserve">Weboldalunk elnevezése később derült ki mint, hogy mit is fog csinálni az oldalunk. </w:t>
+      </w:r>
+      <w:r>
+        <w:t>A</w:t>
+      </w:r>
+      <w:r>
+        <w:t xml:space="preserve"> weboldal céljénak eldöntése után</w:t>
+      </w:r>
+      <w:r>
+        <w:t xml:space="preserve"> </w:t>
+      </w:r>
+      <w:r>
+        <w:t xml:space="preserve">nagyon egyszerűen és hamar </w:t>
+      </w:r>
+      <w:r>
+        <w:t>meghatároztuk</w:t>
+      </w:r>
+      <w:r>
+        <w:t xml:space="preserve">, hogy mi is legyen a neve az oldalunknak. A </w:t>
+      </w:r>
+      <w:proofErr w:type="spellStart"/>
+      <w:r>
+        <w:t>d</w:t>
+      </w:r>
+      <w:r>
+        <w:t>omain</w:t>
+      </w:r>
+      <w:proofErr w:type="spellEnd"/>
+      <w:r>
+        <w:t xml:space="preserve"> egyből arra pontosít mit is nyújt az oldal a felhasználók számára.</w:t>
       </w:r>
     </w:p>
     <w:p>
@@ -2662,7 +2677,7 @@
                 </wp:anchor>
               </w:drawing>
             </mc:Choice>
-            <mc:Fallback xmlns:oel="http://schemas.microsoft.com/office/2019/extlst" xmlns:w16cex="http://schemas.microsoft.com/office/word/2018/wordml/cex" xmlns:w16="http://schemas.microsoft.com/office/word/2018/wordml" xmlns:w16du="http://schemas.microsoft.com/office/word/2023/wordml/word16du" xmlns:w16sdtdh="http://schemas.microsoft.com/office/word/2020/wordml/sdtdatahash" xmlns:w16sdtfl="http://schemas.microsoft.com/office/word/2024/wordml/sdtformatlock">
+            <mc:Fallback xmlns:w16sdtfl="http://schemas.microsoft.com/office/word/2024/wordml/sdtformatlock" xmlns:w16sdtdh="http://schemas.microsoft.com/office/word/2020/wordml/sdtdatahash" xmlns:w16du="http://schemas.microsoft.com/office/word/2023/wordml/word16du" xmlns:w16="http://schemas.microsoft.com/office/word/2018/wordml" xmlns:w16cex="http://schemas.microsoft.com/office/word/2018/wordml/cex" xmlns:oel="http://schemas.microsoft.com/office/2019/extlst">
               <w:pict>
                 <v:group w14:anchorId="53293A81" id="Csoportba foglalás 12" o:spid="_x0000_s1026" style="position:absolute;margin-left:0;margin-top:-8.2pt;width:149.55pt;height:39pt;z-index:-251654144;mso-position-horizontal:center;mso-position-horizontal-relative:margin" coordsize="18995,4953" o:gfxdata="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">
                   <v:oval id="Ellipszis 8" o:spid="_x0000_s1027" style="position:absolute;left:6921;width:4953;height:4953;visibility:visible;mso-wrap-style:square;v-text-anchor:middle" o:gfxdata="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" fillcolor="#764ba2" strokecolor="white [3212]" strokeweight="1pt">
@@ -4789,7 +4804,7 @@
 </file>
 
 <file path=customXml/itemProps1.xml><?xml version="1.0" encoding="utf-8"?>
-<ds:datastoreItem xmlns:ds="http://schemas.openxmlformats.org/officeDocument/2006/customXml" ds:itemID="{38EE4C49-E5FF-48F8-A3AE-8096C2EA578F}">
+<ds:datastoreItem xmlns:ds="http://schemas.openxmlformats.org/officeDocument/2006/customXml" ds:itemID="{5FCA1E95-3024-49E9-BDCE-25491BBB41A4}">
   <ds:schemaRefs>
     <ds:schemaRef ds:uri="http://schemas.openxmlformats.org/officeDocument/2006/bibliography"/>
   </ds:schemaRefs>
